--- a/Arquitectura de Sistemas Computacionales/Kit docente/Clase 8/Guion Docente Clase 8 - Monitoreo optimizacion y CI-CD.docx
+++ b/Arquitectura de Sistemas Computacionales/Kit docente/Clase 8/Guion Docente Clase 8 - Monitoreo optimizacion y CI-CD.docx
@@ -248,7 +248,7 @@
           <w:color w:val="1A1C1D"/>
           <w:sz w:val="32"/>
         </w:rPr>
-        <w:t>Integracion continua: el problema que resuelve, en definicion operativa - diapositiva 9</w:t>
+        <w:t>Apoyo por diapositiva</w:t>
       </w:r>
     </w:p>
     <w:p>
@@ -258,260 +258,474 @@
           <w:color w:val="4A4A49"/>
           <w:sz w:val="22"/>
         </w:rPr>
-        <w:t>Esta clase junta dos temas que parecen distintos y son el mismo asunto en dos momentos: automatizar la verificacion antes de que un cambio llegue a los usuarios, y observar el sistema despues de que llego. El problema que resuelve la integracion continua tiene nombre historico, infierno de integracion: varios desarrolladores trabajan semanas por separado y al juntar el codigo aparecen conflictos y fallas que nadie sabe de donde vienen. Su version cotidiana en un equipo de estudiantes es la frase «en mi maquina funciona». Integracion continua, definida operativamente, es esto: cada vez que alguien sube un cambio al repositorio, un servidor automatico toma el codigo en un entorno limpio, lo construye, le corre las pruebas y avisa en minutos si algo se rompio. El valor no esta en la automatizacion sino en el intervalo de retroalimentacion: encontrar el error tres minutos despues de escribirlo, cuando el autor recuerda que hizo, cuesta una fraccion de hallarlo tres semanas despues en el computador de otra persona. Lo que se califica hoy son 25 de los 100 puntos de la actividad del Corte 2, en cuatro preguntas: 10 puntos el contenido completo del ci.yml, 5 explicar que hace de verdad la construccion y la prueba y con que condicion el pipeline debe fallar, 4 distinguir CI de CD y ubicar hasta donde llego el propio trabajo, y 6 la tabla de senales de monitoreo con umbral. Conviene decir el reparto al abrir la clase, porque las dos preguntas que el grupo subestima, la 8 y la 10, valen juntas mas que el YAML.</w:t>
+        <w:t xml:space="preserve">Todo lo que hay que decir </w:t>
       </w:r>
-    </w:p>
-    <w:p>
-      <w:pPr>
-        <w:spacing w:before="200" w:after="60"/>
-      </w:pPr>
       <w:r>
         <w:rPr>
           <w:b/>
-          <w:color w:val="1A1C1D"/>
-          <w:sz w:val="32"/>
+          <w:color w:val="4A4A49"/>
+          <w:sz w:val="22"/>
         </w:rPr>
-        <w:t>Entrega continua y despliegue continuo: la sigla CD es ambigua - diapositiva 4</w:t>
+        <w:t>esta proyectado</w:t>
       </w:r>
-    </w:p>
-    <w:p>
       <w:r>
         <w:rPr>
           <w:b w:val="0"/>
           <w:color w:val="4A4A49"/>
           <w:sz w:val="22"/>
         </w:rPr>
-        <w:t>La sigla CD es ambigua y ahi esta la confusion que hay que desarmar en el primer minuto. Entrega continua significa que cada cambio que pasa la validacion queda listo para desplegarse, empaquetado y probado, pero un humano decide cuando se aprieta el boton. Despliegue continuo significa que ese ultimo paso tambien es automatico y el cambio llega a produccion sin intervencion. Las dos comparten la sigla CD, no son lo mismo, y ninguna es sinonimo de integracion continua: CI valida, CD entrega o despliega. Se puede tener CI sin nada de CD, y es lo que se construye hoy porque el curso no usa infraestructura de pago ni pide tarjeta de credito. El pipeline llega hasta «listo para desplegar» y la etapa final imprime un mensaje y publica un artefacto en lugar de subir a un servidor real. Hay que decirlo explicito: lo simulado es el ultimo paso, no el pipeline; todo lo anterior es real y ejecutable. Y hay que anunciar como se califica esa frontera, porque es contraintuitivo para el estudiante que cree que reconocer un limite es admitir una carencia: la pregunta 9 SUMA un punto por ubicar correctamente el propio trabajo y decir que llega hasta «listo para desplegar», y DESCUENTA la mitad de la pregunta a quien afirme haber construido CD. La forma tipica del error es tener un paso llamado deploy que solo imprime un mensaje y concluir que ya hay despliegue continuo; el nombre del paso no despliega nada.</w:t>
+        <w:t>. Esta seccion dice que subrayar en cada lamina, no repite su contenido.</w:t>
       </w:r>
     </w:p>
     <w:p>
-      <w:pPr>
-        <w:spacing w:before="200" w:after="60"/>
-      </w:pPr>
       <w:r>
         <w:rPr>
           <w:b/>
-          <w:color w:val="1A1C1D"/>
-          <w:sz w:val="32"/>
+          <w:color w:val="4A4A49"/>
+          <w:sz w:val="22"/>
         </w:rPr>
-        <w:t>GitHub Actions en cinco palabras - diapositiva 5</w:t>
+        <w:t>[Slide 7] Integracion continua: el problema que resuelve, en definicion operativa (1/2)</w:t>
       </w:r>
-    </w:p>
-    <w:p>
       <w:r>
         <w:rPr>
           <w:b w:val="0"/>
           <w:color w:val="4A4A49"/>
           <w:sz w:val="22"/>
         </w:rPr>
-        <w:t>GitHub Actions es la herramienta del dia porque es gratis, corre en el navegador y produce evidencia verificable. Su vocabulario tiene cinco palabras. Un workflow es un archivo YAML en la carpeta .github/workflows; el nombre es libre y ci.yml es la convencion. El evento o disparador declara cuando corre: on push para cada subida, on pull_request para cada propuesta de cambio, workflow_dispatch para un boton manual, schedule para una hora fija. Un job es un conjunto de pasos que corre en un runner, una maquina virtual limpia que se crea para esa ejecucion y se destruye al terminar. Un step es un comando o el uso de una action, unidad reutilizable publicada por otros. Que el runner sea limpio y efimero es el punto pedagogico central: demuestra que la construccion no depende de nada instalado a mano en el portatil de nadie. Advertencias: el YAML se indenta con espacios y nunca con tabulaciones, causa numero uno de un pipeline que no arranca; y en el nivel gratuito los repositorios publicos tienen minutos ilimitados mientras los privados tienen una cuota del orden de 2000 minutos al mes, cifra que conviene confirmar en la pagina de facturacion porque el proveedor la cambia.</w:t>
+        <w:t xml:space="preserve"> — 4 vinetas.</w:t>
       </w:r>
     </w:p>
     <w:p>
       <w:pPr>
-        <w:spacing w:before="200" w:after="60"/>
+        <w:pStyle w:val="ListBullet2"/>
       </w:pPr>
-      <w:r>
-        <w:rPr>
-          <w:b/>
-          <w:color w:val="1A1C1D"/>
-          <w:sz w:val="32"/>
-        </w:rPr>
-        <w:t>Los tres bloques que la pregunta 7 califica, y el orden de los pasos - diapositiva 5</w:t>
-      </w:r>
-    </w:p>
-    <w:p>
       <w:r>
         <w:rPr>
           <w:b w:val="0"/>
           <w:color w:val="4A4A49"/>
           <w:sz w:val="22"/>
         </w:rPr>
-        <w:t>La pregunta 7 no pide «un workflow»: pide tres bloques nombrados y tres pasos en orden, y el reparto de sus 10 puntos hay que dictarlo tal cual porque decide como se estudia. Dos puntos son los DISPARADORES, es decir la clave on, y basta con on push y pull_request bien escritos. Un punto y medio es el ENTORNO de ejecucion, la clave runs-on, tipicamente ubuntu-latest; es el bloque que el estudiante omite mas y el mas facil de recuperar. Cuatro puntos, casi la mitad, son los tres PASOS presentes y en ORDEN: construccion, prueba y despliegue simulado. El orden no es capricho ni estetica: probar antes de construir no prueba el artefacto que se va a entregar, y desplegar antes de probar es exactamente lo que la integracion continua existe para impedir. Un punto y medio adicional es que el paso de despliegue este ROTULADO como simulado y no prometa un despliegue real; con escribir «Despliegue SIMULADO (no despliega a ningun servidor)» en el nombre del paso se cumple. Y un punto es la coherencia con el Dockerfile del Corte 1: la misma imagen y el mismo puerto, es decir cloudlite-api con su etiqueta 0.1.0 y el 8080 del EXPOSE de la Clase 3. Falta la sancion, que conviene anunciar dos veces: la pregunta vale CERO completa si aparece un secreto escrito en claro dentro del YAML, sin importar lo bien que este el resto. Es la misma politica que el estudiante escribio en la pregunta 3 del Corte 2, y esta es la clase donde se comprueba si la cumple.</w:t>
+        <w:t>Conviene decir el reparto al abrir la clase, porque las dos preguntas que el grupo subestima, la 8 y la 10, valen juntas mas que el YAML.</w:t>
       </w:r>
     </w:p>
     <w:p>
-      <w:pPr>
-        <w:spacing w:before="200" w:after="60"/>
-      </w:pPr>
       <w:r>
         <w:rPr>
           <w:b/>
-          <w:color w:val="1A1C1D"/>
-          <w:sz w:val="32"/>
+          <w:color w:val="4A4A49"/>
+          <w:sz w:val="22"/>
         </w:rPr>
-        <w:t>Monitorear y observar: la segunda mitad cambia de lado - diapositiva 6</w:t>
+        <w:t>[Slide 8] Integracion continua: el problema que resuelve, en definicion operativa (2/2)</w:t>
       </w:r>
-    </w:p>
-    <w:p>
       <w:r>
         <w:rPr>
           <w:b w:val="0"/>
           <w:color w:val="4A4A49"/>
           <w:sz w:val="22"/>
         </w:rPr>
-        <w:t>La segunda mitad de la clase cambia de lado: ya no se trata de validar antes, sino de saber que pasa despues. Monitorear es vigilar indicadores decididos de antemano; observabilidad es la capacidad de responder preguntas nuevas sobre el sistema a partir de lo que el sistema emite, sin agregar codigo por cada duda. Se apoya en tres tipos de senal. Las metricas son numeros medidos en el tiempo, baratas porque se agregan, y detectan que algo cambio. Los logs, o registros, son eventos discretos con contexto, caros en volumen, y explican por que cambio. Las trazas siguen el recorrido de una sola peticion por varios servicios y son necesarias porque la Clase 4 convirtio el sistema en distribuido: cuando la peticion pasa por la API y por el servicio de notificaciones, saber cual de los dos tardo es imposible con metricas agregadas. La distincion entre metrica y registro no es teorica hoy: la pregunta 10 da un punto por que al menos una de las senales listadas sea un REGISTRO y no una metrica numerica, es decir algo que se escribe para poder reconstruir que paso despues. La practica minima documentable es el log estructurado: cada linea es un objeto con campos fijos como fecha, nivel, identificador de peticion, ruta, codigo de estado y duracion en milisegundos. Con ese identificador propagado entre servicios se reconstruye el recorrido: una traza pobre, pero real.</w:t>
+        <w:t xml:space="preserve"> — 3 vinetas.</w:t>
       </w:r>
     </w:p>
     <w:p>
-      <w:pPr>
-        <w:spacing w:before="200" w:after="60"/>
-      </w:pPr>
       <w:r>
         <w:rPr>
           <w:b/>
-          <w:color w:val="1A1C1D"/>
-          <w:sz w:val="32"/>
+          <w:color w:val="4A4A49"/>
+          <w:sz w:val="22"/>
         </w:rPr>
-        <w:t>Las cuatro senales de oro, con definicion operativa - diapositiva 6</w:t>
+        <w:t>[Slide 9] Entrega continua y despliegue continuo: la sigla CD es ambigua (1/2)</w:t>
       </w:r>
-    </w:p>
-    <w:p>
       <w:r>
         <w:rPr>
           <w:b w:val="0"/>
           <w:color w:val="4A4A49"/>
           <w:sz w:val="22"/>
         </w:rPr>
-        <w:t>Las cuatro senales de oro son latencia, trafico, errores y saturacion, y cada una necesita definicion operativa. Trafico es cuanta demanda llega, en peticiones por segundo o por minuto. Errores es la proporcion de peticiones que fallan, tipicamente el porcentaje de respuestas 5xx; conviene expresarlo como disponibilidad, y aqui hay aritmetica que el docente debe citar: 99,9 por ciento equivale a unos 43 minutos de indisponibilidad al mes y 99,99 por ciento a unos 4 minutos, lo cual no es convencion sino calculo sobre los 43.200 minutos de un mes de treinta dias. Saturacion es que tan cerca esta el recurso mas escaso de su limite: CPU, memoria, disco o, en la mayoria de las APIs reales, las conexiones libres del pool de la base de datos; la convencion es alertar cuando un recurso pasa del 70 u 80 por ciento sostenido, y es convencion, no ley. Latencia merece explicacion aparte porque introduce el percentil, el valor por debajo del cual cae un porcentaje dado de las mediciones: si el p95 de la API es 300 milisegundos, 95 de cada 100 peticiones respondieron en 300 milisegundos o menos y 5 tardaron mas. Es mas honesto que el promedio, y el ejemplo lo prueba: 99 peticiones de 50 milisegundos y una de 5 segundos dan un promedio de 99 milisegundos, que parece excelente, mientras el p99 es 5 segundos y corresponde a un usuario mirando una pantalla congelada.</w:t>
+        <w:t xml:space="preserve"> — 6 vinetas.</w:t>
       </w:r>
     </w:p>
     <w:p>
       <w:pPr>
-        <w:spacing w:before="200" w:after="60"/>
+        <w:pStyle w:val="ListBullet2"/>
       </w:pPr>
-      <w:r>
-        <w:rPr>
-          <w:b/>
-          <w:color w:val="1A1C1D"/>
-          <w:sz w:val="32"/>
-        </w:rPr>
-        <w:t>La tabla de senales de la pregunta 10, con sus tres columnas exactas - diapositiva 6</w:t>
-      </w:r>
-    </w:p>
-    <w:p>
       <w:r>
         <w:rPr>
           <w:b w:val="0"/>
           <w:color w:val="4A4A49"/>
           <w:sz w:val="22"/>
         </w:rPr>
-        <w:t>El entregable de la segunda mitad es una tabla de entre 4 y 6 filas, y el formato que califica la pregunta 10 tiene TRES columnas cuyos nombres hay que dictar: «Senal», «Que se mide en MI dominio» y «Umbral u objetivo». El reparto de sus 6 puntos es un punto por senal bien formada con su umbral hasta la cuarta, hasta un punto adicional entre las senales quinta y sexta, y un punto por que al menos una sea un registro. La regla que decide la mitad de la nota se dice en una frase: una senal sin umbral NO SUMA, aunque este bien elegida. «Medimos la latencia» no permite decidir nada; «el listado de disponibilidad debe responder en menos de 400 milisegundos y si pasa de 800 se revisa» si, porque define cuando hay que actuar. El umbral puede ser discutible, y hay que decir que se acepta discutible: lo que no puede es faltar. La segunda columna tambien se califica: se descuenta si las senales no se refieren a operaciones del dominio propio, asi que «el sistema» no es una respuesta y «el listado de disponibilidad de canchas» o «el registro de una reserva» si. Una tabla de referencia para CloudLite, que el docente puede llenar en vivo: latencia p95 del inicio de sesion y del listado principal, con objetivo bajo 300 milisegundos; peticiones por minuto en la hora pico, con un valor esperado que sirva de linea base; porcentaje de respuestas 5xx, con alerta sobre el 1 por ciento sostenido; uso del pool de conexiones, con alerta sobre el 80 por ciento; y la fila que casi nadie escribe y vale un punto, un REGISTRO: el log estructurado de cada reserva rechazada y de cada intento de inicio de sesion fallido, con identificador de peticion, ruta y codigo, cuyo umbral es un evento observable, por ejemplo mas de cinco fallos del mismo usuario en diez minutos se revisa. Conviene proyectar esa fila y decir «esta es la que falta en el 80 por ciento de las entregas». Falta una advertencia de formato: en clase vale la pena preguntar siempre que se HACE cuando se cruza el umbral, porque es lo que convierte una lista de metricas en un plan de operacion, pero ese «que se hace» NO es una cuarta columna de la respuesta; se escribe dentro del umbral, como en el ejemplo del listado. Ahi entra la optimizacion de la segunda mitad del tema: paginar, con veinte a cincuenta elementos por pagina, porque un endpoint que devuelve cincuenta mil registros es problema de latencia y de memoria; indexar la columna por la que se filtra, porque sin indice el motor recorre la tabla completa; cachear lecturas repetidas, donde una tasa de acierto del 90 por ciento significa que nueve de cada diez lecturas no llegan a la base; y limitar la tasa de peticiones, el control de denegacion de servicio de la Clase 6.</w:t>
+        <w:t>Hay que decirlo explicito: lo simulado es el ultimo paso, no el pipeline; todo lo anterior es real y ejecutable.</w:t>
       </w:r>
     </w:p>
     <w:p>
-      <w:pPr>
-        <w:spacing w:before="200" w:after="60"/>
-      </w:pPr>
       <w:r>
         <w:rPr>
           <w:b/>
-          <w:color w:val="1A1C1D"/>
-          <w:sz w:val="32"/>
+          <w:color w:val="4A4A49"/>
+          <w:sz w:val="22"/>
         </w:rPr>
-        <w:t>El pipeline del stub de CloudLite, paso por paso - diapositiva 7</w:t>
+        <w:t>[Slide 10] Entrega continua y despliegue continuo: la sigla CD es ambigua (2/2)</w:t>
       </w:r>
-    </w:p>
-    <w:p>
       <w:r>
         <w:rPr>
           <w:b w:val="0"/>
           <w:color w:val="4A4A49"/>
           <w:sz w:val="22"/>
         </w:rPr>
-        <w:t>El ejemplo concreto es el pipeline del stub de CloudLite, que ya existe desde la Clase 3 como Dockerfile y contenedor, y la diapositiva del ci.yml es el molde que se puede copiar. El workflow se dispara en push y en pull_request. Un job corre en ubuntu-latest y hace, en este orden: descargar el codigo con la action de checkout, instalar el runtime con la action de setup del lenguaje, un paso Construir que instala dependencias y ejecuta docker build con la imagen etiquetada, un paso Probar que corre las pruebas, y un paso final rotulado como despliegue simulado que imprime la etiqueta de version y publica un artefacto, un archivo que queda guardado junto a la corrida. Que docker build forme parte de la construccion tiene un valor extra que conviene senalar: comprueba en cada cambio que el Dockerfile sigue siendo valido, que es una de las cosas que se rompen en silencio. La evidencia del entregable es doble: el archivo ci.yml en el repositorio y la captura de una corrida en verde con los nombres de los pasos visibles; si Actions falla por cuota o por red se acepta el YAML con la explicacion paso por paso, pero eso es plan B y hay que decir que lo es.</w:t>
+        <w:t xml:space="preserve"> — 2 vinetas.</w:t>
       </w:r>
     </w:p>
     <w:p>
-      <w:pPr>
-        <w:spacing w:before="200" w:after="60"/>
-      </w:pPr>
       <w:r>
         <w:rPr>
           <w:b/>
-          <w:color w:val="1A1C1D"/>
-          <w:sz w:val="32"/>
+          <w:color w:val="4A4A49"/>
+          <w:sz w:val="22"/>
         </w:rPr>
-        <w:t>La condicion de fallo: la pregunta que separa un CI de una decoracion verde - diapositiva 7</w:t>
+        <w:t>[Slide 11] GitHub Actions en cinco palabras (1/2)</w:t>
       </w:r>
-    </w:p>
-    <w:p>
       <w:r>
         <w:rPr>
           <w:b w:val="0"/>
           <w:color w:val="4A4A49"/>
           <w:sz w:val="22"/>
         </w:rPr>
-        <w:t>La pregunta 8 vale 5 puntos y no pregunta por CI en general: pregunta por el ci.yml del estudiante, en tres campos. Uno y medio, que se compila o se instala. Uno y medio, que se ejecuta en la prueba y que comprueba exactamente. Y dos puntos, el corazon de la pregunta, con que condicion el pipeline debe FALLAR. Ese ultimo campo vale CERO si el pipeline no puede fallar nunca, y hay que explicar por que no es una crueldad de la rubrica: un workflow cuyo unico paso imprime un mensaje de exito siempre sale verde, y un check que siempre sale verde no aporta ninguna informacion; es una decoracion. La forma de responderlo es una prueba mental que el docente debe hacer en voz alta y en vivo: que error tendria que introducir yo en el codigo para que este pipeline lo detecte. Si la respuesta no aparece en diez segundos, el pipeline no valida nada todavia. Aqui es donde aparece la pregunta previsible del grupo, y hay que salir a su encuentro: para que escribir pruebas de un stub que casi no hace nada. La respuesta es que una sola prueba que verifique que el endpoint /health responde 200 detecta la clase de error mas costosa en operacion, que la aplicacion ya no arranca; y con eso la condicion de fallo se escribe sola: el check sale rojo si /health deja de responder 200, si falta una dependencia declarada o si el docker build no compila. Conviene romper el pipeline a proposito en la demo, porque un check rojo proyectado ensena mas que el parrafo anterior.</w:t>
+        <w:t xml:space="preserve"> — 6 vinetas.</w:t>
       </w:r>
     </w:p>
     <w:p>
-      <w:pPr>
-        <w:spacing w:before="200" w:after="60"/>
-      </w:pPr>
       <w:r>
         <w:rPr>
           <w:b/>
-          <w:color w:val="1A1C1D"/>
-          <w:sz w:val="32"/>
+          <w:color w:val="4A4A49"/>
+          <w:sz w:val="22"/>
         </w:rPr>
-        <w:t>Donde se ejecuta de verdad la politica de secretos de la Clase 6 - diapositiva 7</w:t>
+        <w:t>[Slide 12] GitHub Actions en cinco palabras (2/2)</w:t>
       </w:r>
-    </w:p>
-    <w:p>
       <w:r>
         <w:rPr>
           <w:b w:val="0"/>
           <w:color w:val="4A4A49"/>
           <w:sz w:val="22"/>
         </w:rPr>
-        <w:t>El pipeline es tambien donde se ejecuta de verdad la politica de secretos escrita en la Clase 6. Los valores sensibles se guardan en el repositorio bajo Settings, Secrets and variables, Actions; el workflow los referencia por nombre y la plataforma los inyecta como variables de entorno solo durante la corrida. Dos detalles evitan sustos. La plataforma enmascara los secretos en el registro de salida, pero enmascarar no es impedir la fuga: si un paso imprime el valor transformado, por ejemplo codificado, sale en claro; la regla es no imprimir secretos nunca. Y por diseno los secretos no se entregan a las corridas disparadas por un pull_request que viene de un fork, para que un extrano no pueda proponer un cambio que los imprima. La consecuencia practica es que la validacion de un cambio externo no puede depender de credenciales, y por eso las pruebas del stub deben correr sin acceso a servicios reales, con valores ficticios o un doble simulado. Y el recordatorio de calificacion: un secreto en claro en el YAML no descuenta, anula la pregunta 7 entera.</w:t>
+        <w:t xml:space="preserve"> — 3 vinetas.</w:t>
       </w:r>
     </w:p>
     <w:p>
-      <w:pPr>
-        <w:spacing w:before="200" w:after="60"/>
-      </w:pPr>
       <w:r>
         <w:rPr>
           <w:b/>
-          <w:color w:val="1A1C1D"/>
-          <w:sz w:val="32"/>
+          <w:color w:val="4A4A49"/>
+          <w:sz w:val="22"/>
         </w:rPr>
-        <w:t>Preguntas frecuentes del grupo - diapositiva 6</w:t>
+        <w:t>[Slide 13] Los tres bloques que la pregunta 7 califica, y el orden de los pasos (1/2)</w:t>
       </w:r>
-    </w:p>
-    <w:p>
       <w:r>
         <w:rPr>
           <w:b w:val="0"/>
           <w:color w:val="4A4A49"/>
           <w:sz w:val="22"/>
         </w:rPr>
-        <w:t>Cuatro que aparecen todos los semestres. «Si no tenemos usuarios reales, que monitoreamos?» El entregable es el plan, no los datos: la pregunta pide que senales observaria en una produccion hipotetica, con sus umbrales. Y algo si es real: el chequeo de salud que consulta el balanceador de la Clase 7 ya es monitoreo, y el check de Actions ya es una senal de que el sistema construye. «De donde saco los umbrales si nunca he medido?» De tres fuentes legitimas, y conviene nombrarlas: una convencion del oficio citada como tal, por ejemplo 300 milisegundos de p95 o el 80 por ciento de saturacion; una expectativa del usuario redactada en el dominio, por ejemplo que una reserva no tarde mas de dos segundos; o una aritmetica de servilleta a partir del escenario de carga, que es justamente lo que se formaliza en la Clase 12. Un umbral justificado asi vale, aunque despues la medicion lo corrija. «Mi proyecto no tiene pruebas automatizadas, que pongo en el paso Probar?» Una prueba, aunque sea una: que el proceso arranca y que /health responde 200. Es preferible una prueba real y pequena a tres pruebas inventadas que no se ejecutan, porque la pregunta 8 evalua si el pipeline puede fallar. «Puedo poner solo metricas numericas?» No sin perder un punto: al menos una senal tiene que ser un registro. La mas facil de justificar es el log de los rechazos de negocio del propio dominio, que ademas es la unica forma de contestar despues por que se rechazo una operacion concreta.</w:t>
+        <w:t xml:space="preserve"> — 5 vinetas.</w:t>
       </w:r>
     </w:p>
     <w:p>
-      <w:pPr>
-        <w:spacing w:before="200" w:after="60"/>
-      </w:pPr>
       <w:r>
         <w:rPr>
           <w:b/>
-          <w:color w:val="1A1C1D"/>
-          <w:sz w:val="32"/>
+          <w:color w:val="4A4A49"/>
+          <w:sz w:val="22"/>
         </w:rPr>
-        <w:t>Errores tipicos del docente que no domina el tema</w:t>
+        <w:t>[Slide 14] Los tres bloques que la pregunta 7 califica, y el orden de los pasos (2/2)</w:t>
       </w:r>
-    </w:p>
-    <w:p>
       <w:r>
         <w:rPr>
           <w:b w:val="0"/>
           <w:color w:val="4A4A49"/>
           <w:sz w:val="22"/>
         </w:rPr>
-        <w:t>El primero es presentar CI y CD como sinonimos intercambiables y hablar de «hacer CI/CD» sin separar que valida, que entrega y que despliega. La consecuencia aguas abajo es que el estudiante cree que su workflow puso la aplicacion en produccion, describe en el informe un despliegue que no existe y en la sustentacion de la Clase 15 defiende una capacidad operativa que no puede demostrar; en la pregunta 9 eso es la mitad de la nota. El segundo es proyectar un workflow incompleto, con checkout, setup y una prueba, y darlo por hecho. Le faltan los dos pasos que valen mas: la construccion y el despliegue simulado rotulado. Si el docente no proyecta los tres pasos en orden, el grupo entrega dos y pierde parte de los 4 puntos del orden mas el punto y medio del rotulo. El tercero es no romper nunca el pipeline en clase. La condicion de fallo son 2 puntos y es el criterio central de la pregunta 8; un check rojo proyectado durante sesenta segundos ensena lo que ningun parrafo consigue, y sin ese momento medio salon entrega «el pipeline falla si hay un error», que no dice nada. El cuarto es dejar la tabla de monitoreo como una lista de palabras sueltas, latencia, errores, CPU, sin umbral, sin unidad y sin atarla a una operacion del dominio; cuando eso pasa la seccion de monitoreo no dice nada, la Clase 12 no tiene contra que comparar los resultados de la prueba de carga y la politica de autoescalado de la Clase 13 se inventa un disparador sin ninguna medida que lo sustente. Y el quinto, el mas silencioso: olvidar la fila de registro. Es un punto de los 6, esta escrito en la rubrica, y no se recupera en ninguna otra pregunta.</w:t>
+        <w:t xml:space="preserve"> — 4 vinetas.</w:t>
+      </w:r>
+    </w:p>
+    <w:p>
+      <w:r>
+        <w:rPr>
+          <w:b/>
+          <w:color w:val="4A4A49"/>
+          <w:sz w:val="22"/>
+        </w:rPr>
+        <w:t>[Slide 15] Monitorear y observar: la segunda mitad cambia de lado (1/2)</w:t>
+      </w:r>
+      <w:r>
+        <w:rPr>
+          <w:b w:val="0"/>
+          <w:color w:val="4A4A49"/>
+          <w:sz w:val="22"/>
+        </w:rPr>
+        <w:t xml:space="preserve"> — 6 vinetas.</w:t>
+      </w:r>
+    </w:p>
+    <w:p>
+      <w:r>
+        <w:rPr>
+          <w:b/>
+          <w:color w:val="4A4A49"/>
+          <w:sz w:val="22"/>
+        </w:rPr>
+        <w:t>[Slide 16] Monitorear y observar: la segunda mitad cambia de lado (2/2)</w:t>
+      </w:r>
+      <w:r>
+        <w:rPr>
+          <w:b w:val="0"/>
+          <w:color w:val="4A4A49"/>
+          <w:sz w:val="22"/>
+        </w:rPr>
+        <w:t xml:space="preserve"> — 3 vinetas.</w:t>
+      </w:r>
+    </w:p>
+    <w:p>
+      <w:r>
+        <w:rPr>
+          <w:b/>
+          <w:color w:val="4A4A49"/>
+          <w:sz w:val="22"/>
+        </w:rPr>
+        <w:t>[Slide 17] Las cuatro senales de oro, con definicion operativa</w:t>
+      </w:r>
+      <w:r>
+        <w:rPr>
+          <w:b w:val="0"/>
+          <w:color w:val="4A4A49"/>
+          <w:sz w:val="22"/>
+        </w:rPr>
+        <w:t xml:space="preserve"> — 7 vinetas.</w:t>
+      </w:r>
+    </w:p>
+    <w:p>
+      <w:pPr>
+        <w:pStyle w:val="ListBullet2"/>
+      </w:pPr>
+      <w:r>
+        <w:rPr>
+          <w:b w:val="0"/>
+          <w:color w:val="4A4A49"/>
+          <w:sz w:val="22"/>
+        </w:rPr>
+        <w:t>Errores es la proporcion de peticiones que fallan, tipicamente el porcentaje de respuestas 5xx; conviene expresarlo como disponibilidad, y aqui hay aritmetica que el docente debe citar: 99,9 por ciento equivale a unos 43 minutos de indisponibilidad al mes y 99,99 por ciento a unos 4 minutos, lo cual no es convencion sino calculo sobre los 43.200 minutos de un mes de treinta dias.</w:t>
+      </w:r>
+    </w:p>
+    <w:p>
+      <w:r>
+        <w:rPr>
+          <w:b/>
+          <w:color w:val="4A4A49"/>
+          <w:sz w:val="22"/>
+        </w:rPr>
+        <w:t>[Slide 18] La tabla de senales de la pregunta 10, con sus tres columnas exactas (1/2)</w:t>
+      </w:r>
+      <w:r>
+        <w:rPr>
+          <w:b w:val="0"/>
+          <w:color w:val="4A4A49"/>
+          <w:sz w:val="22"/>
+        </w:rPr>
+        <w:t xml:space="preserve"> — 7 vinetas.</w:t>
+      </w:r>
+    </w:p>
+    <w:p>
+      <w:pPr>
+        <w:pStyle w:val="ListBullet2"/>
+      </w:pPr>
+      <w:r>
+        <w:rPr>
+          <w:b w:val="0"/>
+          <w:color w:val="4A4A49"/>
+          <w:sz w:val="22"/>
+        </w:rPr>
+        <w:t>Una tabla de referencia para CloudLite, que el docente puede llenar en vivo: latencia p95 del inicio de sesion y del listado principal, con objetivo bajo 300 milisegundos; peticiones por minuto en la hora pico, con un valor esperado que sirva de linea base; porcentaje de respuestas 5xx, con alerta sobre el 1 por ciento sostenido; uso del pool de conexiones, con alerta sobre el 80 por ciento; y la fila que casi nadie escribe y vale un punto, un REGISTRO: el log estructurado de cada reserva rechazada y de cada intento de inicio de sesion fallido, con identificador de peticion, ruta y codigo, cuyo umbral es un evento observable, por ejemplo mas de cinco fallos del mismo usuario en diez minutos se revisa.</w:t>
+      </w:r>
+    </w:p>
+    <w:p>
+      <w:pPr>
+        <w:pStyle w:val="ListBullet2"/>
+      </w:pPr>
+      <w:r>
+        <w:rPr>
+          <w:b w:val="0"/>
+          <w:color w:val="4A4A49"/>
+          <w:sz w:val="22"/>
+        </w:rPr>
+        <w:t>Conviene proyectar esa fila y decir «esta es la que falta en el 80 por ciento de las entregas».</w:t>
+      </w:r>
+    </w:p>
+    <w:p>
+      <w:r>
+        <w:rPr>
+          <w:b/>
+          <w:color w:val="4A4A49"/>
+          <w:sz w:val="22"/>
+        </w:rPr>
+        <w:t>[Slide 19] La tabla de senales de la pregunta 10, con sus tres columnas exactas (2/2)</w:t>
+      </w:r>
+      <w:r>
+        <w:rPr>
+          <w:b w:val="0"/>
+          <w:color w:val="4A4A49"/>
+          <w:sz w:val="22"/>
+        </w:rPr>
+        <w:t xml:space="preserve"> — 5 vinetas.</w:t>
+      </w:r>
+    </w:p>
+    <w:p>
+      <w:r>
+        <w:rPr>
+          <w:b/>
+          <w:color w:val="4A4A49"/>
+          <w:sz w:val="22"/>
+        </w:rPr>
+        <w:t>[Slide 20] El pipeline del stub de CloudLite, paso por paso (1/2)</w:t>
+      </w:r>
+      <w:r>
+        <w:rPr>
+          <w:b w:val="0"/>
+          <w:color w:val="4A4A49"/>
+          <w:sz w:val="22"/>
+        </w:rPr>
+        <w:t xml:space="preserve"> — 5 vinetas.</w:t>
+      </w:r>
+    </w:p>
+    <w:p>
+      <w:r>
+        <w:rPr>
+          <w:b/>
+          <w:color w:val="4A4A49"/>
+          <w:sz w:val="22"/>
+        </w:rPr>
+        <w:t>[Slide 21] El pipeline del stub de CloudLite, paso por paso (2/2)</w:t>
+      </w:r>
+      <w:r>
+        <w:rPr>
+          <w:b w:val="0"/>
+          <w:color w:val="4A4A49"/>
+          <w:sz w:val="22"/>
+        </w:rPr>
+        <w:t xml:space="preserve"> — 3 vinetas.</w:t>
+      </w:r>
+    </w:p>
+    <w:p>
+      <w:r>
+        <w:rPr>
+          <w:b/>
+          <w:color w:val="4A4A49"/>
+          <w:sz w:val="22"/>
+        </w:rPr>
+        <w:t>[Slide 22] La condicion de fallo: la pregunta que separa un CI de una decoracion verde (1/2)</w:t>
+      </w:r>
+      <w:r>
+        <w:rPr>
+          <w:b w:val="0"/>
+          <w:color w:val="4A4A49"/>
+          <w:sz w:val="22"/>
+        </w:rPr>
+        <w:t xml:space="preserve"> — 6 vinetas.</w:t>
+      </w:r>
+    </w:p>
+    <w:p>
+      <w:pPr>
+        <w:pStyle w:val="ListBullet2"/>
+      </w:pPr>
+      <w:r>
+        <w:rPr>
+          <w:b w:val="0"/>
+          <w:color w:val="4A4A49"/>
+          <w:sz w:val="22"/>
+        </w:rPr>
+        <w:t>La forma de responderlo es una prueba mental que el docente debe hacer en voz alta y en vivo: que error tendria que introducir yo en el codigo para que este pipeline lo detecte.</w:t>
+      </w:r>
+    </w:p>
+    <w:p>
+      <w:pPr>
+        <w:pStyle w:val="ListBullet2"/>
+      </w:pPr>
+      <w:r>
+        <w:rPr>
+          <w:b w:val="0"/>
+          <w:color w:val="4A4A49"/>
+          <w:sz w:val="22"/>
+        </w:rPr>
+        <w:t>Conviene romper el pipeline a proposito en la demo, porque un check rojo proyectado ensena mas que el parrafo anterior.</w:t>
+      </w:r>
+    </w:p>
+    <w:p>
+      <w:r>
+        <w:rPr>
+          <w:b/>
+          <w:color w:val="4A4A49"/>
+          <w:sz w:val="22"/>
+        </w:rPr>
+        <w:t>[Slide 23] La condicion de fallo: la pregunta que separa un CI de una decoracion verde (2/2)</w:t>
+      </w:r>
+      <w:r>
+        <w:rPr>
+          <w:b w:val="0"/>
+          <w:color w:val="4A4A49"/>
+          <w:sz w:val="22"/>
+        </w:rPr>
+        <w:t xml:space="preserve"> — 4 vinetas.</w:t>
+      </w:r>
+    </w:p>
+    <w:p>
+      <w:r>
+        <w:rPr>
+          <w:b/>
+          <w:color w:val="4A4A49"/>
+          <w:sz w:val="22"/>
+        </w:rPr>
+        <w:t>[Slide 24] Donde se ejecuta de verdad la politica de secretos de la Clase 6</w:t>
+      </w:r>
+      <w:r>
+        <w:rPr>
+          <w:b w:val="0"/>
+          <w:color w:val="4A4A49"/>
+          <w:sz w:val="22"/>
+        </w:rPr>
+        <w:t xml:space="preserve"> — 7 vinetas.</w:t>
+      </w:r>
+    </w:p>
+    <w:p>
+      <w:r>
+        <w:rPr>
+          <w:b/>
+          <w:color w:val="4A4A49"/>
+          <w:sz w:val="22"/>
+        </w:rPr>
+        <w:t>[Slide 25] Preguntas frecuentes del grupo (1/2)</w:t>
+      </w:r>
+      <w:r>
+        <w:rPr>
+          <w:b w:val="0"/>
+          <w:color w:val="4A4A49"/>
+          <w:sz w:val="22"/>
+        </w:rPr>
+        <w:t xml:space="preserve"> — 5 vinetas.</w:t>
+      </w:r>
+    </w:p>
+    <w:p>
+      <w:r>
+        <w:rPr>
+          <w:b/>
+          <w:color w:val="4A4A49"/>
+          <w:sz w:val="22"/>
+        </w:rPr>
+        <w:t>[Slide 26] Preguntas frecuentes del grupo (2/2)</w:t>
+      </w:r>
+      <w:r>
+        <w:rPr>
+          <w:b w:val="0"/>
+          <w:color w:val="4A4A49"/>
+          <w:sz w:val="22"/>
+        </w:rPr>
+        <w:t xml:space="preserve"> — 5 vinetas.</w:t>
       </w:r>
     </w:p>
     <w:p>
@@ -652,6 +866,266 @@
           <w:color w:val="4A4A49"/>
           <w:sz w:val="22"/>
         </w:rPr>
+        <w:t>Integracion continua: el problema que resuelve, en definicion operativa (1/2)</w:t>
+      </w:r>
+    </w:p>
+    <w:p>
+      <w:pPr>
+        <w:pStyle w:val="ListNumber"/>
+      </w:pPr>
+      <w:r>
+        <w:rPr>
+          <w:b w:val="0"/>
+          <w:color w:val="4A4A49"/>
+          <w:sz w:val="22"/>
+        </w:rPr>
+        <w:t>Integracion continua: el problema que resuelve, en definicion operativa (2/2)</w:t>
+      </w:r>
+    </w:p>
+    <w:p>
+      <w:pPr>
+        <w:pStyle w:val="ListNumber"/>
+      </w:pPr>
+      <w:r>
+        <w:rPr>
+          <w:b w:val="0"/>
+          <w:color w:val="4A4A49"/>
+          <w:sz w:val="22"/>
+        </w:rPr>
+        <w:t>Entrega continua y despliegue continuo: la sigla CD es ambigua (1/2)</w:t>
+      </w:r>
+    </w:p>
+    <w:p>
+      <w:pPr>
+        <w:pStyle w:val="ListNumber"/>
+      </w:pPr>
+      <w:r>
+        <w:rPr>
+          <w:b w:val="0"/>
+          <w:color w:val="4A4A49"/>
+          <w:sz w:val="22"/>
+        </w:rPr>
+        <w:t>Entrega continua y despliegue continuo: la sigla CD es ambigua (2/2)</w:t>
+      </w:r>
+    </w:p>
+    <w:p>
+      <w:pPr>
+        <w:pStyle w:val="ListNumber"/>
+      </w:pPr>
+      <w:r>
+        <w:rPr>
+          <w:b w:val="0"/>
+          <w:color w:val="4A4A49"/>
+          <w:sz w:val="22"/>
+        </w:rPr>
+        <w:t>GitHub Actions en cinco palabras (1/2)</w:t>
+      </w:r>
+    </w:p>
+    <w:p>
+      <w:pPr>
+        <w:pStyle w:val="ListNumber"/>
+      </w:pPr>
+      <w:r>
+        <w:rPr>
+          <w:b w:val="0"/>
+          <w:color w:val="4A4A49"/>
+          <w:sz w:val="22"/>
+        </w:rPr>
+        <w:t>GitHub Actions en cinco palabras (2/2)</w:t>
+      </w:r>
+    </w:p>
+    <w:p>
+      <w:pPr>
+        <w:pStyle w:val="ListNumber"/>
+      </w:pPr>
+      <w:r>
+        <w:rPr>
+          <w:b w:val="0"/>
+          <w:color w:val="4A4A49"/>
+          <w:sz w:val="22"/>
+        </w:rPr>
+        <w:t>Los tres bloques que la pregunta 7 califica, y el orden de los pasos (1/2)</w:t>
+      </w:r>
+    </w:p>
+    <w:p>
+      <w:pPr>
+        <w:pStyle w:val="ListNumber"/>
+      </w:pPr>
+      <w:r>
+        <w:rPr>
+          <w:b w:val="0"/>
+          <w:color w:val="4A4A49"/>
+          <w:sz w:val="22"/>
+        </w:rPr>
+        <w:t>Los tres bloques que la pregunta 7 califica, y el orden de los pasos (2/2)</w:t>
+      </w:r>
+    </w:p>
+    <w:p>
+      <w:pPr>
+        <w:pStyle w:val="ListNumber"/>
+      </w:pPr>
+      <w:r>
+        <w:rPr>
+          <w:b w:val="0"/>
+          <w:color w:val="4A4A49"/>
+          <w:sz w:val="22"/>
+        </w:rPr>
+        <w:t>Monitorear y observar: la segunda mitad cambia de lado (1/2)</w:t>
+      </w:r>
+    </w:p>
+    <w:p>
+      <w:pPr>
+        <w:pStyle w:val="ListNumber"/>
+      </w:pPr>
+      <w:r>
+        <w:rPr>
+          <w:b w:val="0"/>
+          <w:color w:val="4A4A49"/>
+          <w:sz w:val="22"/>
+        </w:rPr>
+        <w:t>Monitorear y observar: la segunda mitad cambia de lado (2/2)</w:t>
+      </w:r>
+    </w:p>
+    <w:p>
+      <w:pPr>
+        <w:pStyle w:val="ListNumber"/>
+      </w:pPr>
+      <w:r>
+        <w:rPr>
+          <w:b w:val="0"/>
+          <w:color w:val="4A4A49"/>
+          <w:sz w:val="22"/>
+        </w:rPr>
+        <w:t>Las cuatro senales de oro, con definicion operativa</w:t>
+      </w:r>
+    </w:p>
+    <w:p>
+      <w:pPr>
+        <w:pStyle w:val="ListNumber"/>
+      </w:pPr>
+      <w:r>
+        <w:rPr>
+          <w:b w:val="0"/>
+          <w:color w:val="4A4A49"/>
+          <w:sz w:val="22"/>
+        </w:rPr>
+        <w:t>La tabla de senales de la pregunta 10, con sus tres columnas exactas (1/2)</w:t>
+      </w:r>
+    </w:p>
+    <w:p>
+      <w:pPr>
+        <w:pStyle w:val="ListNumber"/>
+      </w:pPr>
+      <w:r>
+        <w:rPr>
+          <w:b w:val="0"/>
+          <w:color w:val="4A4A49"/>
+          <w:sz w:val="22"/>
+        </w:rPr>
+        <w:t>La tabla de senales de la pregunta 10, con sus tres columnas exactas (2/2)</w:t>
+      </w:r>
+    </w:p>
+    <w:p>
+      <w:pPr>
+        <w:pStyle w:val="ListNumber"/>
+      </w:pPr>
+      <w:r>
+        <w:rPr>
+          <w:b w:val="0"/>
+          <w:color w:val="4A4A49"/>
+          <w:sz w:val="22"/>
+        </w:rPr>
+        <w:t>El pipeline del stub de CloudLite, paso por paso (1/2)</w:t>
+      </w:r>
+    </w:p>
+    <w:p>
+      <w:pPr>
+        <w:pStyle w:val="ListNumber"/>
+      </w:pPr>
+      <w:r>
+        <w:rPr>
+          <w:b w:val="0"/>
+          <w:color w:val="4A4A49"/>
+          <w:sz w:val="22"/>
+        </w:rPr>
+        <w:t>El pipeline del stub de CloudLite, paso por paso (2/2)</w:t>
+      </w:r>
+    </w:p>
+    <w:p>
+      <w:pPr>
+        <w:pStyle w:val="ListNumber"/>
+      </w:pPr>
+      <w:r>
+        <w:rPr>
+          <w:b w:val="0"/>
+          <w:color w:val="4A4A49"/>
+          <w:sz w:val="22"/>
+        </w:rPr>
+        <w:t>La condicion de fallo: la pregunta que separa un CI de una decoracion verde (1/2)</w:t>
+      </w:r>
+    </w:p>
+    <w:p>
+      <w:pPr>
+        <w:pStyle w:val="ListNumber"/>
+      </w:pPr>
+      <w:r>
+        <w:rPr>
+          <w:b w:val="0"/>
+          <w:color w:val="4A4A49"/>
+          <w:sz w:val="22"/>
+        </w:rPr>
+        <w:t>La condicion de fallo: la pregunta que separa un CI de una decoracion verde (2/2)</w:t>
+      </w:r>
+    </w:p>
+    <w:p>
+      <w:pPr>
+        <w:pStyle w:val="ListNumber"/>
+      </w:pPr>
+      <w:r>
+        <w:rPr>
+          <w:b w:val="0"/>
+          <w:color w:val="4A4A49"/>
+          <w:sz w:val="22"/>
+        </w:rPr>
+        <w:t>Donde se ejecuta de verdad la politica de secretos de la Clase 6</w:t>
+      </w:r>
+    </w:p>
+    <w:p>
+      <w:pPr>
+        <w:pStyle w:val="ListNumber"/>
+      </w:pPr>
+      <w:r>
+        <w:rPr>
+          <w:b w:val="0"/>
+          <w:color w:val="4A4A49"/>
+          <w:sz w:val="22"/>
+        </w:rPr>
+        <w:t>Preguntas frecuentes del grupo (1/2)</w:t>
+      </w:r>
+    </w:p>
+    <w:p>
+      <w:pPr>
+        <w:pStyle w:val="ListNumber"/>
+      </w:pPr>
+      <w:r>
+        <w:rPr>
+          <w:b w:val="0"/>
+          <w:color w:val="4A4A49"/>
+          <w:sz w:val="22"/>
+        </w:rPr>
+        <w:t>Preguntas frecuentes del grupo (2/2)</w:t>
+      </w:r>
+    </w:p>
+    <w:p>
+      <w:pPr>
+        <w:pStyle w:val="ListNumber"/>
+      </w:pPr>
+      <w:r>
+        <w:rPr>
+          <w:b w:val="0"/>
+          <w:color w:val="4A4A49"/>
+          <w:sz w:val="22"/>
+        </w:rPr>
         <w:t>.github/workflows/ci.yml — CI real, no un echo</w:t>
       </w:r>
     </w:p>
@@ -743,7 +1217,7 @@
           <w:color w:val="1A1C1D"/>
           <w:sz w:val="32"/>
         </w:rPr>
-        <w:t>0–10 · Encuadre PI · [Slide 2][Slide 3][Slide 9]</w:t>
+        <w:t>0–10 · Encuadre PI · [Slide 2][Slide 3][Slide 29]</w:t>
       </w:r>
     </w:p>
     <w:p>
@@ -976,7 +1450,7 @@
           <w:color w:val="1A1C1D"/>
           <w:sz w:val="32"/>
         </w:rPr>
-        <w:t>40–55 · Demo en vivo · [Slide 7]</w:t>
+        <w:t>40–55 · Demo en vivo · [Slide 27]</w:t>
       </w:r>
     </w:p>
     <w:p>
@@ -1299,7 +1773,7 @@
           <w:color w:val="1A1C1D"/>
           <w:sz w:val="32"/>
         </w:rPr>
-        <w:t>55–100 · Taller guiado PI (individual · equipos de 2–3 solo si tú los autorizaste) · [Slide 10]</w:t>
+        <w:t>55–100 · Taller guiado PI (individual · equipos de 2–3 solo si tú los autorizaste) · [Slide 30]</w:t>
       </w:r>
     </w:p>
     <w:p>
@@ -1440,7 +1914,7 @@
           <w:color w:val="1A1C1D"/>
           <w:sz w:val="32"/>
         </w:rPr>
-        <w:t>115–120 · Cierre · [Slide 12]</w:t>
+        <w:t>115–120 · Cierre · [Slide 32]</w:t>
       </w:r>
     </w:p>
     <w:p>

--- a/Arquitectura de Sistemas Computacionales/Kit docente/Clase 8/Guion Docente Clase 8 - Monitoreo optimizacion y CI-CD.docx
+++ b/Arquitectura de Sistemas Computacionales/Kit docente/Clase 8/Guion Docente Clase 8 - Monitoreo optimizacion y CI-CD.docx
@@ -292,7 +292,20 @@
           <w:color w:val="4A4A49"/>
           <w:sz w:val="22"/>
         </w:rPr>
-        <w:t xml:space="preserve"> — 4 vinetas.</w:t>
+        <w:t xml:space="preserve"> — 3 vinetas.</w:t>
+      </w:r>
+    </w:p>
+    <w:p>
+      <w:pPr>
+        <w:pStyle w:val="ListBullet2"/>
+      </w:pPr>
+      <w:r>
+        <w:rPr>
+          <w:b w:val="0"/>
+          <w:color w:val="4A4A49"/>
+          <w:sz w:val="22"/>
+        </w:rPr>
+        <w:t>Lo que se califica hoy son 25 de los 100 puntos de la actividad del Corte 2, en cuatro preguntas: 10 puntos el contenido completo del ci.yml, 5 explicar que hace de verdad la construccion y la prueba y con que condicion el pipeline debe fallar, 4 distinguir CI de CD y ubicar hasta donde llego el propio trabajo, y 6 la tabla de senales de monitoreo con umbral.</w:t>
       </w:r>
     </w:p>
     <w:p>
@@ -323,7 +336,7 @@
           <w:color w:val="4A4A49"/>
           <w:sz w:val="22"/>
         </w:rPr>
-        <w:t xml:space="preserve"> — 3 vinetas.</w:t>
+        <w:t xml:space="preserve"> — 2 vinetas.</w:t>
       </w:r>
     </w:p>
     <w:p>
@@ -333,7 +346,7 @@
           <w:color w:val="4A4A49"/>
           <w:sz w:val="22"/>
         </w:rPr>
-        <w:t>[Slide 9] Entrega continua y despliegue continuo: la sigla CD es ambigua (1/2)</w:t>
+        <w:t>[Slide 9] Entrega continua y despliegue continuo: la sigla CD es ambigua</w:t>
       </w:r>
       <w:r>
         <w:rPr>
@@ -342,6 +355,32 @@
           <w:sz w:val="22"/>
         </w:rPr>
         <w:t xml:space="preserve"> — 6 vinetas.</w:t>
+      </w:r>
+    </w:p>
+    <w:p>
+      <w:pPr>
+        <w:pStyle w:val="ListBullet2"/>
+      </w:pPr>
+      <w:r>
+        <w:rPr>
+          <w:b w:val="0"/>
+          <w:color w:val="4A4A49"/>
+          <w:sz w:val="22"/>
+        </w:rPr>
+        <w:t>Entrega continua significa que cada cambio que pasa la validacion queda listo para desplegarse, empaquetado y probado, pero un humano decide cuando se aprieta el boton.</w:t>
+      </w:r>
+    </w:p>
+    <w:p>
+      <w:pPr>
+        <w:pStyle w:val="ListBullet2"/>
+      </w:pPr>
+      <w:r>
+        <w:rPr>
+          <w:b w:val="0"/>
+          <w:color w:val="4A4A49"/>
+          <w:sz w:val="22"/>
+        </w:rPr>
+        <w:t>El pipeline llega hasta «listo para desplegar» y la etapa final imprime un mensaje y publica un artefacto en lugar de subir a un servidor real.</w:t>
       </w:r>
     </w:p>
     <w:p>
@@ -364,7 +403,7 @@
           <w:color w:val="4A4A49"/>
           <w:sz w:val="22"/>
         </w:rPr>
-        <w:t>[Slide 10] Entrega continua y despliegue continuo: la sigla CD es ambigua (2/2)</w:t>
+        <w:t>[Slide 10] GitHub Actions en cinco palabras (1/2)</w:t>
       </w:r>
       <w:r>
         <w:rPr>
@@ -372,7 +411,20 @@
           <w:color w:val="4A4A49"/>
           <w:sz w:val="22"/>
         </w:rPr>
-        <w:t xml:space="preserve"> — 2 vinetas.</w:t>
+        <w:t xml:space="preserve"> — 5 vinetas.</w:t>
+      </w:r>
+    </w:p>
+    <w:p>
+      <w:pPr>
+        <w:pStyle w:val="ListBullet2"/>
+      </w:pPr>
+      <w:r>
+        <w:rPr>
+          <w:b w:val="0"/>
+          <w:color w:val="4A4A49"/>
+          <w:sz w:val="22"/>
+        </w:rPr>
+        <w:t>Su vocabulario tiene cinco palabras.</w:t>
       </w:r>
     </w:p>
     <w:p>
@@ -382,25 +434,7 @@
           <w:color w:val="4A4A49"/>
           <w:sz w:val="22"/>
         </w:rPr>
-        <w:t>[Slide 11] GitHub Actions en cinco palabras (1/2)</w:t>
-      </w:r>
-      <w:r>
-        <w:rPr>
-          <w:b w:val="0"/>
-          <w:color w:val="4A4A49"/>
-          <w:sz w:val="22"/>
-        </w:rPr>
-        <w:t xml:space="preserve"> — 6 vinetas.</w:t>
-      </w:r>
-    </w:p>
-    <w:p>
-      <w:r>
-        <w:rPr>
-          <w:b/>
-          <w:color w:val="4A4A49"/>
-          <w:sz w:val="22"/>
-        </w:rPr>
-        <w:t>[Slide 12] GitHub Actions en cinco palabras (2/2)</w:t>
+        <w:t>[Slide 11] GitHub Actions en cinco palabras (2/2)</w:t>
       </w:r>
       <w:r>
         <w:rPr>
@@ -418,7 +452,7 @@
           <w:color w:val="4A4A49"/>
           <w:sz w:val="22"/>
         </w:rPr>
-        <w:t>[Slide 13] Los tres bloques que la pregunta 7 califica, y el orden de los pasos (1/2)</w:t>
+        <w:t>[Slide 12] Los tres bloques que la pregunta 7 califica, y el orden de los pasos (1/2)</w:t>
       </w:r>
       <w:r>
         <w:rPr>
@@ -436,7 +470,7 @@
           <w:color w:val="4A4A49"/>
           <w:sz w:val="22"/>
         </w:rPr>
-        <w:t>[Slide 14] Los tres bloques que la pregunta 7 califica, y el orden de los pasos (2/2)</w:t>
+        <w:t>[Slide 13] Los tres bloques que la pregunta 7 califica, y el orden de los pasos (2/2)</w:t>
       </w:r>
       <w:r>
         <w:rPr>
@@ -454,7 +488,7 @@
           <w:color w:val="4A4A49"/>
           <w:sz w:val="22"/>
         </w:rPr>
-        <w:t>[Slide 15] Monitorear y observar: la segunda mitad cambia de lado (1/2)</w:t>
+        <w:t>[Slide 14] Monitorear y observar: la segunda mitad cambia de lado (1/2)</w:t>
       </w:r>
       <w:r>
         <w:rPr>
@@ -462,7 +496,20 @@
           <w:color w:val="4A4A49"/>
           <w:sz w:val="22"/>
         </w:rPr>
-        <w:t xml:space="preserve"> — 6 vinetas.</w:t>
+        <w:t xml:space="preserve"> — 5 vinetas.</w:t>
+      </w:r>
+    </w:p>
+    <w:p>
+      <w:pPr>
+        <w:pStyle w:val="ListBullet2"/>
+      </w:pPr>
+      <w:r>
+        <w:rPr>
+          <w:b w:val="0"/>
+          <w:color w:val="4A4A49"/>
+          <w:sz w:val="22"/>
+        </w:rPr>
+        <w:t>Se apoya en tres tipos de senal.</w:t>
       </w:r>
     </w:p>
     <w:p>
@@ -472,7 +519,7 @@
           <w:color w:val="4A4A49"/>
           <w:sz w:val="22"/>
         </w:rPr>
-        <w:t>[Slide 16] Monitorear y observar: la segunda mitad cambia de lado (2/2)</w:t>
+        <w:t>[Slide 15] Monitorear y observar: la segunda mitad cambia de lado (2/2)</w:t>
       </w:r>
       <w:r>
         <w:rPr>
@@ -490,7 +537,7 @@
           <w:color w:val="4A4A49"/>
           <w:sz w:val="22"/>
         </w:rPr>
-        <w:t>[Slide 17] Las cuatro senales de oro, con definicion operativa</w:t>
+        <w:t>[Slide 16] Las cuatro senales de oro, con definicion operativa (1/2)</w:t>
       </w:r>
       <w:r>
         <w:rPr>
@@ -498,7 +545,7 @@
           <w:color w:val="4A4A49"/>
           <w:sz w:val="22"/>
         </w:rPr>
-        <w:t xml:space="preserve"> — 7 vinetas.</w:t>
+        <w:t xml:space="preserve"> — 5 vinetas.</w:t>
       </w:r>
     </w:p>
     <w:p>
@@ -521,6 +568,24 @@
           <w:color w:val="4A4A49"/>
           <w:sz w:val="22"/>
         </w:rPr>
+        <w:t>[Slide 17] Las cuatro senales de oro, con definicion operativa (2/2)</w:t>
+      </w:r>
+      <w:r>
+        <w:rPr>
+          <w:b w:val="0"/>
+          <w:color w:val="4A4A49"/>
+          <w:sz w:val="22"/>
+        </w:rPr>
+        <w:t xml:space="preserve"> — 2 vinetas.</w:t>
+      </w:r>
+    </w:p>
+    <w:p>
+      <w:r>
+        <w:rPr>
+          <w:b/>
+          <w:color w:val="4A4A49"/>
+          <w:sz w:val="22"/>
+        </w:rPr>
         <w:t>[Slide 18] La tabla de senales de la pregunta 10, con sus tres columnas exactas (1/2)</w:t>
       </w:r>
       <w:r>
@@ -529,7 +594,20 @@
           <w:color w:val="4A4A49"/>
           <w:sz w:val="22"/>
         </w:rPr>
-        <w:t xml:space="preserve"> — 7 vinetas.</w:t>
+        <w:t xml:space="preserve"> — 4 vinetas.</w:t>
+      </w:r>
+    </w:p>
+    <w:p>
+      <w:pPr>
+        <w:pStyle w:val="ListBullet2"/>
+      </w:pPr>
+      <w:r>
+        <w:rPr>
+          <w:b w:val="0"/>
+          <w:color w:val="4A4A49"/>
+          <w:sz w:val="22"/>
+        </w:rPr>
+        <w:t>«Medimos la latencia» no permite decidir nada</w:t>
       </w:r>
     </w:p>
     <w:p>
@@ -559,6 +637,19 @@
       </w:r>
     </w:p>
     <w:p>
+      <w:pPr>
+        <w:pStyle w:val="ListBullet2"/>
+      </w:pPr>
+      <w:r>
+        <w:rPr>
+          <w:b w:val="0"/>
+          <w:color w:val="4A4A49"/>
+          <w:sz w:val="22"/>
+        </w:rPr>
+        <w:t>Ahi entra la optimizacion de la segunda mitad del tema: paginar, con veinte a cincuenta elementos por pagina, porque un endpoint que devuelve cincuenta mil registros es problema de latencia y de memoria; indexar la columna por la que se filtra, porque sin indice el motor recorre la tabla completa; cachear lecturas repetidas, donde una tasa de acierto del 90 por ciento significa que nueve de cada diez lecturas no llegan a la base; y limitar la tasa de peticiones, el control de denegacion de servicio de la Clase 6.</w:t>
+      </w:r>
+    </w:p>
+    <w:p>
       <w:r>
         <w:rPr>
           <w:b/>
@@ -573,7 +664,7 @@
           <w:color w:val="4A4A49"/>
           <w:sz w:val="22"/>
         </w:rPr>
-        <w:t xml:space="preserve"> — 5 vinetas.</w:t>
+        <w:t xml:space="preserve"> — 4 vinetas.</w:t>
       </w:r>
     </w:p>
     <w:p>
@@ -591,7 +682,20 @@
           <w:color w:val="4A4A49"/>
           <w:sz w:val="22"/>
         </w:rPr>
-        <w:t xml:space="preserve"> — 5 vinetas.</w:t>
+        <w:t xml:space="preserve"> — 4 vinetas.</w:t>
+      </w:r>
+    </w:p>
+    <w:p>
+      <w:pPr>
+        <w:pStyle w:val="ListBullet2"/>
+      </w:pPr>
+      <w:r>
+        <w:rPr>
+          <w:b w:val="0"/>
+          <w:color w:val="4A4A49"/>
+          <w:sz w:val="22"/>
+        </w:rPr>
+        <w:t>El workflow se dispara en push y en pull_request.</w:t>
       </w:r>
     </w:p>
     <w:p>
@@ -619,7 +723,7 @@
           <w:color w:val="4A4A49"/>
           <w:sz w:val="22"/>
         </w:rPr>
-        <w:t>[Slide 22] La condicion de fallo: la pregunta que separa un CI de una decoracion verde (1/2)</w:t>
+        <w:t>[Slide 22] La condicion de fallo: la pregunta que separa un CI de una decoracion verde</w:t>
       </w:r>
       <w:r>
         <w:rPr>
@@ -627,7 +731,33 @@
           <w:color w:val="4A4A49"/>
           <w:sz w:val="22"/>
         </w:rPr>
-        <w:t xml:space="preserve"> — 6 vinetas.</w:t>
+        <w:t xml:space="preserve"> — 5 vinetas.</w:t>
+      </w:r>
+    </w:p>
+    <w:p>
+      <w:pPr>
+        <w:pStyle w:val="ListBullet2"/>
+      </w:pPr>
+      <w:r>
+        <w:rPr>
+          <w:b w:val="0"/>
+          <w:color w:val="4A4A49"/>
+          <w:sz w:val="22"/>
+        </w:rPr>
+        <w:t>Uno y medio, que se compila o se instala.</w:t>
+      </w:r>
+    </w:p>
+    <w:p>
+      <w:pPr>
+        <w:pStyle w:val="ListBullet2"/>
+      </w:pPr>
+      <w:r>
+        <w:rPr>
+          <w:b w:val="0"/>
+          <w:color w:val="4A4A49"/>
+          <w:sz w:val="22"/>
+        </w:rPr>
+        <w:t>Uno y medio, que se ejecuta en la prueba y que comprueba exactamente.</w:t>
       </w:r>
     </w:p>
     <w:p>
@@ -653,6 +783,32 @@
           <w:color w:val="4A4A49"/>
           <w:sz w:val="22"/>
         </w:rPr>
+        <w:t>Si la respuesta no aparece en diez segundos, el pipeline no valida nada todavia.</w:t>
+      </w:r>
+    </w:p>
+    <w:p>
+      <w:pPr>
+        <w:pStyle w:val="ListBullet2"/>
+      </w:pPr>
+      <w:r>
+        <w:rPr>
+          <w:b w:val="0"/>
+          <w:color w:val="4A4A49"/>
+          <w:sz w:val="22"/>
+        </w:rPr>
+        <w:t>La respuesta es que una sola prueba que verifique que el endpoint /health responde 200 detecta la clase de error mas costosa en operacion, que la aplicacion ya no arranca; y con eso la condicion de fallo se escribe sola: el check sale rojo si /health deja de responder 200, si falta una dependencia declarada o si el docker build no compila.</w:t>
+      </w:r>
+    </w:p>
+    <w:p>
+      <w:pPr>
+        <w:pStyle w:val="ListBullet2"/>
+      </w:pPr>
+      <w:r>
+        <w:rPr>
+          <w:b w:val="0"/>
+          <w:color w:val="4A4A49"/>
+          <w:sz w:val="22"/>
+        </w:rPr>
         <w:t>Conviene romper el pipeline a proposito en la demo, porque un check rojo proyectado ensena mas que el parrafo anterior.</w:t>
       </w:r>
     </w:p>
@@ -663,7 +819,7 @@
           <w:color w:val="4A4A49"/>
           <w:sz w:val="22"/>
         </w:rPr>
-        <w:t>[Slide 23] La condicion de fallo: la pregunta que separa un CI de una decoracion verde (2/2)</w:t>
+        <w:t>[Slide 23] Donde se ejecuta de verdad la politica de secretos de la Clase 6 (1/2)</w:t>
       </w:r>
       <w:r>
         <w:rPr>
@@ -671,7 +827,33 @@
           <w:color w:val="4A4A49"/>
           <w:sz w:val="22"/>
         </w:rPr>
-        <w:t xml:space="preserve"> — 4 vinetas.</w:t>
+        <w:t xml:space="preserve"> — 3 vinetas.</w:t>
+      </w:r>
+    </w:p>
+    <w:p>
+      <w:pPr>
+        <w:pStyle w:val="ListBullet2"/>
+      </w:pPr>
+      <w:r>
+        <w:rPr>
+          <w:b w:val="0"/>
+          <w:color w:val="4A4A49"/>
+          <w:sz w:val="22"/>
+        </w:rPr>
+        <w:t>Los valores sensibles se guardan en el repositorio bajo Settings, Secrets and variables, Actions; el workflow los referencia por nombre y la plataforma los inyecta como variables de entorno solo durante la corrida.</w:t>
+      </w:r>
+    </w:p>
+    <w:p>
+      <w:pPr>
+        <w:pStyle w:val="ListBullet2"/>
+      </w:pPr>
+      <w:r>
+        <w:rPr>
+          <w:b w:val="0"/>
+          <w:color w:val="4A4A49"/>
+          <w:sz w:val="22"/>
+        </w:rPr>
+        <w:t>Dos detalles evitan sustos.</w:t>
       </w:r>
     </w:p>
     <w:p>
@@ -681,7 +863,7 @@
           <w:color w:val="4A4A49"/>
           <w:sz w:val="22"/>
         </w:rPr>
-        <w:t>[Slide 24] Donde se ejecuta de verdad la politica de secretos de la Clase 6</w:t>
+        <w:t>[Slide 24] Donde se ejecuta de verdad la politica de secretos de la Clase 6 (2/2)</w:t>
       </w:r>
       <w:r>
         <w:rPr>
@@ -689,7 +871,7 @@
           <w:color w:val="4A4A49"/>
           <w:sz w:val="22"/>
         </w:rPr>
-        <w:t xml:space="preserve"> — 7 vinetas.</w:t>
+        <w:t xml:space="preserve"> — 2 vinetas.</w:t>
       </w:r>
     </w:p>
     <w:p>
@@ -707,7 +889,33 @@
           <w:color w:val="4A4A49"/>
           <w:sz w:val="22"/>
         </w:rPr>
-        <w:t xml:space="preserve"> — 5 vinetas.</w:t>
+        <w:t xml:space="preserve"> — 4 vinetas.</w:t>
+      </w:r>
+    </w:p>
+    <w:p>
+      <w:pPr>
+        <w:pStyle w:val="ListBullet2"/>
+      </w:pPr>
+      <w:r>
+        <w:rPr>
+          <w:b w:val="0"/>
+          <w:color w:val="4A4A49"/>
+          <w:sz w:val="22"/>
+        </w:rPr>
+        <w:t>Cuatro que aparecen todos los semestres.</w:t>
+      </w:r>
+    </w:p>
+    <w:p>
+      <w:pPr>
+        <w:pStyle w:val="ListBullet2"/>
+      </w:pPr>
+      <w:r>
+        <w:rPr>
+          <w:b w:val="0"/>
+          <w:color w:val="4A4A49"/>
+          <w:sz w:val="22"/>
+        </w:rPr>
+        <w:t>Un umbral justificado asi vale, aunque despues la medicion lo corrija.</w:t>
       </w:r>
     </w:p>
     <w:p>
@@ -725,7 +933,7 @@
           <w:color w:val="4A4A49"/>
           <w:sz w:val="22"/>
         </w:rPr>
-        <w:t xml:space="preserve"> — 5 vinetas.</w:t>
+        <w:t xml:space="preserve"> — 4 vinetas.</w:t>
       </w:r>
     </w:p>
     <w:p>
@@ -892,20 +1100,7 @@
           <w:color w:val="4A4A49"/>
           <w:sz w:val="22"/>
         </w:rPr>
-        <w:t>Entrega continua y despliegue continuo: la sigla CD es ambigua (1/2)</w:t>
-      </w:r>
-    </w:p>
-    <w:p>
-      <w:pPr>
-        <w:pStyle w:val="ListNumber"/>
-      </w:pPr>
-      <w:r>
-        <w:rPr>
-          <w:b w:val="0"/>
-          <w:color w:val="4A4A49"/>
-          <w:sz w:val="22"/>
-        </w:rPr>
-        <w:t>Entrega continua y despliegue continuo: la sigla CD es ambigua (2/2)</w:t>
+        <w:t>Entrega continua y despliegue continuo: la sigla CD es ambigua</w:t>
       </w:r>
     </w:p>
     <w:p>
@@ -996,7 +1191,20 @@
           <w:color w:val="4A4A49"/>
           <w:sz w:val="22"/>
         </w:rPr>
-        <w:t>Las cuatro senales de oro, con definicion operativa</w:t>
+        <w:t>Las cuatro senales de oro, con definicion operativa (1/2)</w:t>
+      </w:r>
+    </w:p>
+    <w:p>
+      <w:pPr>
+        <w:pStyle w:val="ListNumber"/>
+      </w:pPr>
+      <w:r>
+        <w:rPr>
+          <w:b w:val="0"/>
+          <w:color w:val="4A4A49"/>
+          <w:sz w:val="22"/>
+        </w:rPr>
+        <w:t>Las cuatro senales de oro, con definicion operativa (2/2)</w:t>
       </w:r>
     </w:p>
     <w:p>
@@ -1061,7 +1269,7 @@
           <w:color w:val="4A4A49"/>
           <w:sz w:val="22"/>
         </w:rPr>
-        <w:t>La condicion de fallo: la pregunta que separa un CI de una decoracion verde (1/2)</w:t>
+        <w:t>La condicion de fallo: la pregunta que separa un CI de una decoracion verde</w:t>
       </w:r>
     </w:p>
     <w:p>
@@ -1074,7 +1282,7 @@
           <w:color w:val="4A4A49"/>
           <w:sz w:val="22"/>
         </w:rPr>
-        <w:t>La condicion de fallo: la pregunta que separa un CI de una decoracion verde (2/2)</w:t>
+        <w:t>Donde se ejecuta de verdad la politica de secretos de la Clase 6 (1/2)</w:t>
       </w:r>
     </w:p>
     <w:p>
@@ -1087,7 +1295,7 @@
           <w:color w:val="4A4A49"/>
           <w:sz w:val="22"/>
         </w:rPr>
-        <w:t>Donde se ejecuta de verdad la politica de secretos de la Clase 6</w:t>
+        <w:t>Donde se ejecuta de verdad la politica de secretos de la Clase 6 (2/2)</w:t>
       </w:r>
     </w:p>
     <w:p>

--- a/Arquitectura de Sistemas Computacionales/Kit docente/Clase 8/Guion Docente Clase 8 - Monitoreo optimizacion y CI-CD.docx
+++ b/Arquitectura de Sistemas Computacionales/Kit docente/Clase 8/Guion Docente Clase 8 - Monitoreo optimizacion y CI-CD.docx
@@ -937,6 +937,42 @@
       </w:r>
     </w:p>
     <w:p>
+      <w:r>
+        <w:rPr>
+          <w:b/>
+          <w:color w:val="4A4A49"/>
+          <w:sz w:val="22"/>
+        </w:rPr>
+        <w:t>[Slide 27] El workflow de CI: el archivo completo</w:t>
+      </w:r>
+      <w:r>
+        <w:rPr>
+          <w:b w:val="0"/>
+          <w:color w:val="4A4A49"/>
+          <w:sz w:val="22"/>
+        </w:rPr>
+        <w:t xml:space="preserve"> — 22 vinetas.</w:t>
+      </w:r>
+    </w:p>
+    <w:p>
+      <w:r>
+        <w:rPr>
+          <w:b/>
+          <w:color w:val="4A4A49"/>
+          <w:sz w:val="22"/>
+        </w:rPr>
+        <w:t>[Slide 28] Los secretos en el workflow, y hasta donde llega el pipeline</w:t>
+      </w:r>
+      <w:r>
+        <w:rPr>
+          <w:b w:val="0"/>
+          <w:color w:val="4A4A49"/>
+          <w:sz w:val="22"/>
+        </w:rPr>
+        <w:t xml:space="preserve"> — 10 vinetas.</w:t>
+      </w:r>
+    </w:p>
+    <w:p>
       <w:pPr>
         <w:spacing w:before="200" w:after="60"/>
       </w:pPr>
@@ -1334,6 +1370,32 @@
           <w:color w:val="4A4A49"/>
           <w:sz w:val="22"/>
         </w:rPr>
+        <w:t>El workflow de CI: el archivo completo</w:t>
+      </w:r>
+    </w:p>
+    <w:p>
+      <w:pPr>
+        <w:pStyle w:val="ListNumber"/>
+      </w:pPr>
+      <w:r>
+        <w:rPr>
+          <w:b w:val="0"/>
+          <w:color w:val="4A4A49"/>
+          <w:sz w:val="22"/>
+        </w:rPr>
+        <w:t>Los secretos en el workflow, y hasta donde llega el pipeline</w:t>
+      </w:r>
+    </w:p>
+    <w:p>
+      <w:pPr>
+        <w:pStyle w:val="ListNumber"/>
+      </w:pPr>
+      <w:r>
+        <w:rPr>
+          <w:b w:val="0"/>
+          <w:color w:val="4A4A49"/>
+          <w:sz w:val="22"/>
+        </w:rPr>
         <w:t>.github/workflows/ci.yml — CI real, no un echo</w:t>
       </w:r>
     </w:p>
@@ -1425,7 +1487,7 @@
           <w:color w:val="1A1C1D"/>
           <w:sz w:val="32"/>
         </w:rPr>
-        <w:t>0–10 · Encuadre PI · [Slide 2][Slide 3][Slide 29]</w:t>
+        <w:t>0–10 · Encuadre PI · [Slide 2][Slide 3][Slide 31]</w:t>
       </w:r>
     </w:p>
     <w:p>
@@ -1658,7 +1720,7 @@
           <w:color w:val="1A1C1D"/>
           <w:sz w:val="32"/>
         </w:rPr>
-        <w:t>40–55 · Demo en vivo · [Slide 27]</w:t>
+        <w:t>40–55 · Demo en vivo · [Slide 29]</w:t>
       </w:r>
     </w:p>
     <w:p>
@@ -1981,7 +2043,7 @@
           <w:color w:val="1A1C1D"/>
           <w:sz w:val="32"/>
         </w:rPr>
-        <w:t>55–100 · Taller guiado PI (individual · equipos de 2–3 solo si tú los autorizaste) · [Slide 30]</w:t>
+        <w:t>55–100 · Taller guiado PI (individual · equipos de 2–3 solo si tú los autorizaste) · [Slide 32]</w:t>
       </w:r>
     </w:p>
     <w:p>
@@ -2122,7 +2184,7 @@
           <w:color w:val="1A1C1D"/>
           <w:sz w:val="32"/>
         </w:rPr>
-        <w:t>115–120 · Cierre · [Slide 32]</w:t>
+        <w:t>115–120 · Cierre · [Slide 34]</w:t>
       </w:r>
     </w:p>
     <w:p>

--- a/Arquitectura de Sistemas Computacionales/Kit docente/Clase 8/Guion Docente Clase 8 - Monitoreo optimizacion y CI-CD.docx
+++ b/Arquitectura de Sistemas Computacionales/Kit docente/Clase 8/Guion Docente Clase 8 - Monitoreo optimizacion y CI-CD.docx
@@ -222,7 +222,7 @@
           <w:color w:val="4A4A49"/>
           <w:sz w:val="22"/>
         </w:rPr>
-        <w:t xml:space="preserve"> GitHub Actions · Google Docs</w:t>
+        <w:t xml:space="preserve"> Navegador · editor de código del curso (YAML)</w:t>
       </w:r>
     </w:p>
     <w:p>
@@ -961,7 +961,7 @@
           <w:color w:val="4A4A49"/>
           <w:sz w:val="22"/>
         </w:rPr>
-        <w:t>[Slide 28] Los secretos en el workflow, y hasta donde llega el pipeline</w:t>
+        <w:t>[Slide 28] Secretos en el workflow, y hasta donde llega el pipeline</w:t>
       </w:r>
       <w:r>
         <w:rPr>
@@ -1383,7 +1383,7 @@
           <w:color w:val="4A4A49"/>
           <w:sz w:val="22"/>
         </w:rPr>
-        <w:t>Los secretos en el workflow, y hasta donde llega el pipeline</w:t>
+        <w:t>Secretos en el workflow, y hasta donde llega el pipeline</w:t>
       </w:r>
     </w:p>
     <w:p>
@@ -1738,7 +1738,7 @@
           <w:color w:val="4A4A49"/>
           <w:sz w:val="22"/>
         </w:rPr>
-        <w:t>GitHub Actions · Google Docs</w:t>
+        <w:t>Navegador · editor de código del curso (YAML)</w:t>
       </w:r>
       <w:r>
         <w:rPr>
@@ -2214,7 +2214,7 @@
           <w:color w:val="4A4A49"/>
           <w:sz w:val="22"/>
         </w:rPr>
-        <w:t>Entrega domingo 23:59 en ExamLab. Siguiente hito del PI según el plan.»</w:t>
+        <w:t>Entrega domingo 23:59 en la plataforma del curso. Siguiente hito del PI según el plan.»</w:t>
       </w:r>
     </w:p>
     <w:p>
@@ -2635,7 +2635,7 @@
           <w:color w:val="4A4A49"/>
           <w:sz w:val="18"/>
         </w:rPr>
-        <w:t>1) Abre GitHub Actions · Google Docs y repite la demo de este guion.  2) Captura solo la ventana útil, no el escritorio completo.  3) Recorta a ~1200 px de ancho.  4) Guárdala como Kit docente/Clase 8/Capturas/demo-clase08.png.  5) Vuelve a generar el guion y la imagen queda embebida aquí sola. Detalle en Capturas/README.txt.</w:t>
+        <w:t>1) Abre Navegador · editor de código del curso (YAML) y repite la demo de este guion.  2) Captura solo la ventana útil, no el escritorio completo.  3) Recorta a ~1200 px de ancho.  4) Guárdala como Kit docente/Clase 8/Capturas/demo-clase08.png.  5) Vuelve a generar el guion y la imagen queda embebida aquí sola. Detalle en Capturas/README.txt.</w:t>
       </w:r>
     </w:p>
     <w:p>
@@ -2704,7 +2704,7 @@
           <w:color w:val="4A4A49"/>
           <w:sz w:val="22"/>
         </w:rPr>
-        <w:t>Plataforma de entrega: ExamLab (https://uniaj.examlab.workers.dev/). No es la plataforma oficial de la UNIAJC; la universidad no tiene campus virtual propio.</w:t>
+        <w:t>Plataforma de entrega: la plataforma del curso (la plataforma del curso). No es la plataforma oficial de la UNIAJC; la universidad no tiene campus virtual propio.</w:t>
       </w:r>
     </w:p>
     <w:p>

--- a/Arquitectura de Sistemas Computacionales/Kit docente/Clase 8/Guion Docente Clase 8 - Monitoreo optimizacion y CI-CD.docx
+++ b/Arquitectura de Sistemas Computacionales/Kit docente/Clase 8/Guion Docente Clase 8 - Monitoreo optimizacion y CI-CD.docx
@@ -1409,59 +1409,7 @@
           <w:color w:val="4A4A49"/>
           <w:sz w:val="22"/>
         </w:rPr>
-        <w:t>Herramientas de hoy</w:t>
-      </w:r>
-    </w:p>
-    <w:p>
-      <w:pPr>
-        <w:pStyle w:val="ListNumber"/>
-      </w:pPr>
-      <w:r>
-        <w:rPr>
-          <w:b w:val="0"/>
-          <w:color w:val="4A4A49"/>
-          <w:sz w:val="22"/>
-        </w:rPr>
-        <w:t>PI CloudLite — entregable de hoy</w:t>
-      </w:r>
-    </w:p>
-    <w:p>
-      <w:pPr>
-        <w:pStyle w:val="ListNumber"/>
-      </w:pPr>
-      <w:r>
-        <w:rPr>
-          <w:b w:val="0"/>
-          <w:color w:val="4A4A49"/>
-          <w:sz w:val="22"/>
-        </w:rPr>
-        <w:t>Manos a la obra (paso a paso)</w:t>
-      </w:r>
-    </w:p>
-    <w:p>
-      <w:pPr>
-        <w:pStyle w:val="ListNumber"/>
-      </w:pPr>
-      <w:r>
-        <w:rPr>
-          <w:b w:val="0"/>
-          <w:color w:val="4A4A49"/>
-          <w:sz w:val="22"/>
-        </w:rPr>
-        <w:t>Para continuar (PI)</w:t>
-      </w:r>
-    </w:p>
-    <w:p>
-      <w:pPr>
-        <w:pStyle w:val="ListNumber"/>
-      </w:pPr>
-      <w:r>
-        <w:rPr>
-          <w:b w:val="0"/>
-          <w:color w:val="4A4A49"/>
-          <w:sz w:val="22"/>
-        </w:rPr>
-        <w:t>Clase 8 · PI en movimiento</w:t>
+        <w:t>Clase 8 · cierre conceptual</w:t>
       </w:r>
     </w:p>
     <w:p>
@@ -1487,7 +1435,7 @@
           <w:color w:val="1A1C1D"/>
           <w:sz w:val="32"/>
         </w:rPr>
-        <w:t>0–10 · Encuadre PI · [Slide 2][Slide 3][Slide 31]</w:t>
+        <w:t>0–10 · Encuadre PI · [Slide 2][Slide 3]</w:t>
       </w:r>
     </w:p>
     <w:p>
@@ -2043,7 +1991,7 @@
           <w:color w:val="1A1C1D"/>
           <w:sz w:val="32"/>
         </w:rPr>
-        <w:t>55–100 · Taller guiado PI (individual · equipos de 2–3 solo si tú los autorizaste) · [Slide 32]</w:t>
+        <w:t>55–100 · Taller guiado PI (individual · equipos de 2–3 solo si tú los autorizaste) · opcional · sin diapositiva</w:t>
       </w:r>
     </w:p>
     <w:p>
@@ -2053,7 +2001,59 @@
           <w:color w:val="4A4A49"/>
           <w:sz w:val="22"/>
         </w:rPr>
-        <w:t>Proyecta la lista de pasos del taller del estudiante (está en la sección «Actividad / taller» de este guion).</w:t>
+        <w:t xml:space="preserve">El taller es </w:t>
+      </w:r>
+      <w:r>
+        <w:rPr>
+          <w:b/>
+          <w:color w:val="4A4A49"/>
+          <w:sz w:val="22"/>
+        </w:rPr>
+        <w:t>opcional</w:t>
+      </w:r>
+      <w:r>
+        <w:rPr>
+          <w:b w:val="0"/>
+          <w:color w:val="4A4A49"/>
+          <w:sz w:val="22"/>
+        </w:rPr>
+        <w:t xml:space="preserve"> y ya no está en el deck: si se hace hoy, comparte el </w:t>
+      </w:r>
+      <w:r>
+        <w:rPr>
+          <w:rFonts w:ascii="Consolas" w:hAnsi="Consolas"/>
+          <w:b w:val="0"/>
+          <w:color w:val="111111"/>
+          <w:sz w:val="21"/>
+        </w:rPr>
+        <w:t>Taller … .docx</w:t>
+      </w:r>
+      <w:r>
+        <w:rPr>
+          <w:b w:val="0"/>
+          <w:color w:val="4A4A49"/>
+          <w:sz w:val="22"/>
+        </w:rPr>
+        <w:t xml:space="preserve"> de</w:t>
+      </w:r>
+    </w:p>
+    <w:p>
+      <w:r>
+        <w:rPr>
+          <w:rFonts w:ascii="Consolas" w:hAnsi="Consolas"/>
+          <w:b w:val="0"/>
+          <w:color w:val="111111"/>
+          <w:sz w:val="21"/>
+        </w:rPr>
+        <w:t>Clases/Clase 8 - Monitoreo optimizacion y CI-CD/</w:t>
+      </w:r>
+      <w:r>
+        <w:rPr>
+          <w:b w:val="0"/>
+          <w:color w:val="4A4A49"/>
+          <w:sz w:val="22"/>
+        </w:rPr>
+        <w:t xml:space="preserve"> (los pasos también están en la sección «Actividad / taller» de este guion).</w:t>
       </w:r>
     </w:p>
     <w:p>
@@ -2184,7 +2184,7 @@
           <w:color w:val="1A1C1D"/>
           <w:sz w:val="32"/>
         </w:rPr>
-        <w:t>115–120 · Cierre · [Slide 34]</w:t>
+        <w:t>115–120 · Cierre · [Slide 30]</w:t>
       </w:r>
     </w:p>
     <w:p>

--- a/Arquitectura de Sistemas Computacionales/Kit docente/Clase 8/Guion Docente Clase 8 - Monitoreo optimizacion y CI-CD.docx
+++ b/Arquitectura de Sistemas Computacionales/Kit docente/Clase 8/Guion Docente Clase 8 - Monitoreo optimizacion y CI-CD.docx
@@ -305,7 +305,7 @@
           <w:color w:val="4A4A49"/>
           <w:sz w:val="22"/>
         </w:rPr>
-        <w:t>Lo que se califica hoy son 25 de los 100 puntos de la actividad del Corte 2, en cuatro preguntas: 10 puntos el contenido completo del ci.yml, 5 explicar que hace de verdad la construccion y la prueba y con que condicion el pipeline debe fallar, 4 distinguir CI de CD y ubicar hasta donde llego el propio trabajo, y 6 la tabla de senales de monitoreo con umbral.</w:t>
+        <w:t>Conviene decir el reparto al abrir la clase, porque las dos preguntas que el grupo subestima, la 8 y la 10, valen juntas mas que el YAML.</w:t>
       </w:r>
     </w:p>
     <w:p>
@@ -318,7 +318,7 @@
           <w:color w:val="4A4A49"/>
           <w:sz w:val="22"/>
         </w:rPr>
-        <w:t>Conviene decir el reparto al abrir la clase, porque las dos preguntas que el grupo subestima, la 8 y la 10, valen juntas mas que el YAML.</w:t>
+        <w:t>(Sobre la actividad, no se proyecta) Lo que se califica hoy son 25 de los 100 puntos de la actividad del Corte 2, en cuatro preguntas: 10 puntos el contenido completo del ci.yml, 5 explicar que hace de verdad la construccion y la prueba y con que condicion el pipeline debe fallar, 4 distinguir CI de CD y ubicar hasta donde llego el propio trabajo, y 6 la tabla de senales de monitoreo con umbral.</w:t>
       </w:r>
     </w:p>
     <w:p>
@@ -354,7 +354,7 @@
           <w:color w:val="4A4A49"/>
           <w:sz w:val="22"/>
         </w:rPr>
-        <w:t xml:space="preserve"> — 6 vinetas.</w:t>
+        <w:t xml:space="preserve"> — 5 vinetas.</w:t>
       </w:r>
     </w:p>
     <w:p>
@@ -394,6 +394,19 @@
           <w:sz w:val="22"/>
         </w:rPr>
         <w:t>Hay que decirlo explicito: lo simulado es el ultimo paso, no el pipeline; todo lo anterior es real y ejecutable.</w:t>
+      </w:r>
+    </w:p>
+    <w:p>
+      <w:pPr>
+        <w:pStyle w:val="ListBullet2"/>
+      </w:pPr>
+      <w:r>
+        <w:rPr>
+          <w:b w:val="0"/>
+          <w:color w:val="4A4A49"/>
+          <w:sz w:val="22"/>
+        </w:rPr>
+        <w:t>(Sobre la actividad, no se proyecta) Y hay que anunciar como se califica esa frontera, porque es contraintuitivo para el estudiante que cree que reconocer un limite es admitir una carencia: la pregunta 9 SUMA un punto por ubicar correctamente el propio trabajo y decir que llega hasta «listo para desplegar», y DESCUENTA la mitad de la pregunta a quien afirme haber construido CD.</w:t>
       </w:r>
     </w:p>
     <w:p>
@@ -452,7 +465,7 @@
           <w:color w:val="4A4A49"/>
           <w:sz w:val="22"/>
         </w:rPr>
-        <w:t>[Slide 12] Los tres bloques que la pregunta 7 califica, y el orden de los pasos (1/2)</w:t>
+        <w:t>[Slide 12] Los tres bloques de un workflow, y el orden de los pasos (1/2)</w:t>
       </w:r>
       <w:r>
         <w:rPr>
@@ -464,13 +477,39 @@
       </w:r>
     </w:p>
     <w:p>
+      <w:pPr>
+        <w:pStyle w:val="ListBullet2"/>
+      </w:pPr>
+      <w:r>
+        <w:rPr>
+          <w:b w:val="0"/>
+          <w:color w:val="4A4A49"/>
+          <w:sz w:val="22"/>
+        </w:rPr>
+        <w:t>(Sobre la actividad, no se proyecta) Falta la sancion, que conviene anunciar dos veces: la pregunta vale CERO completa si aparece un secreto escrito en claro dentro del YAML, sin importar lo bien que este el resto.</w:t>
+      </w:r>
+    </w:p>
+    <w:p>
+      <w:pPr>
+        <w:pStyle w:val="ListBullet2"/>
+      </w:pPr>
+      <w:r>
+        <w:rPr>
+          <w:b w:val="0"/>
+          <w:color w:val="4A4A49"/>
+          <w:sz w:val="22"/>
+        </w:rPr>
+        <w:t>(Sobre la actividad, no se proyecta) Es la misma politica que el estudiante escribio en la pregunta 3 del Corte 2, y esta es la clase donde se comprueba si la cumple.</w:t>
+      </w:r>
+    </w:p>
+    <w:p>
       <w:r>
         <w:rPr>
           <w:b/>
           <w:color w:val="4A4A49"/>
           <w:sz w:val="22"/>
         </w:rPr>
-        <w:t>[Slide 13] Los tres bloques que la pregunta 7 califica, y el orden de los pasos (2/2)</w:t>
+        <w:t>[Slide 13] Los tres bloques de un workflow, y el orden de los pasos (2/2)</w:t>
       </w:r>
       <w:r>
         <w:rPr>
@@ -478,7 +517,7 @@
           <w:color w:val="4A4A49"/>
           <w:sz w:val="22"/>
         </w:rPr>
-        <w:t xml:space="preserve"> — 4 vinetas.</w:t>
+        <w:t xml:space="preserve"> — 2 vinetas.</w:t>
       </w:r>
     </w:p>
     <w:p>
@@ -586,7 +625,7 @@
           <w:color w:val="4A4A49"/>
           <w:sz w:val="22"/>
         </w:rPr>
-        <w:t>[Slide 18] La tabla de senales de la pregunta 10, con sus tres columnas exactas (1/2)</w:t>
+        <w:t>[Slide 18] La tabla de senales, con sus tres columnas (1/2)</w:t>
       </w:r>
       <w:r>
         <w:rPr>
@@ -594,7 +633,7 @@
           <w:color w:val="4A4A49"/>
           <w:sz w:val="22"/>
         </w:rPr>
-        <w:t xml:space="preserve"> — 4 vinetas.</w:t>
+        <w:t xml:space="preserve"> — 5 vinetas.</w:t>
       </w:r>
     </w:p>
     <w:p>
@@ -650,13 +689,26 @@
       </w:r>
     </w:p>
     <w:p>
+      <w:pPr>
+        <w:pStyle w:val="ListBullet2"/>
+      </w:pPr>
+      <w:r>
+        <w:rPr>
+          <w:b w:val="0"/>
+          <w:color w:val="4A4A49"/>
+          <w:sz w:val="22"/>
+        </w:rPr>
+        <w:t>(Sobre la actividad, no se proyecta) El reparto de sus 6 puntos es un punto por senal bien formada con su umbral hasta la cuarta, hasta un punto adicional entre las senales quinta y sexta, y un punto por que al menos una sea un registro.</w:t>
+      </w:r>
+    </w:p>
+    <w:p>
       <w:r>
         <w:rPr>
           <w:b/>
           <w:color w:val="4A4A49"/>
           <w:sz w:val="22"/>
         </w:rPr>
-        <w:t>[Slide 19] La tabla de senales de la pregunta 10, con sus tres columnas exactas (2/2)</w:t>
+        <w:t>[Slide 19] La tabla de senales, con sus tres columnas (2/2)</w:t>
       </w:r>
       <w:r>
         <w:rPr>
@@ -664,7 +716,7 @@
           <w:color w:val="4A4A49"/>
           <w:sz w:val="22"/>
         </w:rPr>
-        <w:t xml:space="preserve"> — 4 vinetas.</w:t>
+        <w:t xml:space="preserve"> — 2 vinetas.</w:t>
       </w:r>
     </w:p>
     <w:p>
@@ -682,7 +734,7 @@
           <w:color w:val="4A4A49"/>
           <w:sz w:val="22"/>
         </w:rPr>
-        <w:t xml:space="preserve"> — 4 vinetas.</w:t>
+        <w:t xml:space="preserve"> — 3 vinetas.</w:t>
       </w:r>
     </w:p>
     <w:p>
@@ -696,6 +748,19 @@
           <w:sz w:val="22"/>
         </w:rPr>
         <w:t>El workflow se dispara en push y en pull_request.</w:t>
+      </w:r>
+    </w:p>
+    <w:p>
+      <w:pPr>
+        <w:pStyle w:val="ListBullet2"/>
+      </w:pPr>
+      <w:r>
+        <w:rPr>
+          <w:b w:val="0"/>
+          <w:color w:val="4A4A49"/>
+          <w:sz w:val="22"/>
+        </w:rPr>
+        <w:t>(Sobre la actividad, no se proyecta) La evidencia del entregable es doble: el archivo ci.yml en el repositorio y la captura de una corrida en verde con los nombres de los pasos visibles; si Actions falla por cuota o por red se acepta el YAML con la explicacion paso por paso, pero eso es plan B y hay que decir que lo es.</w:t>
       </w:r>
     </w:p>
     <w:p>
@@ -713,7 +778,7 @@
           <w:color w:val="4A4A49"/>
           <w:sz w:val="22"/>
         </w:rPr>
-        <w:t xml:space="preserve"> — 3 vinetas.</w:t>
+        <w:t xml:space="preserve"> — 2 vinetas.</w:t>
       </w:r>
     </w:p>
     <w:p>
@@ -731,7 +796,7 @@
           <w:color w:val="4A4A49"/>
           <w:sz w:val="22"/>
         </w:rPr>
-        <w:t xml:space="preserve"> — 5 vinetas.</w:t>
+        <w:t xml:space="preserve"> — 4 vinetas.</w:t>
       </w:r>
     </w:p>
     <w:p>
@@ -819,7 +884,64 @@
           <w:color w:val="4A4A49"/>
           <w:sz w:val="22"/>
         </w:rPr>
-        <w:t>[Slide 23] Donde se ejecuta de verdad la politica de secretos de la Clase 6 (1/2)</w:t>
+        <w:t>[Slide 23] Donde se ejecuta de verdad la politica de secretos de la Clase 6</w:t>
+      </w:r>
+      <w:r>
+        <w:rPr>
+          <w:b w:val="0"/>
+          <w:color w:val="4A4A49"/>
+          <w:sz w:val="22"/>
+        </w:rPr>
+        <w:t xml:space="preserve"> — 4 vinetas.</w:t>
+      </w:r>
+    </w:p>
+    <w:p>
+      <w:pPr>
+        <w:pStyle w:val="ListBullet2"/>
+      </w:pPr>
+      <w:r>
+        <w:rPr>
+          <w:b w:val="0"/>
+          <w:color w:val="4A4A49"/>
+          <w:sz w:val="22"/>
+        </w:rPr>
+        <w:t>Los valores sensibles se guardan en el repositorio bajo Settings, Secrets and variables, Actions; el workflow los referencia por nombre y la plataforma los inyecta como variables de entorno solo durante la corrida.</w:t>
+      </w:r>
+    </w:p>
+    <w:p>
+      <w:pPr>
+        <w:pStyle w:val="ListBullet2"/>
+      </w:pPr>
+      <w:r>
+        <w:rPr>
+          <w:b w:val="0"/>
+          <w:color w:val="4A4A49"/>
+          <w:sz w:val="22"/>
+        </w:rPr>
+        <w:t>Dos detalles evitan sustos.</w:t>
+      </w:r>
+    </w:p>
+    <w:p>
+      <w:pPr>
+        <w:pStyle w:val="ListBullet2"/>
+      </w:pPr>
+      <w:r>
+        <w:rPr>
+          <w:b w:val="0"/>
+          <w:color w:val="4A4A49"/>
+          <w:sz w:val="22"/>
+        </w:rPr>
+        <w:t>(Sobre la actividad, no se proyecta) Y el recordatorio de calificacion: un secreto en claro en el YAML no descuenta, anula la pregunta 7 entera.</w:t>
+      </w:r>
+    </w:p>
+    <w:p>
+      <w:r>
+        <w:rPr>
+          <w:b/>
+          <w:color w:val="4A4A49"/>
+          <w:sz w:val="22"/>
+        </w:rPr>
+        <w:t>[Slide 24] Preguntas frecuentes del grupo (1/2)</w:t>
       </w:r>
       <w:r>
         <w:rPr>
@@ -840,68 +962,6 @@
           <w:color w:val="4A4A49"/>
           <w:sz w:val="22"/>
         </w:rPr>
-        <w:t>Los valores sensibles se guardan en el repositorio bajo Settings, Secrets and variables, Actions; el workflow los referencia por nombre y la plataforma los inyecta como variables de entorno solo durante la corrida.</w:t>
-      </w:r>
-    </w:p>
-    <w:p>
-      <w:pPr>
-        <w:pStyle w:val="ListBullet2"/>
-      </w:pPr>
-      <w:r>
-        <w:rPr>
-          <w:b w:val="0"/>
-          <w:color w:val="4A4A49"/>
-          <w:sz w:val="22"/>
-        </w:rPr>
-        <w:t>Dos detalles evitan sustos.</w:t>
-      </w:r>
-    </w:p>
-    <w:p>
-      <w:r>
-        <w:rPr>
-          <w:b/>
-          <w:color w:val="4A4A49"/>
-          <w:sz w:val="22"/>
-        </w:rPr>
-        <w:t>[Slide 24] Donde se ejecuta de verdad la politica de secretos de la Clase 6 (2/2)</w:t>
-      </w:r>
-      <w:r>
-        <w:rPr>
-          <w:b w:val="0"/>
-          <w:color w:val="4A4A49"/>
-          <w:sz w:val="22"/>
-        </w:rPr>
-        <w:t xml:space="preserve"> — 2 vinetas.</w:t>
-      </w:r>
-    </w:p>
-    <w:p>
-      <w:r>
-        <w:rPr>
-          <w:b/>
-          <w:color w:val="4A4A49"/>
-          <w:sz w:val="22"/>
-        </w:rPr>
-        <w:t>[Slide 25] Preguntas frecuentes del grupo (1/2)</w:t>
-      </w:r>
-      <w:r>
-        <w:rPr>
-          <w:b w:val="0"/>
-          <w:color w:val="4A4A49"/>
-          <w:sz w:val="22"/>
-        </w:rPr>
-        <w:t xml:space="preserve"> — 4 vinetas.</w:t>
-      </w:r>
-    </w:p>
-    <w:p>
-      <w:pPr>
-        <w:pStyle w:val="ListBullet2"/>
-      </w:pPr>
-      <w:r>
-        <w:rPr>
-          <w:b w:val="0"/>
-          <w:color w:val="4A4A49"/>
-          <w:sz w:val="22"/>
-        </w:rPr>
         <w:t>Cuatro que aparecen todos los semestres.</w:t>
       </w:r>
     </w:p>
@@ -919,21 +979,29 @@
       </w:r>
     </w:p>
     <w:p>
-      <w:r>
-        <w:rPr>
-          <w:b/>
-          <w:color w:val="4A4A49"/>
-          <w:sz w:val="22"/>
-        </w:rPr>
-        <w:t>[Slide 26] Preguntas frecuentes del grupo (2/2)</w:t>
-      </w:r>
+      <w:pPr>
+        <w:pStyle w:val="ListBullet2"/>
+      </w:pPr>
       <w:r>
         <w:rPr>
           <w:b w:val="0"/>
           <w:color w:val="4A4A49"/>
           <w:sz w:val="22"/>
         </w:rPr>
-        <w:t xml:space="preserve"> — 4 vinetas.</w:t>
+        <w:t>(Sobre la actividad, no se proyecta) «Si no tenemos usuarios reales, que monitoreamos?» El entregable es el plan, no los datos: la pregunta pide que senales observaria en una produccion hipotetica, con sus umbrales.</w:t>
+      </w:r>
+    </w:p>
+    <w:p>
+      <w:pPr>
+        <w:pStyle w:val="ListBullet2"/>
+      </w:pPr>
+      <w:r>
+        <w:rPr>
+          <w:b w:val="0"/>
+          <w:color w:val="4A4A49"/>
+          <w:sz w:val="22"/>
+        </w:rPr>
+        <w:t>(Sobre la actividad, no se proyecta) Es preferible una prueba real y pequena a tres pruebas inventadas que no se ejecutan, porque la pregunta 8 evalua si el pipeline puede fallar.</w:t>
       </w:r>
     </w:p>
     <w:p>
@@ -943,7 +1011,25 @@
           <w:color w:val="4A4A49"/>
           <w:sz w:val="22"/>
         </w:rPr>
-        <w:t>[Slide 27] El workflow de CI: el archivo completo</w:t>
+        <w:t>[Slide 25] Preguntas frecuentes del grupo (2/2)</w:t>
+      </w:r>
+      <w:r>
+        <w:rPr>
+          <w:b w:val="0"/>
+          <w:color w:val="4A4A49"/>
+          <w:sz w:val="22"/>
+        </w:rPr>
+        <w:t xml:space="preserve"> — 3 vinetas.</w:t>
+      </w:r>
+    </w:p>
+    <w:p>
+      <w:r>
+        <w:rPr>
+          <w:b/>
+          <w:color w:val="4A4A49"/>
+          <w:sz w:val="22"/>
+        </w:rPr>
+        <w:t>[Slide 26] El workflow de CI: el archivo completo</w:t>
       </w:r>
       <w:r>
         <w:rPr>
@@ -961,7 +1047,7 @@
           <w:color w:val="4A4A49"/>
           <w:sz w:val="22"/>
         </w:rPr>
-        <w:t>[Slide 28] Secretos en el workflow, y hasta donde llega el pipeline</w:t>
+        <w:t>[Slide 27] Secretos en el workflow, y hasta donde llega el pipeline</w:t>
       </w:r>
       <w:r>
         <w:rPr>
@@ -1175,7 +1261,7 @@
           <w:color w:val="4A4A49"/>
           <w:sz w:val="22"/>
         </w:rPr>
-        <w:t>Los tres bloques que la pregunta 7 califica, y el orden de los pasos (1/2)</w:t>
+        <w:t>Los tres bloques de un workflow, y el orden de los pasos (1/2)</w:t>
       </w:r>
     </w:p>
     <w:p>
@@ -1188,7 +1274,7 @@
           <w:color w:val="4A4A49"/>
           <w:sz w:val="22"/>
         </w:rPr>
-        <w:t>Los tres bloques que la pregunta 7 califica, y el orden de los pasos (2/2)</w:t>
+        <w:t>Los tres bloques de un workflow, y el orden de los pasos (2/2)</w:t>
       </w:r>
     </w:p>
     <w:p>
@@ -1253,7 +1339,7 @@
           <w:color w:val="4A4A49"/>
           <w:sz w:val="22"/>
         </w:rPr>
-        <w:t>La tabla de senales de la pregunta 10, con sus tres columnas exactas (1/2)</w:t>
+        <w:t>La tabla de senales, con sus tres columnas (1/2)</w:t>
       </w:r>
     </w:p>
     <w:p>
@@ -1266,7 +1352,7 @@
           <w:color w:val="4A4A49"/>
           <w:sz w:val="22"/>
         </w:rPr>
-        <w:t>La tabla de senales de la pregunta 10, con sus tres columnas exactas (2/2)</w:t>
+        <w:t>La tabla de senales, con sus tres columnas (2/2)</w:t>
       </w:r>
     </w:p>
     <w:p>
@@ -1318,20 +1404,7 @@
           <w:color w:val="4A4A49"/>
           <w:sz w:val="22"/>
         </w:rPr>
-        <w:t>Donde se ejecuta de verdad la politica de secretos de la Clase 6 (1/2)</w:t>
-      </w:r>
-    </w:p>
-    <w:p>
-      <w:pPr>
-        <w:pStyle w:val="ListNumber"/>
-      </w:pPr>
-      <w:r>
-        <w:rPr>
-          <w:b w:val="0"/>
-          <w:color w:val="4A4A49"/>
-          <w:sz w:val="22"/>
-        </w:rPr>
-        <w:t>Donde se ejecuta de verdad la politica de secretos de la Clase 6 (2/2)</w:t>
+        <w:t>Donde se ejecuta de verdad la politica de secretos de la Clase 6</w:t>
       </w:r>
     </w:p>
     <w:p>
@@ -1668,7 +1741,7 @@
           <w:color w:val="1A1C1D"/>
           <w:sz w:val="32"/>
         </w:rPr>
-        <w:t>40–55 · Demo en vivo · [Slide 29]</w:t>
+        <w:t>40–55 · Demo en vivo · [Slide 28]</w:t>
       </w:r>
     </w:p>
     <w:p>
@@ -2184,7 +2257,7 @@
           <w:color w:val="1A1C1D"/>
           <w:sz w:val="32"/>
         </w:rPr>
-        <w:t>115–120 · Cierre · [Slide 30]</w:t>
+        <w:t>115–120 · Cierre · [Slide 29]</w:t>
       </w:r>
     </w:p>
     <w:p>

--- a/Arquitectura de Sistemas Computacionales/Kit docente/Clase 8/Guion Docente Clase 8 - Monitoreo optimizacion y CI-CD.docx
+++ b/Arquitectura de Sistemas Computacionales/Kit docente/Clase 8/Guion Docente Clase 8 - Monitoreo optimizacion y CI-CD.docx
@@ -584,7 +584,7 @@
           <w:color w:val="4A4A49"/>
           <w:sz w:val="22"/>
         </w:rPr>
-        <w:t xml:space="preserve"> — 5 vinetas.</w:t>
+        <w:t xml:space="preserve"> — 6 vinetas.</w:t>
       </w:r>
     </w:p>
     <w:p>
@@ -615,7 +615,7 @@
           <w:color w:val="4A4A49"/>
           <w:sz w:val="22"/>
         </w:rPr>
-        <w:t xml:space="preserve"> — 2 vinetas.</w:t>
+        <w:t xml:space="preserve"> — 3 vinetas.</w:t>
       </w:r>
     </w:p>
     <w:p>
@@ -685,7 +685,33 @@
           <w:color w:val="4A4A49"/>
           <w:sz w:val="22"/>
         </w:rPr>
+        <w:t>Esa accion no es una cuarta columna: se escribe dentro del umbral, como en el ejemplo del listado.</w:t>
+      </w:r>
+    </w:p>
+    <w:p>
+      <w:pPr>
+        <w:pStyle w:val="ListBullet2"/>
+      </w:pPr>
+      <w:r>
+        <w:rPr>
+          <w:b w:val="0"/>
+          <w:color w:val="4A4A49"/>
+          <w:sz w:val="22"/>
+        </w:rPr>
         <w:t>Ahi entra la optimizacion de la segunda mitad del tema: paginar, con veinte a cincuenta elementos por pagina, porque un endpoint que devuelve cincuenta mil registros es problema de latencia y de memoria; indexar la columna por la que se filtra, porque sin indice el motor recorre la tabla completa; cachear lecturas repetidas, donde una tasa de acierto del 90 por ciento significa que nueve de cada diez lecturas no llegan a la base; y limitar la tasa de peticiones, el control de denegacion de servicio de la Clase 6.</w:t>
+      </w:r>
+    </w:p>
+    <w:p>
+      <w:pPr>
+        <w:pStyle w:val="ListBullet2"/>
+      </w:pPr>
+      <w:r>
+        <w:rPr>
+          <w:b w:val="0"/>
+          <w:color w:val="4A4A49"/>
+          <w:sz w:val="22"/>
+        </w:rPr>
+        <w:t>La fila tiene senal, objeto concreto del dominio y una accion atada al umbral.</w:t>
       </w:r>
     </w:p>
     <w:p>
@@ -716,7 +742,7 @@
           <w:color w:val="4A4A49"/>
           <w:sz w:val="22"/>
         </w:rPr>
-        <w:t xml:space="preserve"> — 2 vinetas.</w:t>
+        <w:t xml:space="preserve"> — 6 vinetas.</w:t>
       </w:r>
     </w:p>
     <w:p>
@@ -734,7 +760,7 @@
           <w:color w:val="4A4A49"/>
           <w:sz w:val="22"/>
         </w:rPr>
-        <w:t xml:space="preserve"> — 3 vinetas.</w:t>
+        <w:t xml:space="preserve"> — 4 vinetas.</w:t>
       </w:r>
     </w:p>
     <w:p>
@@ -778,7 +804,7 @@
           <w:color w:val="4A4A49"/>
           <w:sz w:val="22"/>
         </w:rPr>
-        <w:t xml:space="preserve"> — 2 vinetas.</w:t>
+        <w:t xml:space="preserve"> — 3 vinetas.</w:t>
       </w:r>
     </w:p>
     <w:p>

--- a/Arquitectura de Sistemas Computacionales/Kit docente/Clase 8/Guion Docente Clase 8 - Monitoreo optimizacion y CI-CD.docx
+++ b/Arquitectura de Sistemas Computacionales/Kit docente/Clase 8/Guion Docente Clase 8 - Monitoreo optimizacion y CI-CD.docx
@@ -284,7 +284,7 @@
           <w:color w:val="4A4A49"/>
           <w:sz w:val="22"/>
         </w:rPr>
-        <w:t>[Slide 7] Integracion continua: el problema que resuelve, en definicion operativa (1/2)</w:t>
+        <w:t>[Slide 7] Integracion continua: el problema que resuelve, en definicion operativa</w:t>
       </w:r>
       <w:r>
         <w:rPr>
@@ -292,7 +292,7 @@
           <w:color w:val="4A4A49"/>
           <w:sz w:val="22"/>
         </w:rPr>
-        <w:t xml:space="preserve"> — 3 vinetas.</w:t>
+        <w:t xml:space="preserve"> — 4 vinetas.</w:t>
       </w:r>
     </w:p>
     <w:p>
@@ -305,7 +305,7 @@
           <w:color w:val="4A4A49"/>
           <w:sz w:val="22"/>
         </w:rPr>
-        <w:t>Conviene decir el reparto al abrir la clase, porque las dos preguntas que el grupo subestima, la 8 y la 10, valen juntas mas que el YAML.</w:t>
+        <w:t>(No se proyecta) Esta clase junta dos temas que parecen distintos y son el mismo asunto en dos momentos: automatizar la verificacion antes de que un cambio llegue a los usuarios, y observar el sistema despues de que llego.</w:t>
       </w:r>
     </w:p>
     <w:p>
@@ -318,7 +318,20 @@
           <w:color w:val="4A4A49"/>
           <w:sz w:val="22"/>
         </w:rPr>
-        <w:t>(Sobre la actividad, no se proyecta) Lo que se califica hoy son 25 de los 100 puntos de la actividad del Corte 2, en cuatro preguntas: 10 puntos el contenido completo del ci.yml, 5 explicar que hace de verdad la construccion y la prueba y con que condicion el pipeline debe fallar, 4 distinguir CI de CD y ubicar hasta donde llego el propio trabajo, y 6 la tabla de senales de monitoreo con umbral.</w:t>
+        <w:t>(No se proyecta) Lo que se califica hoy son 25 de los 100 puntos de la actividad del Corte 2, en cuatro preguntas: 10 puntos el contenido completo del ci.yml, 5 explicar que hace de verdad la construccion y la prueba y con que condicion el pipeline debe fallar, 4 distinguir CI de CD y ubicar hasta donde llego el propio trabajo, y 6 la tabla de senales de monitoreo con umbral.</w:t>
+      </w:r>
+    </w:p>
+    <w:p>
+      <w:pPr>
+        <w:pStyle w:val="ListBullet2"/>
+      </w:pPr>
+      <w:r>
+        <w:rPr>
+          <w:b w:val="0"/>
+          <w:color w:val="4A4A49"/>
+          <w:sz w:val="22"/>
+        </w:rPr>
+        <w:t>(No se proyecta) Conviene decir el reparto al abrir la clase, porque las dos preguntas que el grupo subestima, la 8 y la 10, valen juntas mas que el YAML.</w:t>
       </w:r>
     </w:p>
     <w:p>
@@ -328,25 +341,7 @@
           <w:color w:val="4A4A49"/>
           <w:sz w:val="22"/>
         </w:rPr>
-        <w:t>[Slide 8] Integracion continua: el problema que resuelve, en definicion operativa (2/2)</w:t>
-      </w:r>
-      <w:r>
-        <w:rPr>
-          <w:b w:val="0"/>
-          <w:color w:val="4A4A49"/>
-          <w:sz w:val="22"/>
-        </w:rPr>
-        <w:t xml:space="preserve"> — 2 vinetas.</w:t>
-      </w:r>
-    </w:p>
-    <w:p>
-      <w:r>
-        <w:rPr>
-          <w:b/>
-          <w:color w:val="4A4A49"/>
-          <w:sz w:val="22"/>
-        </w:rPr>
-        <w:t>[Slide 9] Entrega continua y despliegue continuo: la sigla CD es ambigua</w:t>
+        <w:t>[Slide 8] Entrega continua y despliegue continuo: la sigla CD es ambigua</w:t>
       </w:r>
       <w:r>
         <w:rPr>
@@ -393,7 +388,7 @@
           <w:color w:val="4A4A49"/>
           <w:sz w:val="22"/>
         </w:rPr>
-        <w:t>Hay que decirlo explicito: lo simulado es el ultimo paso, no el pipeline; todo lo anterior es real y ejecutable.</w:t>
+        <w:t>(No se proyecta) Hay que decirlo explicito: lo simulado es el ultimo paso, no el pipeline; todo lo anterior es real y ejecutable.</w:t>
       </w:r>
     </w:p>
     <w:p>
@@ -406,7 +401,7 @@
           <w:color w:val="4A4A49"/>
           <w:sz w:val="22"/>
         </w:rPr>
-        <w:t>(Sobre la actividad, no se proyecta) Y hay que anunciar como se califica esa frontera, porque es contraintuitivo para el estudiante que cree que reconocer un limite es admitir una carencia: la pregunta 9 SUMA un punto por ubicar correctamente el propio trabajo y decir que llega hasta «listo para desplegar», y DESCUENTA la mitad de la pregunta a quien afirme haber construido CD.</w:t>
+        <w:t>(No se proyecta) Y hay que anunciar como se califica esa frontera, porque es contraintuitivo para el estudiante que cree que reconocer un limite es admitir una carencia: la pregunta 9 SUMA un punto por ubicar correctamente el propio trabajo y decir que llega hasta «listo para desplegar», y DESCUENTA la mitad de la pregunta a quien afirme haber construido CD.</w:t>
       </w:r>
     </w:p>
     <w:p>
@@ -416,7 +411,51 @@
           <w:color w:val="4A4A49"/>
           <w:sz w:val="22"/>
         </w:rPr>
-        <w:t>[Slide 10] GitHub Actions en cinco palabras (1/2)</w:t>
+        <w:t>[Slide 9] GitHub Actions en cinco palabras</w:t>
+      </w:r>
+      <w:r>
+        <w:rPr>
+          <w:b w:val="0"/>
+          <w:color w:val="4A4A49"/>
+          <w:sz w:val="22"/>
+        </w:rPr>
+        <w:t xml:space="preserve"> — 6 vinetas.</w:t>
+      </w:r>
+    </w:p>
+    <w:p>
+      <w:pPr>
+        <w:pStyle w:val="ListBullet2"/>
+      </w:pPr>
+      <w:r>
+        <w:rPr>
+          <w:b w:val="0"/>
+          <w:color w:val="4A4A49"/>
+          <w:sz w:val="22"/>
+        </w:rPr>
+        <w:t>Su vocabulario tiene cinco palabras.</w:t>
+      </w:r>
+    </w:p>
+    <w:p>
+      <w:pPr>
+        <w:pStyle w:val="ListBullet2"/>
+      </w:pPr>
+      <w:r>
+        <w:rPr>
+          <w:b w:val="0"/>
+          <w:color w:val="4A4A49"/>
+          <w:sz w:val="22"/>
+        </w:rPr>
+        <w:t>(No se proyecta) Advertencias: el YAML se indenta con espacios y nunca con tabulaciones, causa numero uno de un pipeline que no arranca; y en el nivel gratuito los repositorios publicos tienen minutos ilimitados mientras los privados tienen una cuota del orden de 2000 minutos al mes, cifra que conviene confirmar en la pagina de facturacion porque el proveedor la cambia.</w:t>
+      </w:r>
+    </w:p>
+    <w:p>
+      <w:r>
+        <w:rPr>
+          <w:b/>
+          <w:color w:val="4A4A49"/>
+          <w:sz w:val="22"/>
+        </w:rPr>
+        <w:t>[Slide 10] Los tres bloques de un workflow, y el orden de los pasos</w:t>
       </w:r>
       <w:r>
         <w:rPr>
@@ -437,7 +476,46 @@
           <w:color w:val="4A4A49"/>
           <w:sz w:val="22"/>
         </w:rPr>
-        <w:t>Su vocabulario tiene cinco palabras.</w:t>
+        <w:t>(No se proyecta) Un punto y medio es el ENTORNO de ejecucion, la clave runs-on, tipicamente ubuntu-latest; es el bloque que el estudiante omite mas y el mas facil de recuperar.</w:t>
+      </w:r>
+    </w:p>
+    <w:p>
+      <w:pPr>
+        <w:pStyle w:val="ListBullet2"/>
+      </w:pPr>
+      <w:r>
+        <w:rPr>
+          <w:b w:val="0"/>
+          <w:color w:val="4A4A49"/>
+          <w:sz w:val="22"/>
+        </w:rPr>
+        <w:t>(No se proyecta) Y un punto es la coherencia con el Dockerfile del Corte 1: la misma imagen y el mismo puerto, es decir cloudlite-api con su etiqueta 0.1.0 y el 8080 del EXPOSE de la Clase 3.</w:t>
+      </w:r>
+    </w:p>
+    <w:p>
+      <w:pPr>
+        <w:pStyle w:val="ListBullet2"/>
+      </w:pPr>
+      <w:r>
+        <w:rPr>
+          <w:b w:val="0"/>
+          <w:color w:val="4A4A49"/>
+          <w:sz w:val="22"/>
+        </w:rPr>
+        <w:t>(No se proyecta) Falta la sancion, que conviene anunciar dos veces: la pregunta vale CERO completa si aparece un secreto escrito en claro dentro del YAML, sin importar lo bien que este el resto.</w:t>
+      </w:r>
+    </w:p>
+    <w:p>
+      <w:pPr>
+        <w:pStyle w:val="ListBullet2"/>
+      </w:pPr>
+      <w:r>
+        <w:rPr>
+          <w:b w:val="0"/>
+          <w:color w:val="4A4A49"/>
+          <w:sz w:val="22"/>
+        </w:rPr>
+        <w:t>(No se proyecta) Es la misma politica que el estudiante escribio en la pregunta 3 del Corte 2, y esta es la clase donde se comprueba si la cumple.</w:t>
       </w:r>
     </w:p>
     <w:p>
@@ -447,7 +525,113 @@
           <w:color w:val="4A4A49"/>
           <w:sz w:val="22"/>
         </w:rPr>
-        <w:t>[Slide 11] GitHub Actions en cinco palabras (2/2)</w:t>
+        <w:t>[Slide 11] Monitorear y observar: la segunda mitad cambia de lado (1/2)</w:t>
+      </w:r>
+      <w:r>
+        <w:rPr>
+          <w:b w:val="0"/>
+          <w:color w:val="4A4A49"/>
+          <w:sz w:val="22"/>
+        </w:rPr>
+        <w:t xml:space="preserve"> — 4 vinetas.</w:t>
+      </w:r>
+    </w:p>
+    <w:p>
+      <w:pPr>
+        <w:pStyle w:val="ListBullet2"/>
+      </w:pPr>
+      <w:r>
+        <w:rPr>
+          <w:b w:val="0"/>
+          <w:color w:val="4A4A49"/>
+          <w:sz w:val="22"/>
+        </w:rPr>
+        <w:t>Se apoya en tres tipos de senal.</w:t>
+      </w:r>
+    </w:p>
+    <w:p>
+      <w:pPr>
+        <w:pStyle w:val="ListBullet2"/>
+      </w:pPr>
+      <w:r>
+        <w:rPr>
+          <w:b w:val="0"/>
+          <w:color w:val="4A4A49"/>
+          <w:sz w:val="22"/>
+        </w:rPr>
+        <w:t>(No se proyecta) La segunda mitad de la clase cambia de lado: ya no se trata de validar antes, sino de saber que pasa despues.</w:t>
+      </w:r>
+    </w:p>
+    <w:p>
+      <w:pPr>
+        <w:pStyle w:val="ListBullet2"/>
+      </w:pPr>
+      <w:r>
+        <w:rPr>
+          <w:b w:val="0"/>
+          <w:color w:val="4A4A49"/>
+          <w:sz w:val="22"/>
+        </w:rPr>
+        <w:t>(No se proyecta) Las trazas siguen el recorrido de una sola peticion por varios servicios y son necesarias porque la Clase 4 convirtio el sistema en distribuido: cuando la peticion pasa por la API y por el servicio de notificaciones, saber cual de los dos tardo es imposible con metricas agregadas.</w:t>
+      </w:r>
+    </w:p>
+    <w:p>
+      <w:r>
+        <w:rPr>
+          <w:b/>
+          <w:color w:val="4A4A49"/>
+          <w:sz w:val="22"/>
+        </w:rPr>
+        <w:t>[Slide 12] Monitorear y observar: la segunda mitad cambia de lado (2/2)</w:t>
+      </w:r>
+      <w:r>
+        <w:rPr>
+          <w:b w:val="0"/>
+          <w:color w:val="4A4A49"/>
+          <w:sz w:val="22"/>
+        </w:rPr>
+        <w:t xml:space="preserve"> — 4 vinetas.</w:t>
+      </w:r>
+    </w:p>
+    <w:p>
+      <w:r>
+        <w:rPr>
+          <w:b/>
+          <w:color w:val="4A4A49"/>
+          <w:sz w:val="22"/>
+        </w:rPr>
+        <w:t>[Slide 13] Las cuatro senales de oro, con definicion operativa (1/2)</w:t>
+      </w:r>
+      <w:r>
+        <w:rPr>
+          <w:b w:val="0"/>
+          <w:color w:val="4A4A49"/>
+          <w:sz w:val="22"/>
+        </w:rPr>
+        <w:t xml:space="preserve"> — 6 vinetas.</w:t>
+      </w:r>
+    </w:p>
+    <w:p>
+      <w:pPr>
+        <w:pStyle w:val="ListBullet2"/>
+      </w:pPr>
+      <w:r>
+        <w:rPr>
+          <w:b w:val="0"/>
+          <w:color w:val="4A4A49"/>
+          <w:sz w:val="22"/>
+        </w:rPr>
+        <w:t>(No se proyecta) Errores es la proporcion de peticiones que fallan, tipicamente el porcentaje de respuestas 5xx; conviene expresarlo como disponibilidad, y aqui hay aritmetica que el docente debe citar: 99,9 por ciento equivale a unos 43 minutos de indisponibilidad al mes y 99,99 por ciento a unos 4 minutos, lo cual no es convencion sino calculo sobre los 43.200 minutos de un mes de treinta dias.</w:t>
+      </w:r>
+    </w:p>
+    <w:p>
+      <w:r>
+        <w:rPr>
+          <w:b/>
+          <w:color w:val="4A4A49"/>
+          <w:sz w:val="22"/>
+        </w:rPr>
+        <w:t>[Slide 14] Las cuatro senales de oro, con definicion operativa (2/2)</w:t>
       </w:r>
       <w:r>
         <w:rPr>
@@ -465,7 +649,7 @@
           <w:color w:val="4A4A49"/>
           <w:sz w:val="22"/>
         </w:rPr>
-        <w:t>[Slide 12] Los tres bloques de un workflow, y el orden de los pasos (1/2)</w:t>
+        <w:t>[Slide 15] La tabla de senales, con sus tres columnas (1/2)</w:t>
       </w:r>
       <w:r>
         <w:rPr>
@@ -473,7 +657,7 @@
           <w:color w:val="4A4A49"/>
           <w:sz w:val="22"/>
         </w:rPr>
-        <w:t xml:space="preserve"> — 5 vinetas.</w:t>
+        <w:t xml:space="preserve"> — 4 vinetas.</w:t>
       </w:r>
     </w:p>
     <w:p>
@@ -486,7 +670,7 @@
           <w:color w:val="4A4A49"/>
           <w:sz w:val="22"/>
         </w:rPr>
-        <w:t>(Sobre la actividad, no se proyecta) Falta la sancion, que conviene anunciar dos veces: la pregunta vale CERO completa si aparece un secreto escrito en claro dentro del YAML, sin importar lo bien que este el resto.</w:t>
+        <w:t>«Medimos la latencia» no permite decidir nada</w:t>
       </w:r>
     </w:p>
     <w:p>
@@ -499,7 +683,85 @@
           <w:color w:val="4A4A49"/>
           <w:sz w:val="22"/>
         </w:rPr>
-        <w:t>(Sobre la actividad, no se proyecta) Es la misma politica que el estudiante escribio en la pregunta 3 del Corte 2, y esta es la clase donde se comprueba si la cumple.</w:t>
+        <w:t>Esa accion no es una cuarta columna: se escribe dentro del umbral, como en el ejemplo del listado.</w:t>
+      </w:r>
+    </w:p>
+    <w:p>
+      <w:pPr>
+        <w:pStyle w:val="ListBullet2"/>
+      </w:pPr>
+      <w:r>
+        <w:rPr>
+          <w:b w:val="0"/>
+          <w:color w:val="4A4A49"/>
+          <w:sz w:val="22"/>
+        </w:rPr>
+        <w:t>La fila tiene senal, objeto concreto del dominio y una accion atada al umbral.</w:t>
+      </w:r>
+    </w:p>
+    <w:p>
+      <w:pPr>
+        <w:pStyle w:val="ListBullet2"/>
+      </w:pPr>
+      <w:r>
+        <w:rPr>
+          <w:b w:val="0"/>
+          <w:color w:val="4A4A49"/>
+          <w:sz w:val="22"/>
+        </w:rPr>
+        <w:t>(No se proyecta) El reparto de sus 6 puntos es un punto por senal bien formada con su umbral hasta la cuarta, hasta un punto adicional entre las senales quinta y sexta, y un punto por que al menos una sea un registro.</w:t>
+      </w:r>
+    </w:p>
+    <w:p>
+      <w:pPr>
+        <w:pStyle w:val="ListBullet2"/>
+      </w:pPr>
+      <w:r>
+        <w:rPr>
+          <w:b w:val="0"/>
+          <w:color w:val="4A4A49"/>
+          <w:sz w:val="22"/>
+        </w:rPr>
+        <w:t>(No se proyecta) El umbral puede ser discutible, y hay que decir que se acepta discutible: lo que no puede es faltar.</w:t>
+      </w:r>
+    </w:p>
+    <w:p>
+      <w:pPr>
+        <w:pStyle w:val="ListBullet2"/>
+      </w:pPr>
+      <w:r>
+        <w:rPr>
+          <w:b w:val="0"/>
+          <w:color w:val="4A4A49"/>
+          <w:sz w:val="22"/>
+        </w:rPr>
+        <w:t>(No se proyecta) Una tabla de referencia para CloudLite, que el docente puede llenar en vivo: latencia p95 del inicio de sesion y del listado principal, con objetivo bajo 300 milisegundos; peticiones por minuto en la hora pico, con un valor esperado que sirva de linea base; porcentaje de respuestas 5xx, con alerta sobre el 1 por ciento sostenido; uso del pool de conexiones, con alerta sobre el 80 por ciento; y la fila que casi nadie escribe y vale un punto, un REGISTRO: el log estructurado de cada reserva rechazada y de cada intento de inicio de sesion fallido, con identificador de peticion, ruta y codigo, cuyo umbral es un evento observable, por ejemplo mas de cinco fallos del mismo usuario en diez minutos se revisa.</w:t>
+      </w:r>
+    </w:p>
+    <w:p>
+      <w:pPr>
+        <w:pStyle w:val="ListBullet2"/>
+      </w:pPr>
+      <w:r>
+        <w:rPr>
+          <w:b w:val="0"/>
+          <w:color w:val="4A4A49"/>
+          <w:sz w:val="22"/>
+        </w:rPr>
+        <w:t>(No se proyecta) Conviene proyectar esa fila y decir «esta es la que falta en el 80 por ciento de las entregas».</w:t>
+      </w:r>
+    </w:p>
+    <w:p>
+      <w:pPr>
+        <w:pStyle w:val="ListBullet2"/>
+      </w:pPr>
+      <w:r>
+        <w:rPr>
+          <w:b w:val="0"/>
+          <w:color w:val="4A4A49"/>
+          <w:sz w:val="22"/>
+        </w:rPr>
+        <w:t>(No se proyecta) Ahi entra la optimizacion de la segunda mitad del tema: paginar, con veinte a cincuenta elementos por pagina, porque un endpoint que devuelve cincuenta mil registros es problema de latencia y de memoria; indexar la columna por la que se filtra, porque sin indice el motor recorre la tabla completa; cachear lecturas repetidas, donde una tasa de acierto del 90 por ciento significa que nueve de cada diez lecturas no llegan a la base; y limitar la tasa de peticiones, el control de denegacion de servicio de la Clase 6.</w:t>
       </w:r>
     </w:p>
     <w:p>
@@ -509,7 +771,7 @@
           <w:color w:val="4A4A49"/>
           <w:sz w:val="22"/>
         </w:rPr>
-        <w:t>[Slide 13] Los tres bloques de un workflow, y el orden de los pasos (2/2)</w:t>
+        <w:t>[Slide 16] La tabla de senales, con sus tres columnas (2/2)</w:t>
       </w:r>
       <w:r>
         <w:rPr>
@@ -517,7 +779,7 @@
           <w:color w:val="4A4A49"/>
           <w:sz w:val="22"/>
         </w:rPr>
-        <w:t xml:space="preserve"> — 2 vinetas.</w:t>
+        <w:t xml:space="preserve"> — 6 vinetas.</w:t>
       </w:r>
     </w:p>
     <w:p>
@@ -527,7 +789,7 @@
           <w:color w:val="4A4A49"/>
           <w:sz w:val="22"/>
         </w:rPr>
-        <w:t>[Slide 14] Monitorear y observar: la segunda mitad cambia de lado (1/2)</w:t>
+        <w:t>[Slide 17] El pipeline del stub de CloudLite, paso por paso (1/2)</w:t>
       </w:r>
       <w:r>
         <w:rPr>
@@ -535,7 +797,7 @@
           <w:color w:val="4A4A49"/>
           <w:sz w:val="22"/>
         </w:rPr>
-        <w:t xml:space="preserve"> — 5 vinetas.</w:t>
+        <w:t xml:space="preserve"> — 4 vinetas.</w:t>
       </w:r>
     </w:p>
     <w:p>
@@ -548,7 +810,33 @@
           <w:color w:val="4A4A49"/>
           <w:sz w:val="22"/>
         </w:rPr>
-        <w:t>Se apoya en tres tipos de senal.</w:t>
+        <w:t>El workflow se dispara en push y en pull_request.</w:t>
+      </w:r>
+    </w:p>
+    <w:p>
+      <w:pPr>
+        <w:pStyle w:val="ListBullet2"/>
+      </w:pPr>
+      <w:r>
+        <w:rPr>
+          <w:b w:val="0"/>
+          <w:color w:val="4A4A49"/>
+          <w:sz w:val="22"/>
+        </w:rPr>
+        <w:t>(No se proyecta) El ejemplo concreto es el pipeline del stub de CloudLite, que ya existe desde la Clase 3 como Dockerfile y contenedor, y la diapositiva del ci.yml es el molde que se puede copiar.</w:t>
+      </w:r>
+    </w:p>
+    <w:p>
+      <w:pPr>
+        <w:pStyle w:val="ListBullet2"/>
+      </w:pPr>
+      <w:r>
+        <w:rPr>
+          <w:b w:val="0"/>
+          <w:color w:val="4A4A49"/>
+          <w:sz w:val="22"/>
+        </w:rPr>
+        <w:t>(No se proyecta) La evidencia del entregable es doble: el archivo ci.yml en el repositorio y la captura de una corrida en verde con los nombres de los pasos visibles; si Actions falla por cuota o por red se acepta el YAML con la explicacion paso por paso, pero eso es plan B y hay que decir que lo es.</w:t>
       </w:r>
     </w:p>
     <w:p>
@@ -558,7 +846,7 @@
           <w:color w:val="4A4A49"/>
           <w:sz w:val="22"/>
         </w:rPr>
-        <w:t>[Slide 15] Monitorear y observar: la segunda mitad cambia de lado (2/2)</w:t>
+        <w:t>[Slide 18] El pipeline del stub de CloudLite, paso por paso (2/2)</w:t>
       </w:r>
       <w:r>
         <w:rPr>
@@ -576,7 +864,7 @@
           <w:color w:val="4A4A49"/>
           <w:sz w:val="22"/>
         </w:rPr>
-        <w:t>[Slide 16] Las cuatro senales de oro, con definicion operativa (1/2)</w:t>
+        <w:t>[Slide 19] La condicion de fallo: la pregunta que separa un CI de una decoracion verde</w:t>
       </w:r>
       <w:r>
         <w:rPr>
@@ -584,7 +872,7 @@
           <w:color w:val="4A4A49"/>
           <w:sz w:val="22"/>
         </w:rPr>
-        <w:t xml:space="preserve"> — 6 vinetas.</w:t>
+        <w:t xml:space="preserve"> — 5 vinetas.</w:t>
       </w:r>
     </w:p>
     <w:p>
@@ -597,7 +885,85 @@
           <w:color w:val="4A4A49"/>
           <w:sz w:val="22"/>
         </w:rPr>
-        <w:t>Errores es la proporcion de peticiones que fallan, tipicamente el porcentaje de respuestas 5xx; conviene expresarlo como disponibilidad, y aqui hay aritmetica que el docente debe citar: 99,9 por ciento equivale a unos 43 minutos de indisponibilidad al mes y 99,99 por ciento a unos 4 minutos, lo cual no es convencion sino calculo sobre los 43.200 minutos de un mes de treinta dias.</w:t>
+        <w:t>Uno y medio, que se compila o se instala.</w:t>
+      </w:r>
+    </w:p>
+    <w:p>
+      <w:pPr>
+        <w:pStyle w:val="ListBullet2"/>
+      </w:pPr>
+      <w:r>
+        <w:rPr>
+          <w:b w:val="0"/>
+          <w:color w:val="4A4A49"/>
+          <w:sz w:val="22"/>
+        </w:rPr>
+        <w:t>Uno y medio, que se ejecuta en la prueba y que comprueba exactamente.</w:t>
+      </w:r>
+    </w:p>
+    <w:p>
+      <w:pPr>
+        <w:pStyle w:val="ListBullet2"/>
+      </w:pPr>
+      <w:r>
+        <w:rPr>
+          <w:b w:val="0"/>
+          <w:color w:val="4A4A49"/>
+          <w:sz w:val="22"/>
+        </w:rPr>
+        <w:t>Si la respuesta no aparece en diez segundos, el pipeline no valida nada todavia.</w:t>
+      </w:r>
+    </w:p>
+    <w:p>
+      <w:pPr>
+        <w:pStyle w:val="ListBullet2"/>
+      </w:pPr>
+      <w:r>
+        <w:rPr>
+          <w:b w:val="0"/>
+          <w:color w:val="4A4A49"/>
+          <w:sz w:val="22"/>
+        </w:rPr>
+        <w:t>(No se proyecta) La forma de responderlo es una prueba mental que el docente debe hacer en voz alta y en vivo: que error tendria que introducir yo en el codigo para que este pipeline lo detecte.</w:t>
+      </w:r>
+    </w:p>
+    <w:p>
+      <w:pPr>
+        <w:pStyle w:val="ListBullet2"/>
+      </w:pPr>
+      <w:r>
+        <w:rPr>
+          <w:b w:val="0"/>
+          <w:color w:val="4A4A49"/>
+          <w:sz w:val="22"/>
+        </w:rPr>
+        <w:t>(No se proyecta) Aqui es donde aparece la pregunta previsible del grupo, y hay que salir a su encuentro: para que escribir pruebas de un stub que casi no hace nada.</w:t>
+      </w:r>
+    </w:p>
+    <w:p>
+      <w:pPr>
+        <w:pStyle w:val="ListBullet2"/>
+      </w:pPr>
+      <w:r>
+        <w:rPr>
+          <w:b w:val="0"/>
+          <w:color w:val="4A4A49"/>
+          <w:sz w:val="22"/>
+        </w:rPr>
+        <w:t>(No se proyecta) La respuesta es que una sola prueba que verifique que el endpoint /health responde 200 detecta la clase de error mas costosa en operacion, que la aplicacion ya no arranca; y con eso la condicion de fallo se escribe sola: el check sale rojo si /health deja de responder 200, si falta una dependencia declarada o si el docker build no compila.</w:t>
+      </w:r>
+    </w:p>
+    <w:p>
+      <w:pPr>
+        <w:pStyle w:val="ListBullet2"/>
+      </w:pPr>
+      <w:r>
+        <w:rPr>
+          <w:b w:val="0"/>
+          <w:color w:val="4A4A49"/>
+          <w:sz w:val="22"/>
+        </w:rPr>
+        <w:t>(No se proyecta) Conviene romper el pipeline a proposito en la demo, porque un check rojo proyectado ensena mas que el parrafo anterior.</w:t>
       </w:r>
     </w:p>
     <w:p>
@@ -607,7 +973,7 @@
           <w:color w:val="4A4A49"/>
           <w:sz w:val="22"/>
         </w:rPr>
-        <w:t>[Slide 17] Las cuatro senales de oro, con definicion operativa (2/2)</w:t>
+        <w:t>[Slide 20] Donde se ejecuta de verdad la politica de secretos de la Clase 6</w:t>
       </w:r>
       <w:r>
         <w:rPr>
@@ -619,21 +985,16 @@
       </w:r>
     </w:p>
     <w:p>
-      <w:r>
-        <w:rPr>
-          <w:b/>
-          <w:color w:val="4A4A49"/>
-          <w:sz w:val="22"/>
-        </w:rPr>
-        <w:t>[Slide 18] La tabla de senales, con sus tres columnas (1/2)</w:t>
-      </w:r>
+      <w:pPr>
+        <w:pStyle w:val="ListBullet2"/>
+      </w:pPr>
       <w:r>
         <w:rPr>
           <w:b w:val="0"/>
           <w:color w:val="4A4A49"/>
           <w:sz w:val="22"/>
         </w:rPr>
-        <w:t xml:space="preserve"> — 5 vinetas.</w:t>
+        <w:t>Los valores sensibles se guardan en el repositorio bajo Settings, Secrets and variables, Actions; el workflow los referencia por nombre y la plataforma los inyecta como variables de entorno solo durante la corrida.</w:t>
       </w:r>
     </w:p>
     <w:p>
@@ -646,7 +1007,7 @@
           <w:color w:val="4A4A49"/>
           <w:sz w:val="22"/>
         </w:rPr>
-        <w:t>«Medimos la latencia» no permite decidir nada</w:t>
+        <w:t>Dos detalles evitan sustos.</w:t>
       </w:r>
     </w:p>
     <w:p>
@@ -659,7 +1020,7 @@
           <w:color w:val="4A4A49"/>
           <w:sz w:val="22"/>
         </w:rPr>
-        <w:t>Una tabla de referencia para CloudLite, que el docente puede llenar en vivo: latencia p95 del inicio de sesion y del listado principal, con objetivo bajo 300 milisegundos; peticiones por minuto en la hora pico, con un valor esperado que sirva de linea base; porcentaje de respuestas 5xx, con alerta sobre el 1 por ciento sostenido; uso del pool de conexiones, con alerta sobre el 80 por ciento; y la fila que casi nadie escribe y vale un punto, un REGISTRO: el log estructurado de cada reserva rechazada y de cada intento de inicio de sesion fallido, con identificador de peticion, ruta y codigo, cuyo umbral es un evento observable, por ejemplo mas de cinco fallos del mismo usuario en diez minutos se revisa.</w:t>
+        <w:t>(No se proyecta) El pipeline es tambien donde se ejecuta de verdad la politica de secretos escrita en la Clase 6.</w:t>
       </w:r>
     </w:p>
     <w:p>
@@ -672,59 +1033,7 @@
           <w:color w:val="4A4A49"/>
           <w:sz w:val="22"/>
         </w:rPr>
-        <w:t>Conviene proyectar esa fila y decir «esta es la que falta en el 80 por ciento de las entregas».</w:t>
-      </w:r>
-    </w:p>
-    <w:p>
-      <w:pPr>
-        <w:pStyle w:val="ListBullet2"/>
-      </w:pPr>
-      <w:r>
-        <w:rPr>
-          <w:b w:val="0"/>
-          <w:color w:val="4A4A49"/>
-          <w:sz w:val="22"/>
-        </w:rPr>
-        <w:t>Esa accion no es una cuarta columna: se escribe dentro del umbral, como en el ejemplo del listado.</w:t>
-      </w:r>
-    </w:p>
-    <w:p>
-      <w:pPr>
-        <w:pStyle w:val="ListBullet2"/>
-      </w:pPr>
-      <w:r>
-        <w:rPr>
-          <w:b w:val="0"/>
-          <w:color w:val="4A4A49"/>
-          <w:sz w:val="22"/>
-        </w:rPr>
-        <w:t>Ahi entra la optimizacion de la segunda mitad del tema: paginar, con veinte a cincuenta elementos por pagina, porque un endpoint que devuelve cincuenta mil registros es problema de latencia y de memoria; indexar la columna por la que se filtra, porque sin indice el motor recorre la tabla completa; cachear lecturas repetidas, donde una tasa de acierto del 90 por ciento significa que nueve de cada diez lecturas no llegan a la base; y limitar la tasa de peticiones, el control de denegacion de servicio de la Clase 6.</w:t>
-      </w:r>
-    </w:p>
-    <w:p>
-      <w:pPr>
-        <w:pStyle w:val="ListBullet2"/>
-      </w:pPr>
-      <w:r>
-        <w:rPr>
-          <w:b w:val="0"/>
-          <w:color w:val="4A4A49"/>
-          <w:sz w:val="22"/>
-        </w:rPr>
-        <w:t>La fila tiene senal, objeto concreto del dominio y una accion atada al umbral.</w:t>
-      </w:r>
-    </w:p>
-    <w:p>
-      <w:pPr>
-        <w:pStyle w:val="ListBullet2"/>
-      </w:pPr>
-      <w:r>
-        <w:rPr>
-          <w:b w:val="0"/>
-          <w:color w:val="4A4A49"/>
-          <w:sz w:val="22"/>
-        </w:rPr>
-        <w:t>(Sobre la actividad, no se proyecta) El reparto de sus 6 puntos es un punto por senal bien formada con su umbral hasta la cuarta, hasta un punto adicional entre las senales quinta y sexta, y un punto por que al menos una sea un registro.</w:t>
+        <w:t>(No se proyecta) Y el recordatorio de calificacion: un secreto en claro en el YAML no descuenta, anula la pregunta 7 entera.</w:t>
       </w:r>
     </w:p>
     <w:p>
@@ -734,69 +1043,7 @@
           <w:color w:val="4A4A49"/>
           <w:sz w:val="22"/>
         </w:rPr>
-        <w:t>[Slide 19] La tabla de senales, con sus tres columnas (2/2)</w:t>
-      </w:r>
-      <w:r>
-        <w:rPr>
-          <w:b w:val="0"/>
-          <w:color w:val="4A4A49"/>
-          <w:sz w:val="22"/>
-        </w:rPr>
-        <w:t xml:space="preserve"> — 6 vinetas.</w:t>
-      </w:r>
-    </w:p>
-    <w:p>
-      <w:r>
-        <w:rPr>
-          <w:b/>
-          <w:color w:val="4A4A49"/>
-          <w:sz w:val="22"/>
-        </w:rPr>
-        <w:t>[Slide 20] El pipeline del stub de CloudLite, paso por paso (1/2)</w:t>
-      </w:r>
-      <w:r>
-        <w:rPr>
-          <w:b w:val="0"/>
-          <w:color w:val="4A4A49"/>
-          <w:sz w:val="22"/>
-        </w:rPr>
-        <w:t xml:space="preserve"> — 4 vinetas.</w:t>
-      </w:r>
-    </w:p>
-    <w:p>
-      <w:pPr>
-        <w:pStyle w:val="ListBullet2"/>
-      </w:pPr>
-      <w:r>
-        <w:rPr>
-          <w:b w:val="0"/>
-          <w:color w:val="4A4A49"/>
-          <w:sz w:val="22"/>
-        </w:rPr>
-        <w:t>El workflow se dispara en push y en pull_request.</w:t>
-      </w:r>
-    </w:p>
-    <w:p>
-      <w:pPr>
-        <w:pStyle w:val="ListBullet2"/>
-      </w:pPr>
-      <w:r>
-        <w:rPr>
-          <w:b w:val="0"/>
-          <w:color w:val="4A4A49"/>
-          <w:sz w:val="22"/>
-        </w:rPr>
-        <w:t>(Sobre la actividad, no se proyecta) La evidencia del entregable es doble: el archivo ci.yml en el repositorio y la captura de una corrida en verde con los nombres de los pasos visibles; si Actions falla por cuota o por red se acepta el YAML con la explicacion paso por paso, pero eso es plan B y hay que decir que lo es.</w:t>
-      </w:r>
-    </w:p>
-    <w:p>
-      <w:r>
-        <w:rPr>
-          <w:b/>
-          <w:color w:val="4A4A49"/>
-          <w:sz w:val="22"/>
-        </w:rPr>
-        <w:t>[Slide 21] El pipeline del stub de CloudLite, paso por paso (2/2)</w:t>
+        <w:t>[Slide 21] Preguntas frecuentes del grupo</w:t>
       </w:r>
       <w:r>
         <w:rPr>
@@ -808,177 +1055,6 @@
       </w:r>
     </w:p>
     <w:p>
-      <w:r>
-        <w:rPr>
-          <w:b/>
-          <w:color w:val="4A4A49"/>
-          <w:sz w:val="22"/>
-        </w:rPr>
-        <w:t>[Slide 22] La condicion de fallo: la pregunta que separa un CI de una decoracion verde</w:t>
-      </w:r>
-      <w:r>
-        <w:rPr>
-          <w:b w:val="0"/>
-          <w:color w:val="4A4A49"/>
-          <w:sz w:val="22"/>
-        </w:rPr>
-        <w:t xml:space="preserve"> — 4 vinetas.</w:t>
-      </w:r>
-    </w:p>
-    <w:p>
-      <w:pPr>
-        <w:pStyle w:val="ListBullet2"/>
-      </w:pPr>
-      <w:r>
-        <w:rPr>
-          <w:b w:val="0"/>
-          <w:color w:val="4A4A49"/>
-          <w:sz w:val="22"/>
-        </w:rPr>
-        <w:t>Uno y medio, que se compila o se instala.</w:t>
-      </w:r>
-    </w:p>
-    <w:p>
-      <w:pPr>
-        <w:pStyle w:val="ListBullet2"/>
-      </w:pPr>
-      <w:r>
-        <w:rPr>
-          <w:b w:val="0"/>
-          <w:color w:val="4A4A49"/>
-          <w:sz w:val="22"/>
-        </w:rPr>
-        <w:t>Uno y medio, que se ejecuta en la prueba y que comprueba exactamente.</w:t>
-      </w:r>
-    </w:p>
-    <w:p>
-      <w:pPr>
-        <w:pStyle w:val="ListBullet2"/>
-      </w:pPr>
-      <w:r>
-        <w:rPr>
-          <w:b w:val="0"/>
-          <w:color w:val="4A4A49"/>
-          <w:sz w:val="22"/>
-        </w:rPr>
-        <w:t>La forma de responderlo es una prueba mental que el docente debe hacer en voz alta y en vivo: que error tendria que introducir yo en el codigo para que este pipeline lo detecte.</w:t>
-      </w:r>
-    </w:p>
-    <w:p>
-      <w:pPr>
-        <w:pStyle w:val="ListBullet2"/>
-      </w:pPr>
-      <w:r>
-        <w:rPr>
-          <w:b w:val="0"/>
-          <w:color w:val="4A4A49"/>
-          <w:sz w:val="22"/>
-        </w:rPr>
-        <w:t>Si la respuesta no aparece en diez segundos, el pipeline no valida nada todavia.</w:t>
-      </w:r>
-    </w:p>
-    <w:p>
-      <w:pPr>
-        <w:pStyle w:val="ListBullet2"/>
-      </w:pPr>
-      <w:r>
-        <w:rPr>
-          <w:b w:val="0"/>
-          <w:color w:val="4A4A49"/>
-          <w:sz w:val="22"/>
-        </w:rPr>
-        <w:t>La respuesta es que una sola prueba que verifique que el endpoint /health responde 200 detecta la clase de error mas costosa en operacion, que la aplicacion ya no arranca; y con eso la condicion de fallo se escribe sola: el check sale rojo si /health deja de responder 200, si falta una dependencia declarada o si el docker build no compila.</w:t>
-      </w:r>
-    </w:p>
-    <w:p>
-      <w:pPr>
-        <w:pStyle w:val="ListBullet2"/>
-      </w:pPr>
-      <w:r>
-        <w:rPr>
-          <w:b w:val="0"/>
-          <w:color w:val="4A4A49"/>
-          <w:sz w:val="22"/>
-        </w:rPr>
-        <w:t>Conviene romper el pipeline a proposito en la demo, porque un check rojo proyectado ensena mas que el parrafo anterior.</w:t>
-      </w:r>
-    </w:p>
-    <w:p>
-      <w:r>
-        <w:rPr>
-          <w:b/>
-          <w:color w:val="4A4A49"/>
-          <w:sz w:val="22"/>
-        </w:rPr>
-        <w:t>[Slide 23] Donde se ejecuta de verdad la politica de secretos de la Clase 6</w:t>
-      </w:r>
-      <w:r>
-        <w:rPr>
-          <w:b w:val="0"/>
-          <w:color w:val="4A4A49"/>
-          <w:sz w:val="22"/>
-        </w:rPr>
-        <w:t xml:space="preserve"> — 4 vinetas.</w:t>
-      </w:r>
-    </w:p>
-    <w:p>
-      <w:pPr>
-        <w:pStyle w:val="ListBullet2"/>
-      </w:pPr>
-      <w:r>
-        <w:rPr>
-          <w:b w:val="0"/>
-          <w:color w:val="4A4A49"/>
-          <w:sz w:val="22"/>
-        </w:rPr>
-        <w:t>Los valores sensibles se guardan en el repositorio bajo Settings, Secrets and variables, Actions; el workflow los referencia por nombre y la plataforma los inyecta como variables de entorno solo durante la corrida.</w:t>
-      </w:r>
-    </w:p>
-    <w:p>
-      <w:pPr>
-        <w:pStyle w:val="ListBullet2"/>
-      </w:pPr>
-      <w:r>
-        <w:rPr>
-          <w:b w:val="0"/>
-          <w:color w:val="4A4A49"/>
-          <w:sz w:val="22"/>
-        </w:rPr>
-        <w:t>Dos detalles evitan sustos.</w:t>
-      </w:r>
-    </w:p>
-    <w:p>
-      <w:pPr>
-        <w:pStyle w:val="ListBullet2"/>
-      </w:pPr>
-      <w:r>
-        <w:rPr>
-          <w:b w:val="0"/>
-          <w:color w:val="4A4A49"/>
-          <w:sz w:val="22"/>
-        </w:rPr>
-        <w:t>(Sobre la actividad, no se proyecta) Y el recordatorio de calificacion: un secreto en claro en el YAML no descuenta, anula la pregunta 7 entera.</w:t>
-      </w:r>
-    </w:p>
-    <w:p>
-      <w:r>
-        <w:rPr>
-          <w:b/>
-          <w:color w:val="4A4A49"/>
-          <w:sz w:val="22"/>
-        </w:rPr>
-        <w:t>[Slide 24] Preguntas frecuentes del grupo (1/2)</w:t>
-      </w:r>
-      <w:r>
-        <w:rPr>
-          <w:b w:val="0"/>
-          <w:color w:val="4A4A49"/>
-          <w:sz w:val="22"/>
-        </w:rPr>
-        <w:t xml:space="preserve"> — 3 vinetas.</w:t>
-      </w:r>
-    </w:p>
-    <w:p>
       <w:pPr>
         <w:pStyle w:val="ListBullet2"/>
       </w:pPr>
@@ -1014,7 +1090,7 @@
           <w:color w:val="4A4A49"/>
           <w:sz w:val="22"/>
         </w:rPr>
-        <w:t>(Sobre la actividad, no se proyecta) «Si no tenemos usuarios reales, que monitoreamos?» El entregable es el plan, no los datos: la pregunta pide que senales observaria en una produccion hipotetica, con sus umbrales.</w:t>
+        <w:t>(No se proyecta) «Si no tenemos usuarios reales, que monitoreamos?» El entregable es el plan, no los datos: la pregunta pide que senales observaria en una produccion hipotetica, con sus umbrales.</w:t>
       </w:r>
     </w:p>
     <w:p>
@@ -1027,7 +1103,33 @@
           <w:color w:val="4A4A49"/>
           <w:sz w:val="22"/>
         </w:rPr>
-        <w:t>(Sobre la actividad, no se proyecta) Es preferible una prueba real y pequena a tres pruebas inventadas que no se ejecutan, porque la pregunta 8 evalua si el pipeline puede fallar.</w:t>
+        <w:t>(No se proyecta) Y algo si es real: el chequeo de salud que consulta el balanceador de la Clase 7 ya es monitoreo, y el check de Actions ya es una senal de que el sistema construye.</w:t>
+      </w:r>
+    </w:p>
+    <w:p>
+      <w:pPr>
+        <w:pStyle w:val="ListBullet2"/>
+      </w:pPr>
+      <w:r>
+        <w:rPr>
+          <w:b w:val="0"/>
+          <w:color w:val="4A4A49"/>
+          <w:sz w:val="22"/>
+        </w:rPr>
+        <w:t>(No se proyecta) «De donde saco los umbrales si nunca he medido?» De tres fuentes legitimas, y conviene nombrarlas: una convencion del oficio citada como tal, por ejemplo 300 milisegundos de p95 o el 80 por ciento de saturacion; una expectativa del usuario redactada en el dominio, por ejemplo que una reserva no tarde mas de dos segundos; o una aritmetica de servilleta a partir del escenario de carga, que es justamente lo que se formaliza en la Clase 12.</w:t>
+      </w:r>
+    </w:p>
+    <w:p>
+      <w:pPr>
+        <w:pStyle w:val="ListBullet2"/>
+      </w:pPr>
+      <w:r>
+        <w:rPr>
+          <w:b w:val="0"/>
+          <w:color w:val="4A4A49"/>
+          <w:sz w:val="22"/>
+        </w:rPr>
+        <w:t>(No se proyecta) Es preferible una prueba real y pequena a tres pruebas inventadas que no se ejecutan, porque la pregunta 8 evalua si el pipeline puede fallar.</w:t>
       </w:r>
     </w:p>
     <w:p>
@@ -1037,25 +1139,7 @@
           <w:color w:val="4A4A49"/>
           <w:sz w:val="22"/>
         </w:rPr>
-        <w:t>[Slide 25] Preguntas frecuentes del grupo (2/2)</w:t>
-      </w:r>
-      <w:r>
-        <w:rPr>
-          <w:b w:val="0"/>
-          <w:color w:val="4A4A49"/>
-          <w:sz w:val="22"/>
-        </w:rPr>
-        <w:t xml:space="preserve"> — 3 vinetas.</w:t>
-      </w:r>
-    </w:p>
-    <w:p>
-      <w:r>
-        <w:rPr>
-          <w:b/>
-          <w:color w:val="4A4A49"/>
-          <w:sz w:val="22"/>
-        </w:rPr>
-        <w:t>[Slide 26] El workflow de CI: el archivo completo</w:t>
+        <w:t>[Slide 22] El workflow de CI: el archivo completo</w:t>
       </w:r>
       <w:r>
         <w:rPr>
@@ -1073,7 +1157,7 @@
           <w:color w:val="4A4A49"/>
           <w:sz w:val="22"/>
         </w:rPr>
-        <w:t>[Slide 27] Secretos en el workflow, y hasta donde llega el pipeline</w:t>
+        <w:t>[Slide 23] Secretos en el workflow, y hasta donde llega el pipeline</w:t>
       </w:r>
       <w:r>
         <w:rPr>
@@ -1222,20 +1306,7 @@
           <w:color w:val="4A4A49"/>
           <w:sz w:val="22"/>
         </w:rPr>
-        <w:t>Integracion continua: el problema que resuelve, en definicion operativa (1/2)</w:t>
-      </w:r>
-    </w:p>
-    <w:p>
-      <w:pPr>
-        <w:pStyle w:val="ListNumber"/>
-      </w:pPr>
-      <w:r>
-        <w:rPr>
-          <w:b w:val="0"/>
-          <w:color w:val="4A4A49"/>
-          <w:sz w:val="22"/>
-        </w:rPr>
-        <w:t>Integracion continua: el problema que resuelve, en definicion operativa (2/2)</w:t>
+        <w:t>Integracion continua: el problema que resuelve, en definicion operativa</w:t>
       </w:r>
     </w:p>
     <w:p>
@@ -1261,7 +1332,7 @@
           <w:color w:val="4A4A49"/>
           <w:sz w:val="22"/>
         </w:rPr>
-        <w:t>GitHub Actions en cinco palabras (1/2)</w:t>
+        <w:t>GitHub Actions en cinco palabras</w:t>
       </w:r>
     </w:p>
     <w:p>
@@ -1274,33 +1345,7 @@
           <w:color w:val="4A4A49"/>
           <w:sz w:val="22"/>
         </w:rPr>
-        <w:t>GitHub Actions en cinco palabras (2/2)</w:t>
-      </w:r>
-    </w:p>
-    <w:p>
-      <w:pPr>
-        <w:pStyle w:val="ListNumber"/>
-      </w:pPr>
-      <w:r>
-        <w:rPr>
-          <w:b w:val="0"/>
-          <w:color w:val="4A4A49"/>
-          <w:sz w:val="22"/>
-        </w:rPr>
-        <w:t>Los tres bloques de un workflow, y el orden de los pasos (1/2)</w:t>
-      </w:r>
-    </w:p>
-    <w:p>
-      <w:pPr>
-        <w:pStyle w:val="ListNumber"/>
-      </w:pPr>
-      <w:r>
-        <w:rPr>
-          <w:b w:val="0"/>
-          <w:color w:val="4A4A49"/>
-          <w:sz w:val="22"/>
-        </w:rPr>
-        <w:t>Los tres bloques de un workflow, y el orden de los pasos (2/2)</w:t>
+        <w:t>Los tres bloques de un workflow, y el orden de los pasos</w:t>
       </w:r>
     </w:p>
     <w:p>
@@ -1443,20 +1488,7 @@
           <w:color w:val="4A4A49"/>
           <w:sz w:val="22"/>
         </w:rPr>
-        <w:t>Preguntas frecuentes del grupo (1/2)</w:t>
-      </w:r>
-    </w:p>
-    <w:p>
-      <w:pPr>
-        <w:pStyle w:val="ListNumber"/>
-      </w:pPr>
-      <w:r>
-        <w:rPr>
-          <w:b w:val="0"/>
-          <w:color w:val="4A4A49"/>
-          <w:sz w:val="22"/>
-        </w:rPr>
-        <w:t>Preguntas frecuentes del grupo (2/2)</w:t>
+        <w:t>Preguntas frecuentes del grupo</w:t>
       </w:r>
     </w:p>
     <w:p>
@@ -1767,7 +1799,7 @@
           <w:color w:val="1A1C1D"/>
           <w:sz w:val="32"/>
         </w:rPr>
-        <w:t>40–55 · Demo en vivo · [Slide 28]</w:t>
+        <w:t>40–55 · Demo en vivo · [Slide 24]</w:t>
       </w:r>
     </w:p>
     <w:p>
@@ -2283,7 +2315,7 @@
           <w:color w:val="1A1C1D"/>
           <w:sz w:val="32"/>
         </w:rPr>
-        <w:t>115–120 · Cierre · [Slide 29]</w:t>
+        <w:t>115–120 · Cierre · [Slide 25]</w:t>
       </w:r>
     </w:p>
     <w:p>

--- a/Arquitectura de Sistemas Computacionales/Kit docente/Clase 8/Guion Docente Clase 8 - Monitoreo optimizacion y CI-CD.docx
+++ b/Arquitectura de Sistemas Computacionales/Kit docente/Clase 8/Guion Docente Clase 8 - Monitoreo optimizacion y CI-CD.docx
@@ -284,7 +284,7 @@
           <w:color w:val="4A4A49"/>
           <w:sz w:val="22"/>
         </w:rPr>
-        <w:t>[Slide 7] Integracion continua: el problema que resuelve, en definicion operativa</w:t>
+        <w:t>[Slide 4] Integracion continua: el problema que resuelve, en definicion operativa</w:t>
       </w:r>
       <w:r>
         <w:rPr>
@@ -292,7 +292,7 @@
           <w:color w:val="4A4A49"/>
           <w:sz w:val="22"/>
         </w:rPr>
-        <w:t xml:space="preserve"> — 4 vinetas.</w:t>
+        <w:t xml:space="preserve"> — 3 vinetas.</w:t>
       </w:r>
     </w:p>
     <w:p>
@@ -305,7 +305,7 @@
           <w:color w:val="4A4A49"/>
           <w:sz w:val="22"/>
         </w:rPr>
-        <w:t>(No se proyecta) Esta clase junta dos temas que parecen distintos y son el mismo asunto en dos momentos: automatizar la verificacion antes de que un cambio llegue a los usuarios, y observar el sistema despues de que llego.</w:t>
+        <w:t>DESARROLLO (para explicarlo, no se proyecta):</w:t>
       </w:r>
     </w:p>
     <w:p>
@@ -318,7 +318,7 @@
           <w:color w:val="4A4A49"/>
           <w:sz w:val="22"/>
         </w:rPr>
-        <w:t>(No se proyecta) Lo que se califica hoy son 25 de los 100 puntos de la actividad del Corte 2, en cuatro preguntas: 10 puntos el contenido completo del ci.yml, 5 explicar que hace de verdad la construccion y la prueba y con que condicion el pipeline debe fallar, 4 distinguir CI de CD y ubicar hasta donde llego el propio trabajo, y 6 la tabla de senales de monitoreo con umbral.</w:t>
+        <w:t>El problema que resuelve la integracion continua tiene nombre historico, infierno de integracion: varios desarrolladores trabajan semanas por separado y al juntar el codigo aparecen conflictos y fallas que nadie sabe de donde vienen.</w:t>
       </w:r>
     </w:p>
     <w:p>
@@ -331,25 +331,20 @@
           <w:color w:val="4A4A49"/>
           <w:sz w:val="22"/>
         </w:rPr>
-        <w:t>(No se proyecta) Conviene decir el reparto al abrir la clase, porque las dos preguntas que el grupo subestima, la 8 y la 10, valen juntas mas que el YAML.</w:t>
+        <w:t>Su version cotidiana en un equipo de estudiantes es la frase «en mi maquina funciona».</w:t>
       </w:r>
     </w:p>
     <w:p>
-      <w:r>
-        <w:rPr>
-          <w:b/>
+      <w:pPr>
+        <w:pStyle w:val="ListBullet2"/>
+      </w:pPr>
+      <w:r>
+        <w:rPr>
+          <w:b w:val="0"/>
           <w:color w:val="4A4A49"/>
           <w:sz w:val="22"/>
         </w:rPr>
-        <w:t>[Slide 8] Entrega continua y despliegue continuo: la sigla CD es ambigua</w:t>
-      </w:r>
-      <w:r>
-        <w:rPr>
-          <w:b w:val="0"/>
-          <w:color w:val="4A4A49"/>
-          <w:sz w:val="22"/>
-        </w:rPr>
-        <w:t xml:space="preserve"> — 5 vinetas.</w:t>
+        <w:t>Integracion continua, definida operativamente, es esto: cada vez que alguien sube un cambio al repositorio, un servidor automatico toma el codigo en un entorno limpio, lo construye, le corre las pruebas y avisa en minutos si algo se rompio.</w:t>
       </w:r>
     </w:p>
     <w:p>
@@ -362,7 +357,7 @@
           <w:color w:val="4A4A49"/>
           <w:sz w:val="22"/>
         </w:rPr>
-        <w:t>Entrega continua significa que cada cambio que pasa la validacion queda listo para desplegarse, empaquetado y probado, pero un humano decide cuando se aprieta el boton.</w:t>
+        <w:t>El valor no esta en la automatizacion sino en el intervalo de retroalimentacion: encontrar el error tres minutos despues de escribirlo, cuando el autor recuerda que hizo, cuesta una fraccion de hallarlo tres semanas despues en el computador de otra persona.</w:t>
       </w:r>
     </w:p>
     <w:p>
@@ -375,7 +370,7 @@
           <w:color w:val="4A4A49"/>
           <w:sz w:val="22"/>
         </w:rPr>
-        <w:t>El pipeline llega hasta «listo para desplegar» y la etapa final imprime un mensaje y publica un artefacto en lugar de subir a un servidor real.</w:t>
+        <w:t>(No se proyecta) Esta clase junta dos temas que parecen distintos y son el mismo asunto en dos momentos: automatizar la verificacion antes de que un cambio llegue a los usuarios, y observar el sistema despues de que llego.</w:t>
       </w:r>
     </w:p>
     <w:p>
@@ -388,7 +383,7 @@
           <w:color w:val="4A4A49"/>
           <w:sz w:val="22"/>
         </w:rPr>
-        <w:t>(No se proyecta) Hay que decirlo explicito: lo simulado es el ultimo paso, no el pipeline; todo lo anterior es real y ejecutable.</w:t>
+        <w:t>(No se proyecta) Lo que se califica hoy son 25 de los 100 puntos de la actividad del Corte 2, en cuatro preguntas: 10 puntos el contenido completo del ci.yml, 5 explicar que hace de verdad la construccion y la prueba y con que condicion el pipeline debe fallar, 4 distinguir CI de CD y ubicar hasta donde llego el propio trabajo, y 6 la tabla de senales de monitoreo con umbral.</w:t>
       </w:r>
     </w:p>
     <w:p>
@@ -401,7 +396,7 @@
           <w:color w:val="4A4A49"/>
           <w:sz w:val="22"/>
         </w:rPr>
-        <w:t>(No se proyecta) Y hay que anunciar como se califica esa frontera, porque es contraintuitivo para el estudiante que cree que reconocer un limite es admitir una carencia: la pregunta 9 SUMA un punto por ubicar correctamente el propio trabajo y decir que llega hasta «listo para desplegar», y DESCUENTA la mitad de la pregunta a quien afirme haber construido CD.</w:t>
+        <w:t>(No se proyecta) Conviene decir el reparto al abrir la clase, porque las dos preguntas que el grupo subestima, la 8 y la 10, valen juntas mas que el YAML.</w:t>
       </w:r>
     </w:p>
     <w:p>
@@ -411,7 +406,7 @@
           <w:color w:val="4A4A49"/>
           <w:sz w:val="22"/>
         </w:rPr>
-        <w:t>[Slide 9] GitHub Actions en cinco palabras</w:t>
+        <w:t>[Slide 5] Entrega continua y despliegue continuo: la sigla CD es ambigua</w:t>
       </w:r>
       <w:r>
         <w:rPr>
@@ -419,7 +414,7 @@
           <w:color w:val="4A4A49"/>
           <w:sz w:val="22"/>
         </w:rPr>
-        <w:t xml:space="preserve"> — 6 vinetas.</w:t>
+        <w:t xml:space="preserve"> — 3 vinetas.</w:t>
       </w:r>
     </w:p>
     <w:p>
@@ -432,7 +427,7 @@
           <w:color w:val="4A4A49"/>
           <w:sz w:val="22"/>
         </w:rPr>
-        <w:t>Su vocabulario tiene cinco palabras.</w:t>
+        <w:t>DESARROLLO (para explicarlo, no se proyecta):</w:t>
       </w:r>
     </w:p>
     <w:p>
@@ -445,25 +440,20 @@
           <w:color w:val="4A4A49"/>
           <w:sz w:val="22"/>
         </w:rPr>
-        <w:t>(No se proyecta) Advertencias: el YAML se indenta con espacios y nunca con tabulaciones, causa numero uno de un pipeline que no arranca; y en el nivel gratuito los repositorios publicos tienen minutos ilimitados mientras los privados tienen una cuota del orden de 2000 minutos al mes, cifra que conviene confirmar en la pagina de facturacion porque el proveedor la cambia.</w:t>
+        <w:t>La sigla CD es ambigua y ahi esta la confusion que hay que desarmar en el primer minuto.</w:t>
       </w:r>
     </w:p>
     <w:p>
-      <w:r>
-        <w:rPr>
-          <w:b/>
+      <w:pPr>
+        <w:pStyle w:val="ListBullet2"/>
+      </w:pPr>
+      <w:r>
+        <w:rPr>
+          <w:b w:val="0"/>
           <w:color w:val="4A4A49"/>
           <w:sz w:val="22"/>
         </w:rPr>
-        <w:t>[Slide 10] Los tres bloques de un workflow, y el orden de los pasos</w:t>
-      </w:r>
-      <w:r>
-        <w:rPr>
-          <w:b w:val="0"/>
-          <w:color w:val="4A4A49"/>
-          <w:sz w:val="22"/>
-        </w:rPr>
-        <w:t xml:space="preserve"> — 5 vinetas.</w:t>
+        <w:t>Despliegue continuo significa que ese ultimo paso tambien es automatico y el cambio llega a produccion sin intervencion.</w:t>
       </w:r>
     </w:p>
     <w:p>
@@ -476,7 +466,7 @@
           <w:color w:val="4A4A49"/>
           <w:sz w:val="22"/>
         </w:rPr>
-        <w:t>(No se proyecta) Un punto y medio es el ENTORNO de ejecucion, la clave runs-on, tipicamente ubuntu-latest; es el bloque que el estudiante omite mas y el mas facil de recuperar.</w:t>
+        <w:t>Las dos comparten la sigla CD, no son lo mismo, y ninguna es sinonimo de integracion continua: CI valida, CD entrega o despliega.</w:t>
       </w:r>
     </w:p>
     <w:p>
@@ -489,7 +479,7 @@
           <w:color w:val="4A4A49"/>
           <w:sz w:val="22"/>
         </w:rPr>
-        <w:t>(No se proyecta) Y un punto es la coherencia con el Dockerfile del Corte 1: la misma imagen y el mismo puerto, es decir cloudlite-api con su etiqueta 0.1.0 y el 8080 del EXPOSE de la Clase 3.</w:t>
+        <w:t>Se puede tener CI sin nada de CD, y es lo que se construye hoy porque el curso no usa infraestructura de pago ni pide tarjeta de credito.</w:t>
       </w:r>
     </w:p>
     <w:p>
@@ -502,7 +492,7 @@
           <w:color w:val="4A4A49"/>
           <w:sz w:val="22"/>
         </w:rPr>
-        <w:t>(No se proyecta) Falta la sancion, que conviene anunciar dos veces: la pregunta vale CERO completa si aparece un secreto escrito en claro dentro del YAML, sin importar lo bien que este el resto.</w:t>
+        <w:t>La forma tipica del error es tener un paso llamado deploy que solo imprime un mensaje y concluir que ya hay despliegue continuo; el nombre del paso no despliega nada.</w:t>
       </w:r>
     </w:p>
     <w:p>
@@ -515,25 +505,20 @@
           <w:color w:val="4A4A49"/>
           <w:sz w:val="22"/>
         </w:rPr>
-        <w:t>(No se proyecta) Es la misma politica que el estudiante escribio en la pregunta 3 del Corte 2, y esta es la clase donde se comprueba si la cumple.</w:t>
+        <w:t>NOTAS:</w:t>
       </w:r>
     </w:p>
     <w:p>
-      <w:r>
-        <w:rPr>
-          <w:b/>
+      <w:pPr>
+        <w:pStyle w:val="ListBullet2"/>
+      </w:pPr>
+      <w:r>
+        <w:rPr>
+          <w:b w:val="0"/>
           <w:color w:val="4A4A49"/>
           <w:sz w:val="22"/>
         </w:rPr>
-        <w:t>[Slide 11] Monitorear y observar: la segunda mitad cambia de lado (1/2)</w:t>
-      </w:r>
-      <w:r>
-        <w:rPr>
-          <w:b w:val="0"/>
-          <w:color w:val="4A4A49"/>
-          <w:sz w:val="22"/>
-        </w:rPr>
-        <w:t xml:space="preserve"> — 4 vinetas.</w:t>
+        <w:t>Entrega continua significa que cada cambio que pasa la validacion queda listo para desplegarse, empaquetado y probado, pero un humano decide cuando se aprieta el boton.</w:t>
       </w:r>
     </w:p>
     <w:p>
@@ -546,7 +531,7 @@
           <w:color w:val="4A4A49"/>
           <w:sz w:val="22"/>
         </w:rPr>
-        <w:t>Se apoya en tres tipos de senal.</w:t>
+        <w:t>El pipeline llega hasta «listo para desplegar» y la etapa final imprime un mensaje y publica un artefacto en lugar de subir a un servidor real.</w:t>
       </w:r>
     </w:p>
     <w:p>
@@ -559,7 +544,7 @@
           <w:color w:val="4A4A49"/>
           <w:sz w:val="22"/>
         </w:rPr>
-        <w:t>(No se proyecta) La segunda mitad de la clase cambia de lado: ya no se trata de validar antes, sino de saber que pasa despues.</w:t>
+        <w:t>(No se proyecta) Hay que decirlo explicito: lo simulado es el ultimo paso, no el pipeline; todo lo anterior es real y ejecutable.</w:t>
       </w:r>
     </w:p>
     <w:p>
@@ -572,7 +557,7 @@
           <w:color w:val="4A4A49"/>
           <w:sz w:val="22"/>
         </w:rPr>
-        <w:t>(No se proyecta) Las trazas siguen el recorrido de una sola peticion por varios servicios y son necesarias porque la Clase 4 convirtio el sistema en distribuido: cuando la peticion pasa por la API y por el servicio de notificaciones, saber cual de los dos tardo es imposible con metricas agregadas.</w:t>
+        <w:t>(No se proyecta) Y hay que anunciar como se califica esa frontera, porque es contraintuitivo para el estudiante que cree que reconocer un limite es admitir una carencia: la pregunta 9 SUMA un punto por ubicar correctamente el propio trabajo y decir que llega hasta «listo para desplegar», y DESCUENTA la mitad de la pregunta a quien afirme haber construido CD.</w:t>
       </w:r>
     </w:p>
     <w:p>
@@ -582,7 +567,7 @@
           <w:color w:val="4A4A49"/>
           <w:sz w:val="22"/>
         </w:rPr>
-        <w:t>[Slide 12] Monitorear y observar: la segunda mitad cambia de lado (2/2)</w:t>
+        <w:t>[Slide 6] CI/CD sin tarjeta</w:t>
       </w:r>
       <w:r>
         <w:rPr>
@@ -600,7 +585,7 @@
           <w:color w:val="4A4A49"/>
           <w:sz w:val="22"/>
         </w:rPr>
-        <w:t>[Slide 13] Las cuatro senales de oro, con definicion operativa (1/2)</w:t>
+        <w:t>[Slide 7] GitHub Actions en cinco palabras</w:t>
       </w:r>
       <w:r>
         <w:rPr>
@@ -608,7 +593,7 @@
           <w:color w:val="4A4A49"/>
           <w:sz w:val="22"/>
         </w:rPr>
-        <w:t xml:space="preserve"> — 6 vinetas.</w:t>
+        <w:t xml:space="preserve"> — 3 vinetas.</w:t>
       </w:r>
     </w:p>
     <w:p>
@@ -621,43 +606,33 @@
           <w:color w:val="4A4A49"/>
           <w:sz w:val="22"/>
         </w:rPr>
-        <w:t>(No se proyecta) Errores es la proporcion de peticiones que fallan, tipicamente el porcentaje de respuestas 5xx; conviene expresarlo como disponibilidad, y aqui hay aritmetica que el docente debe citar: 99,9 por ciento equivale a unos 43 minutos de indisponibilidad al mes y 99,99 por ciento a unos 4 minutos, lo cual no es convencion sino calculo sobre los 43.200 minutos de un mes de treinta dias.</w:t>
+        <w:t>DESARROLLO (para explicarlo, no se proyecta):</w:t>
       </w:r>
     </w:p>
     <w:p>
-      <w:r>
-        <w:rPr>
-          <w:b/>
+      <w:pPr>
+        <w:pStyle w:val="ListBullet2"/>
+      </w:pPr>
+      <w:r>
+        <w:rPr>
+          <w:b w:val="0"/>
           <w:color w:val="4A4A49"/>
           <w:sz w:val="22"/>
         </w:rPr>
-        <w:t>[Slide 14] Las cuatro senales de oro, con definicion operativa (2/2)</w:t>
-      </w:r>
-      <w:r>
-        <w:rPr>
-          <w:b w:val="0"/>
-          <w:color w:val="4A4A49"/>
-          <w:sz w:val="22"/>
-        </w:rPr>
-        <w:t xml:space="preserve"> — 3 vinetas.</w:t>
+        <w:t>GitHub Actions es la herramienta del dia porque es gratis, corre en el navegador y produce evidencia verificable.</w:t>
       </w:r>
     </w:p>
     <w:p>
-      <w:r>
-        <w:rPr>
-          <w:b/>
+      <w:pPr>
+        <w:pStyle w:val="ListBullet2"/>
+      </w:pPr>
+      <w:r>
+        <w:rPr>
+          <w:b w:val="0"/>
           <w:color w:val="4A4A49"/>
           <w:sz w:val="22"/>
         </w:rPr>
-        <w:t>[Slide 15] La tabla de senales, con sus tres columnas (1/2)</w:t>
-      </w:r>
-      <w:r>
-        <w:rPr>
-          <w:b w:val="0"/>
-          <w:color w:val="4A4A49"/>
-          <w:sz w:val="22"/>
-        </w:rPr>
-        <w:t xml:space="preserve"> — 4 vinetas.</w:t>
+        <w:t>Un workflow es un archivo YAML en la carpeta.github/workflows; el nombre es libre y ci.yml es la convencion.</w:t>
       </w:r>
     </w:p>
     <w:p>
@@ -670,7 +645,7 @@
           <w:color w:val="4A4A49"/>
           <w:sz w:val="22"/>
         </w:rPr>
-        <w:t>«Medimos la latencia» no permite decidir nada</w:t>
+        <w:t>El evento o disparador declara cuando corre: on push para cada subida, on pull_request para cada propuesta de cambio, workflow_dispatch para un boton manual, schedule para una hora fija.</w:t>
       </w:r>
     </w:p>
     <w:p>
@@ -683,7 +658,7 @@
           <w:color w:val="4A4A49"/>
           <w:sz w:val="22"/>
         </w:rPr>
-        <w:t>Esa accion no es una cuarta columna: se escribe dentro del umbral, como en el ejemplo del listado.</w:t>
+        <w:t>Un job es un conjunto de pasos que corre en un runner, una maquina virtual limpia que se crea para esa ejecucion y se destruye al terminar.</w:t>
       </w:r>
     </w:p>
     <w:p>
@@ -696,7 +671,7 @@
           <w:color w:val="4A4A49"/>
           <w:sz w:val="22"/>
         </w:rPr>
-        <w:t>La fila tiene senal, objeto concreto del dominio y una accion atada al umbral.</w:t>
+        <w:t>Un step es un comando o el uso de una action, unidad reutilizable publicada por otros.</w:t>
       </w:r>
     </w:p>
     <w:p>
@@ -709,7 +684,7 @@
           <w:color w:val="4A4A49"/>
           <w:sz w:val="22"/>
         </w:rPr>
-        <w:t>(No se proyecta) El reparto de sus 6 puntos es un punto por senal bien formada con su umbral hasta la cuarta, hasta un punto adicional entre las senales quinta y sexta, y un punto por que al menos una sea un registro.</w:t>
+        <w:t>Que el runner sea limpio y efimero es el punto pedagogico central: demuestra que la construccion no depende de nada instalado a mano en el portatil de nadie.</w:t>
       </w:r>
     </w:p>
     <w:p>
@@ -722,7 +697,7 @@
           <w:color w:val="4A4A49"/>
           <w:sz w:val="22"/>
         </w:rPr>
-        <w:t>(No se proyecta) El umbral puede ser discutible, y hay que decir que se acepta discutible: lo que no puede es faltar.</w:t>
+        <w:t>NOTAS:</w:t>
       </w:r>
     </w:p>
     <w:p>
@@ -735,7 +710,7 @@
           <w:color w:val="4A4A49"/>
           <w:sz w:val="22"/>
         </w:rPr>
-        <w:t>(No se proyecta) Una tabla de referencia para CloudLite, que el docente puede llenar en vivo: latencia p95 del inicio de sesion y del listado principal, con objetivo bajo 300 milisegundos; peticiones por minuto en la hora pico, con un valor esperado que sirva de linea base; porcentaje de respuestas 5xx, con alerta sobre el 1 por ciento sostenido; uso del pool de conexiones, con alerta sobre el 80 por ciento; y la fila que casi nadie escribe y vale un punto, un REGISTRO: el log estructurado de cada reserva rechazada y de cada intento de inicio de sesion fallido, con identificador de peticion, ruta y codigo, cuyo umbral es un evento observable, por ejemplo mas de cinco fallos del mismo usuario en diez minutos se revisa.</w:t>
+        <w:t>Su vocabulario tiene cinco palabras.</w:t>
       </w:r>
     </w:p>
     <w:p>
@@ -748,56 +723,51 @@
           <w:color w:val="4A4A49"/>
           <w:sz w:val="22"/>
         </w:rPr>
-        <w:t>(No se proyecta) Conviene proyectar esa fila y decir «esta es la que falta en el 80 por ciento de las entregas».</w:t>
+        <w:t>(No se proyecta) Advertencias: el YAML se indenta con espacios y nunca con tabulaciones, causa numero uno de un pipeline que no arranca; y en el nivel gratuito los repositorios publicos tienen minutos ilimitados mientras los privados tienen una cuota del orden de 2000 minutos al mes, cifra que conviene confirmar en la pagina de facturacion porque el proveedor la cambia.</w:t>
       </w:r>
     </w:p>
     <w:p>
-      <w:pPr>
-        <w:pStyle w:val="ListBullet2"/>
-      </w:pPr>
+      <w:r>
+        <w:rPr>
+          <w:b/>
+          <w:color w:val="4A4A49"/>
+          <w:sz w:val="22"/>
+        </w:rPr>
+        <w:t>[Slide 8] Los tres bloques de un workflow, y el orden de los pasos</w:t>
+      </w:r>
       <w:r>
         <w:rPr>
           <w:b w:val="0"/>
           <w:color w:val="4A4A49"/>
           <w:sz w:val="22"/>
         </w:rPr>
-        <w:t>(No se proyecta) Ahi entra la optimizacion de la segunda mitad del tema: paginar, con veinte a cincuenta elementos por pagina, porque un endpoint que devuelve cincuenta mil registros es problema de latencia y de memoria; indexar la columna por la que se filtra, porque sin indice el motor recorre la tabla completa; cachear lecturas repetidas, donde una tasa de acierto del 90 por ciento significa que nueve de cada diez lecturas no llegan a la base; y limitar la tasa de peticiones, el control de denegacion de servicio de la Clase 6.</w:t>
+        <w:t xml:space="preserve"> — 3 vinetas.</w:t>
       </w:r>
     </w:p>
     <w:p>
-      <w:r>
-        <w:rPr>
-          <w:b/>
+      <w:pPr>
+        <w:pStyle w:val="ListBullet2"/>
+      </w:pPr>
+      <w:r>
+        <w:rPr>
+          <w:b w:val="0"/>
           <w:color w:val="4A4A49"/>
           <w:sz w:val="22"/>
         </w:rPr>
-        <w:t>[Slide 16] La tabla de senales, con sus tres columnas (2/2)</w:t>
-      </w:r>
-      <w:r>
-        <w:rPr>
-          <w:b w:val="0"/>
-          <w:color w:val="4A4A49"/>
-          <w:sz w:val="22"/>
-        </w:rPr>
-        <w:t xml:space="preserve"> — 6 vinetas.</w:t>
+        <w:t>DESARROLLO (para explicarlo, no se proyecta):</w:t>
       </w:r>
     </w:p>
     <w:p>
-      <w:r>
-        <w:rPr>
-          <w:b/>
+      <w:pPr>
+        <w:pStyle w:val="ListBullet2"/>
+      </w:pPr>
+      <w:r>
+        <w:rPr>
+          <w:b w:val="0"/>
           <w:color w:val="4A4A49"/>
           <w:sz w:val="22"/>
         </w:rPr>
-        <w:t>[Slide 17] El pipeline del stub de CloudLite, paso por paso (1/2)</w:t>
-      </w:r>
-      <w:r>
-        <w:rPr>
-          <w:b w:val="0"/>
-          <w:color w:val="4A4A49"/>
-          <w:sz w:val="22"/>
-        </w:rPr>
-        <w:t xml:space="preserve"> — 4 vinetas.</w:t>
+        <w:t>Un workflow no es un archivo cualquiera: tiene tres bloques nombrados y tres pasos en orden.</w:t>
       </w:r>
     </w:p>
     <w:p>
@@ -810,7 +780,7 @@
           <w:color w:val="4A4A49"/>
           <w:sz w:val="22"/>
         </w:rPr>
-        <w:t>El workflow se dispara en push y en pull_request.</w:t>
+        <w:t>El primer bloque son los DISPARADORES, es decir la clave on, y basta con on push y pull_request bien escritos.</w:t>
       </w:r>
     </w:p>
     <w:p>
@@ -823,7 +793,7 @@
           <w:color w:val="4A4A49"/>
           <w:sz w:val="22"/>
         </w:rPr>
-        <w:t>(No se proyecta) El ejemplo concreto es el pipeline del stub de CloudLite, que ya existe desde la Clase 3 como Dockerfile y contenedor, y la diapositiva del ci.yml es el molde que se puede copiar.</w:t>
+        <w:t>Los tres PASOS van presentes y en ORDEN: construccion, prueba y despliegue simulado.</w:t>
       </w:r>
     </w:p>
     <w:p>
@@ -836,43 +806,33 @@
           <w:color w:val="4A4A49"/>
           <w:sz w:val="22"/>
         </w:rPr>
-        <w:t>(No se proyecta) La evidencia del entregable es doble: el archivo ci.yml en el repositorio y la captura de una corrida en verde con los nombres de los pasos visibles; si Actions falla por cuota o por red se acepta el YAML con la explicacion paso por paso, pero eso es plan B y hay que decir que lo es.</w:t>
+        <w:t>El orden no es capricho ni estetica: probar antes de construir no prueba el artefacto que se va a entregar, y desplegar antes de probar es exactamente lo que la integracion continua existe para impedir.</w:t>
       </w:r>
     </w:p>
     <w:p>
-      <w:r>
-        <w:rPr>
-          <w:b/>
+      <w:pPr>
+        <w:pStyle w:val="ListBullet2"/>
+      </w:pPr>
+      <w:r>
+        <w:rPr>
+          <w:b w:val="0"/>
           <w:color w:val="4A4A49"/>
           <w:sz w:val="22"/>
         </w:rPr>
-        <w:t>[Slide 18] El pipeline del stub de CloudLite, paso por paso (2/2)</w:t>
-      </w:r>
-      <w:r>
-        <w:rPr>
-          <w:b w:val="0"/>
-          <w:color w:val="4A4A49"/>
-          <w:sz w:val="22"/>
-        </w:rPr>
-        <w:t xml:space="preserve"> — 3 vinetas.</w:t>
+        <w:t>Un punto y medio adicional es que el paso de despliegue este ROTULADO como simulado y no prometa un despliegue real; con escribir «Despliegue SIMULADO (no despliega a ningun servidor)» en el nombre del paso se cumple.</w:t>
       </w:r>
     </w:p>
     <w:p>
-      <w:r>
-        <w:rPr>
-          <w:b/>
+      <w:pPr>
+        <w:pStyle w:val="ListBullet2"/>
+      </w:pPr>
+      <w:r>
+        <w:rPr>
+          <w:b w:val="0"/>
           <w:color w:val="4A4A49"/>
           <w:sz w:val="22"/>
         </w:rPr>
-        <w:t>[Slide 19] La condicion de fallo: la pregunta que separa un CI de una decoracion verde</w:t>
-      </w:r>
-      <w:r>
-        <w:rPr>
-          <w:b w:val="0"/>
-          <w:color w:val="4A4A49"/>
-          <w:sz w:val="22"/>
-        </w:rPr>
-        <w:t xml:space="preserve"> — 5 vinetas.</w:t>
+        <w:t>(No se proyecta) Un punto y medio es el ENTORNO de ejecucion, la clave runs-on, tipicamente ubuntu-latest; es el bloque que el estudiante omite mas y el mas facil de recuperar.</w:t>
       </w:r>
     </w:p>
     <w:p>
@@ -885,7 +845,7 @@
           <w:color w:val="4A4A49"/>
           <w:sz w:val="22"/>
         </w:rPr>
-        <w:t>Uno y medio, que se compila o se instala.</w:t>
+        <w:t>(No se proyecta) Y un punto es la coherencia con el Dockerfile del Corte 1: la misma imagen y el mismo puerto, es decir cloudlite-api con su etiqueta 0.1.0 y el 8080 del EXPOSE de la Clase 3.</w:t>
       </w:r>
     </w:p>
     <w:p>
@@ -898,7 +858,7 @@
           <w:color w:val="4A4A49"/>
           <w:sz w:val="22"/>
         </w:rPr>
-        <w:t>Uno y medio, que se ejecuta en la prueba y que comprueba exactamente.</w:t>
+        <w:t>(No se proyecta) Falta la sancion, que conviene anunciar dos veces: la pregunta vale CERO completa si aparece un secreto escrito en claro dentro del YAML, sin importar lo bien que este el resto.</w:t>
       </w:r>
     </w:p>
     <w:p>
@@ -911,46 +871,61 @@
           <w:color w:val="4A4A49"/>
           <w:sz w:val="22"/>
         </w:rPr>
-        <w:t>Si la respuesta no aparece en diez segundos, el pipeline no valida nada todavia.</w:t>
+        <w:t>(No se proyecta) Es la misma politica que el estudiante escribio en la pregunta 3 del Corte 2, y esta es la clase donde se comprueba si la cumple.</w:t>
       </w:r>
     </w:p>
     <w:p>
-      <w:pPr>
-        <w:pStyle w:val="ListBullet2"/>
-      </w:pPr>
+      <w:r>
+        <w:rPr>
+          <w:b/>
+          <w:color w:val="4A4A49"/>
+          <w:sz w:val="22"/>
+        </w:rPr>
+        <w:t>[Slide 9] YAML mínimo</w:t>
+      </w:r>
       <w:r>
         <w:rPr>
           <w:b w:val="0"/>
           <w:color w:val="4A4A49"/>
           <w:sz w:val="22"/>
         </w:rPr>
-        <w:t>(No se proyecta) La forma de responderlo es una prueba mental que el docente debe hacer en voz alta y en vivo: que error tendria que introducir yo en el codigo para que este pipeline lo detecte.</w:t>
+        <w:t xml:space="preserve"> — 5 vinetas.</w:t>
       </w:r>
     </w:p>
     <w:p>
-      <w:pPr>
-        <w:pStyle w:val="ListBullet2"/>
-      </w:pPr>
+      <w:r>
+        <w:rPr>
+          <w:b/>
+          <w:color w:val="4A4A49"/>
+          <w:sz w:val="22"/>
+        </w:rPr>
+        <w:t>[Slide 10] .github/workflows/ci.yml — CI real, no un echo</w:t>
+      </w:r>
       <w:r>
         <w:rPr>
           <w:b w:val="0"/>
           <w:color w:val="4A4A49"/>
           <w:sz w:val="22"/>
         </w:rPr>
-        <w:t>(No se proyecta) Aqui es donde aparece la pregunta previsible del grupo, y hay que salir a su encuentro: para que escribir pruebas de un stub que casi no hace nada.</w:t>
+        <w:t xml:space="preserve"> — 15 vinetas.</w:t>
       </w:r>
     </w:p>
     <w:p>
-      <w:pPr>
-        <w:pStyle w:val="ListBullet2"/>
-      </w:pPr>
+      <w:r>
+        <w:rPr>
+          <w:b/>
+          <w:color w:val="4A4A49"/>
+          <w:sz w:val="22"/>
+        </w:rPr>
+        <w:t>[Slide 11] Monitorear y observar: la segunda mitad cambia de lado</w:t>
+      </w:r>
       <w:r>
         <w:rPr>
           <w:b w:val="0"/>
           <w:color w:val="4A4A49"/>
           <w:sz w:val="22"/>
         </w:rPr>
-        <w:t>(No se proyecta) La respuesta es que una sola prueba que verifique que el endpoint /health responde 200 detecta la clase de error mas costosa en operacion, que la aplicacion ya no arranca; y con eso la condicion de fallo se escribe sola: el check sale rojo si /health deja de responder 200, si falta una dependencia declarada o si el docker build no compila.</w:t>
+        <w:t xml:space="preserve"> — 3 vinetas.</w:t>
       </w:r>
     </w:p>
     <w:p>
@@ -963,25 +938,20 @@
           <w:color w:val="4A4A49"/>
           <w:sz w:val="22"/>
         </w:rPr>
-        <w:t>(No se proyecta) Conviene romper el pipeline a proposito en la demo, porque un check rojo proyectado ensena mas que el parrafo anterior.</w:t>
+        <w:t>DESARROLLO (para explicarlo, no se proyecta):</w:t>
       </w:r>
     </w:p>
     <w:p>
-      <w:r>
-        <w:rPr>
-          <w:b/>
+      <w:pPr>
+        <w:pStyle w:val="ListBullet2"/>
+      </w:pPr>
+      <w:r>
+        <w:rPr>
+          <w:b w:val="0"/>
           <w:color w:val="4A4A49"/>
           <w:sz w:val="22"/>
         </w:rPr>
-        <w:t>[Slide 20] Donde se ejecuta de verdad la politica de secretos de la Clase 6</w:t>
-      </w:r>
-      <w:r>
-        <w:rPr>
-          <w:b w:val="0"/>
-          <w:color w:val="4A4A49"/>
-          <w:sz w:val="22"/>
-        </w:rPr>
-        <w:t xml:space="preserve"> — 3 vinetas.</w:t>
+        <w:t>Monitorear es vigilar indicadores decididos de antemano; observabilidad es la capacidad de responder preguntas nuevas sobre el sistema a partir de lo que el sistema emite, sin agregar codigo por cada duda.</w:t>
       </w:r>
     </w:p>
     <w:p>
@@ -994,7 +964,7 @@
           <w:color w:val="4A4A49"/>
           <w:sz w:val="22"/>
         </w:rPr>
-        <w:t>Los valores sensibles se guardan en el repositorio bajo Settings, Secrets and variables, Actions; el workflow los referencia por nombre y la plataforma los inyecta como variables de entorno solo durante la corrida.</w:t>
+        <w:t>Las metricas son numeros medidos en el tiempo, baratas porque se agregan, y detectan que algo cambio.</w:t>
       </w:r>
     </w:p>
     <w:p>
@@ -1007,7 +977,7 @@
           <w:color w:val="4A4A49"/>
           <w:sz w:val="22"/>
         </w:rPr>
-        <w:t>Dos detalles evitan sustos.</w:t>
+        <w:t>Los logs, o registros, son eventos discretos con contexto, caros en volumen, y explican por que cambio.</w:t>
       </w:r>
     </w:p>
     <w:p>
@@ -1020,7 +990,7 @@
           <w:color w:val="4A4A49"/>
           <w:sz w:val="22"/>
         </w:rPr>
-        <w:t>(No se proyecta) El pipeline es tambien donde se ejecuta de verdad la politica de secretos escrita en la Clase 6.</w:t>
+        <w:t>La distincion entre metrica y registro importa: al menos una de las senales de un plan deberia ser un REGISTRO y no una metrica numerica, es decir algo que se escribe para poder reconstruir que paso despues.</w:t>
       </w:r>
     </w:p>
     <w:p>
@@ -1033,25 +1003,20 @@
           <w:color w:val="4A4A49"/>
           <w:sz w:val="22"/>
         </w:rPr>
-        <w:t>(No se proyecta) Y el recordatorio de calificacion: un secreto en claro en el YAML no descuenta, anula la pregunta 7 entera.</w:t>
+        <w:t>La practica minima documentable es el log estructurado: cada linea es un objeto con campos fijos como fecha, nivel, identificador de peticion, ruta, codigo de estado y duracion en milisegundos.</w:t>
       </w:r>
     </w:p>
     <w:p>
-      <w:r>
-        <w:rPr>
-          <w:b/>
+      <w:pPr>
+        <w:pStyle w:val="ListBullet2"/>
+      </w:pPr>
+      <w:r>
+        <w:rPr>
+          <w:b w:val="0"/>
           <w:color w:val="4A4A49"/>
           <w:sz w:val="22"/>
         </w:rPr>
-        <w:t>[Slide 21] Preguntas frecuentes del grupo</w:t>
-      </w:r>
-      <w:r>
-        <w:rPr>
-          <w:b w:val="0"/>
-          <w:color w:val="4A4A49"/>
-          <w:sz w:val="22"/>
-        </w:rPr>
-        <w:t xml:space="preserve"> — 3 vinetas.</w:t>
+        <w:t>Con ese identificador propagado entre servicios se reconstruye el recorrido: una traza pobre, pero real.</w:t>
       </w:r>
     </w:p>
     <w:p>
@@ -1064,7 +1029,7 @@
           <w:color w:val="4A4A49"/>
           <w:sz w:val="22"/>
         </w:rPr>
-        <w:t>Cuatro que aparecen todos los semestres.</w:t>
+        <w:t>Un ejemplo de linea estructurada es: fecha 2026-10-03 10:15:02, nivel INFO, peticion a91f, ruta POST /turnos, estado 201, duracion 84 ms.</w:t>
       </w:r>
     </w:p>
     <w:p>
@@ -1077,7 +1042,7 @@
           <w:color w:val="4A4A49"/>
           <w:sz w:val="22"/>
         </w:rPr>
-        <w:t>Un umbral justificado asi vale, aunque despues la medicion lo corrija.</w:t>
+        <w:t>Un error comun es escribir logs como frases libres: se leen bien, pero no se pueden filtrar ni contar.</w:t>
       </w:r>
     </w:p>
     <w:p>
@@ -1090,7 +1055,7 @@
           <w:color w:val="4A4A49"/>
           <w:sz w:val="22"/>
         </w:rPr>
-        <w:t>(No se proyecta) «Si no tenemos usuarios reales, que monitoreamos?» El entregable es el plan, no los datos: la pregunta pide que senales observaria en una produccion hipotetica, con sus umbrales.</w:t>
+        <w:t>NOTAS:</w:t>
       </w:r>
     </w:p>
     <w:p>
@@ -1103,7 +1068,7 @@
           <w:color w:val="4A4A49"/>
           <w:sz w:val="22"/>
         </w:rPr>
-        <w:t>(No se proyecta) Y algo si es real: el chequeo de salud que consulta el balanceador de la Clase 7 ya es monitoreo, y el check de Actions ya es una senal de que el sistema construye.</w:t>
+        <w:t>Se apoya en tres tipos de senal.</w:t>
       </w:r>
     </w:p>
     <w:p>
@@ -1116,7 +1081,7 @@
           <w:color w:val="4A4A49"/>
           <w:sz w:val="22"/>
         </w:rPr>
-        <w:t>(No se proyecta) «De donde saco los umbrales si nunca he medido?» De tres fuentes legitimas, y conviene nombrarlas: una convencion del oficio citada como tal, por ejemplo 300 milisegundos de p95 o el 80 por ciento de saturacion; una expectativa del usuario redactada en el dominio, por ejemplo que una reserva no tarde mas de dos segundos; o una aritmetica de servilleta a partir del escenario de carga, que es justamente lo que se formaliza en la Clase 12.</w:t>
+        <w:t>(No se proyecta) La segunda mitad de la clase cambia de lado: ya no se trata de validar antes, sino de saber que pasa despues.</w:t>
       </w:r>
     </w:p>
     <w:p>
@@ -1129,7 +1094,7 @@
           <w:color w:val="4A4A49"/>
           <w:sz w:val="22"/>
         </w:rPr>
-        <w:t>(No se proyecta) Es preferible una prueba real y pequena a tres pruebas inventadas que no se ejecutan, porque la pregunta 8 evalua si el pipeline puede fallar.</w:t>
+        <w:t>(No se proyecta) Las trazas siguen el recorrido de una sola peticion por varios servicios y son necesarias porque la Clase 4 convirtio el sistema en distribuido: cuando la peticion pasa por la API y por el servicio de notificaciones, saber cual de los dos tardo es imposible con metricas agregadas.</w:t>
       </w:r>
     </w:p>
     <w:p>
@@ -1139,7 +1104,7 @@
           <w:color w:val="4A4A49"/>
           <w:sz w:val="22"/>
         </w:rPr>
-        <w:t>[Slide 22] El workflow de CI: el archivo completo</w:t>
+        <w:t>[Slide 12] Las cuatro senales de oro, con definicion operativa</w:t>
       </w:r>
       <w:r>
         <w:rPr>
@@ -1147,17 +1112,160 @@
           <w:color w:val="4A4A49"/>
           <w:sz w:val="22"/>
         </w:rPr>
-        <w:t xml:space="preserve"> — 22 vinetas.</w:t>
+        <w:t xml:space="preserve"> — 4 vinetas.</w:t>
       </w:r>
     </w:p>
     <w:p>
+      <w:pPr>
+        <w:pStyle w:val="ListBullet2"/>
+      </w:pPr>
+      <w:r>
+        <w:rPr>
+          <w:b w:val="0"/>
+          <w:color w:val="4A4A49"/>
+          <w:sz w:val="22"/>
+        </w:rPr>
+        <w:t>DESARROLLO (para explicarlo, no se proyecta):</w:t>
+      </w:r>
+    </w:p>
+    <w:p>
+      <w:pPr>
+        <w:pStyle w:val="ListBullet2"/>
+      </w:pPr>
+      <w:r>
+        <w:rPr>
+          <w:b w:val="0"/>
+          <w:color w:val="4A4A49"/>
+          <w:sz w:val="22"/>
+        </w:rPr>
+        <w:t>Las cuatro senales de oro son latencia, trafico, errores y saturacion, y cada una necesita definicion operativa.</w:t>
+      </w:r>
+    </w:p>
+    <w:p>
+      <w:pPr>
+        <w:pStyle w:val="ListBullet2"/>
+      </w:pPr>
+      <w:r>
+        <w:rPr>
+          <w:b w:val="0"/>
+          <w:color w:val="4A4A49"/>
+          <w:sz w:val="22"/>
+        </w:rPr>
+        <w:t>Trafico es cuanta demanda llega, en peticiones por segundo o por minuto.</w:t>
+      </w:r>
+    </w:p>
+    <w:p>
+      <w:pPr>
+        <w:pStyle w:val="ListBullet2"/>
+      </w:pPr>
+      <w:r>
+        <w:rPr>
+          <w:b w:val="0"/>
+          <w:color w:val="4A4A49"/>
+          <w:sz w:val="22"/>
+        </w:rPr>
+        <w:t>Saturacion es que tan cerca esta el recurso mas escaso de su limite: CPU, memoria, disco o, en la mayoria de las APIs reales, las conexiones libres del pool de la base de datos</w:t>
+      </w:r>
+    </w:p>
+    <w:p>
+      <w:pPr>
+        <w:pStyle w:val="ListBullet2"/>
+      </w:pPr>
+      <w:r>
+        <w:rPr>
+          <w:b w:val="0"/>
+          <w:color w:val="4A4A49"/>
+          <w:sz w:val="22"/>
+        </w:rPr>
+        <w:t>La convencion es alertar cuando un recurso pasa del 70 u 80 por ciento sostenido, y es convencion, no ley.</w:t>
+      </w:r>
+    </w:p>
+    <w:p>
+      <w:pPr>
+        <w:pStyle w:val="ListBullet2"/>
+      </w:pPr>
+      <w:r>
+        <w:rPr>
+          <w:b w:val="0"/>
+          <w:color w:val="4A4A49"/>
+          <w:sz w:val="22"/>
+        </w:rPr>
+        <w:t>Latencia merece explicacion aparte porque introduce el percentil, el valor por debajo del cual cae un porcentaje dado de las mediciones: si el p95 de la API es 300 milisegundos</w:t>
+      </w:r>
+    </w:p>
+    <w:p>
+      <w:pPr>
+        <w:pStyle w:val="ListBullet2"/>
+      </w:pPr>
+      <w:r>
+        <w:rPr>
+          <w:b w:val="0"/>
+          <w:color w:val="4A4A49"/>
+          <w:sz w:val="22"/>
+        </w:rPr>
+        <w:t>95 de cada 100 peticiones respondieron en 300 milisegundos o menos y 5 tardaron mas.</w:t>
+      </w:r>
+    </w:p>
+    <w:p>
+      <w:pPr>
+        <w:pStyle w:val="ListBullet2"/>
+      </w:pPr>
+      <w:r>
+        <w:rPr>
+          <w:b w:val="0"/>
+          <w:color w:val="4A4A49"/>
+          <w:sz w:val="22"/>
+        </w:rPr>
+        <w:t>Es mas honesto que el promedio, y el ejemplo lo prueba: 99 peticiones de 50 milisegundos y una de 5 segundos dan un promedio de 99 milisegundos, que parece excelente, mientras el p99 es 5 segundos y corresponde a un usuario mirando una pantalla congelada.</w:t>
+      </w:r>
+    </w:p>
+    <w:p>
+      <w:pPr>
+        <w:pStyle w:val="ListBullet2"/>
+      </w:pPr>
+      <w:r>
+        <w:rPr>
+          <w:b w:val="0"/>
+          <w:color w:val="4A4A49"/>
+          <w:sz w:val="22"/>
+        </w:rPr>
+        <w:t>En CloudLite Turnos las cuatro senales son: latencia, el p95 del endpoint de reserva; trafico, las reservas por minuto; errores, el porcentaje de respuestas 5xx; saturacion, el uso del pool de conexiones a la base de datos.</w:t>
+      </w:r>
+    </w:p>
+    <w:p>
+      <w:pPr>
+        <w:pStyle w:val="ListBullet2"/>
+      </w:pPr>
+      <w:r>
+        <w:rPr>
+          <w:b w:val="0"/>
+          <w:color w:val="4A4A49"/>
+          <w:sz w:val="22"/>
+        </w:rPr>
+        <w:t>Un error comun es medir solo la CPU: es una senal de saturacion entre varias, y en una API que espera a la base de datos casi nunca es la primera en agotarse.</w:t>
+      </w:r>
+    </w:p>
+    <w:p>
+      <w:pPr>
+        <w:pStyle w:val="ListBullet2"/>
+      </w:pPr>
+      <w:r>
+        <w:rPr>
+          <w:b w:val="0"/>
+          <w:color w:val="4A4A49"/>
+          <w:sz w:val="22"/>
+        </w:rPr>
+        <w:t>(No se proyecta) Errores es la proporcion de peticiones que fallan, tipicamente el porcentaje de respuestas 5xx; conviene expresarlo como disponibilidad, y aqui hay aritmetica que el docente debe citar: 99,9 por ciento equivale a unos 43 minutos de indisponibilidad al mes y 99,99 por ciento a unos 4 minutos, lo cual no es convencion sino calculo sobre los 43.200 minutos de un mes de treinta dias.</w:t>
+      </w:r>
+    </w:p>
+    <w:p>
       <w:r>
         <w:rPr>
           <w:b/>
           <w:color w:val="4A4A49"/>
           <w:sz w:val="22"/>
         </w:rPr>
-        <w:t>[Slide 23] Secretos en el workflow, y hasta donde llega el pipeline</w:t>
+        <w:t>[Slide 13] Monitoreo y optimización</w:t>
       </w:r>
       <w:r>
         <w:rPr>
@@ -1165,7 +1273,890 @@
           <w:color w:val="4A4A49"/>
           <w:sz w:val="22"/>
         </w:rPr>
-        <w:t xml:space="preserve"> — 10 vinetas.</w:t>
+        <w:t xml:space="preserve"> — 5 vinetas.</w:t>
+      </w:r>
+    </w:p>
+    <w:p>
+      <w:r>
+        <w:rPr>
+          <w:b/>
+          <w:color w:val="4A4A49"/>
+          <w:sz w:val="22"/>
+        </w:rPr>
+        <w:t>[Slide 14] La tabla de senales, con sus tres columnas</w:t>
+      </w:r>
+      <w:r>
+        <w:rPr>
+          <w:b w:val="0"/>
+          <w:color w:val="4A4A49"/>
+          <w:sz w:val="22"/>
+        </w:rPr>
+        <w:t xml:space="preserve"> — 3 vinetas.</w:t>
+      </w:r>
+    </w:p>
+    <w:p>
+      <w:pPr>
+        <w:pStyle w:val="ListBullet2"/>
+      </w:pPr>
+      <w:r>
+        <w:rPr>
+          <w:b w:val="0"/>
+          <w:color w:val="4A4A49"/>
+          <w:sz w:val="22"/>
+        </w:rPr>
+        <w:t>DESARROLLO (para explicarlo, no se proyecta):</w:t>
+      </w:r>
+    </w:p>
+    <w:p>
+      <w:pPr>
+        <w:pStyle w:val="ListBullet2"/>
+      </w:pPr>
+      <w:r>
+        <w:rPr>
+          <w:b w:val="0"/>
+          <w:color w:val="4A4A49"/>
+          <w:sz w:val="22"/>
+        </w:rPr>
+        <w:t>El plan de monitoreo es una tabla de entre 4 y 6 filas con TRES columnas: «Senal», «Que se mide en MI dominio» y «Umbral u objetivo».</w:t>
+      </w:r>
+    </w:p>
+    <w:p>
+      <w:pPr>
+        <w:pStyle w:val="ListBullet2"/>
+      </w:pPr>
+      <w:r>
+        <w:rPr>
+          <w:b w:val="0"/>
+          <w:color w:val="4A4A49"/>
+          <w:sz w:val="22"/>
+        </w:rPr>
+        <w:t>La regla que decide la mitad de la nota se dice en una frase: una senal sin umbral NO SUMA, aunque este bien elegida.</w:t>
+      </w:r>
+    </w:p>
+    <w:p>
+      <w:pPr>
+        <w:pStyle w:val="ListBullet2"/>
+      </w:pPr>
+      <w:r>
+        <w:rPr>
+          <w:b w:val="0"/>
+          <w:color w:val="4A4A49"/>
+          <w:sz w:val="22"/>
+        </w:rPr>
+        <w:t>«el listado de disponibilidad debe responder en menos de 400 milisegundos y si pasa de 800 se revisa» si, porque define cuando hay que actuar.</w:t>
+      </w:r>
+    </w:p>
+    <w:p>
+      <w:pPr>
+        <w:pStyle w:val="ListBullet2"/>
+      </w:pPr>
+      <w:r>
+        <w:rPr>
+          <w:b w:val="0"/>
+          <w:color w:val="4A4A49"/>
+          <w:sz w:val="22"/>
+        </w:rPr>
+        <w:t>La segunda columna tiene que referirse a operaciones del dominio propio, asi que «el sistema» no es una respuesta y «el listado de disponibilidad de canchas» o «el registro de una reserva» si.</w:t>
+      </w:r>
+    </w:p>
+    <w:p>
+      <w:pPr>
+        <w:pStyle w:val="ListBullet2"/>
+      </w:pPr>
+      <w:r>
+        <w:rPr>
+          <w:b w:val="0"/>
+          <w:color w:val="4A4A49"/>
+          <w:sz w:val="22"/>
+        </w:rPr>
+        <w:t>Cada umbral necesita su accion: que se HACE cuando se cruza es lo que convierte una lista de metricas en un plan de operacion.</w:t>
+      </w:r>
+    </w:p>
+    <w:p>
+      <w:pPr>
+        <w:pStyle w:val="ListBullet2"/>
+      </w:pPr>
+      <w:r>
+        <w:rPr>
+          <w:b w:val="0"/>
+          <w:color w:val="4A4A49"/>
+          <w:sz w:val="22"/>
+        </w:rPr>
+        <w:t>Un ejemplo de fila completa es: Senal «latencia del listado de turnos»</w:t>
+      </w:r>
+    </w:p>
+    <w:p>
+      <w:pPr>
+        <w:pStyle w:val="ListBullet2"/>
+      </w:pPr>
+      <w:r>
+        <w:rPr>
+          <w:b w:val="0"/>
+          <w:color w:val="4A4A49"/>
+          <w:sz w:val="22"/>
+        </w:rPr>
+        <w:t>Que se mide «p95 del GET /turnos»</w:t>
+      </w:r>
+    </w:p>
+    <w:p>
+      <w:pPr>
+        <w:pStyle w:val="ListBullet2"/>
+      </w:pPr>
+      <w:r>
+        <w:rPr>
+          <w:b w:val="0"/>
+          <w:color w:val="4A4A49"/>
+          <w:sz w:val="22"/>
+        </w:rPr>
+        <w:t>Umbral «menos de 300 ms; si se supera durante 5 minutos, se revisa el indice de la consulta».</w:t>
+      </w:r>
+    </w:p>
+    <w:p>
+      <w:pPr>
+        <w:pStyle w:val="ListBullet2"/>
+      </w:pPr>
+      <w:r>
+        <w:rPr>
+          <w:b w:val="0"/>
+          <w:color w:val="4A4A49"/>
+          <w:sz w:val="22"/>
+        </w:rPr>
+        <w:t>Un error comun es un umbral sin numero, como «latencia alta»: no dice cuando actuar.</w:t>
+      </w:r>
+    </w:p>
+    <w:p>
+      <w:pPr>
+        <w:pStyle w:val="ListBullet2"/>
+      </w:pPr>
+      <w:r>
+        <w:rPr>
+          <w:b w:val="0"/>
+          <w:color w:val="4A4A49"/>
+          <w:sz w:val="22"/>
+        </w:rPr>
+        <w:t>Otro es una senal generica, como «el sistema»: la fila tiene que nombrar una operacion concreta del dominio.</w:t>
+      </w:r>
+    </w:p>
+    <w:p>
+      <w:pPr>
+        <w:pStyle w:val="ListBullet2"/>
+      </w:pPr>
+      <w:r>
+        <w:rPr>
+          <w:b w:val="0"/>
+          <w:color w:val="4A4A49"/>
+          <w:sz w:val="22"/>
+        </w:rPr>
+        <w:t>NOTAS:</w:t>
+      </w:r>
+    </w:p>
+    <w:p>
+      <w:pPr>
+        <w:pStyle w:val="ListBullet2"/>
+      </w:pPr>
+      <w:r>
+        <w:rPr>
+          <w:b w:val="0"/>
+          <w:color w:val="4A4A49"/>
+          <w:sz w:val="22"/>
+        </w:rPr>
+        <w:t>«Medimos la latencia» no permite decidir nada</w:t>
+      </w:r>
+    </w:p>
+    <w:p>
+      <w:pPr>
+        <w:pStyle w:val="ListBullet2"/>
+      </w:pPr>
+      <w:r>
+        <w:rPr>
+          <w:b w:val="0"/>
+          <w:color w:val="4A4A49"/>
+          <w:sz w:val="22"/>
+        </w:rPr>
+        <w:t>Esa accion no es una cuarta columna: se escribe dentro del umbral, como en el ejemplo del listado.</w:t>
+      </w:r>
+    </w:p>
+    <w:p>
+      <w:pPr>
+        <w:pStyle w:val="ListBullet2"/>
+      </w:pPr>
+      <w:r>
+        <w:rPr>
+          <w:b w:val="0"/>
+          <w:color w:val="4A4A49"/>
+          <w:sz w:val="22"/>
+        </w:rPr>
+        <w:t>La fila tiene senal, objeto concreto del dominio y una accion atada al umbral.</w:t>
+      </w:r>
+    </w:p>
+    <w:p>
+      <w:pPr>
+        <w:pStyle w:val="ListBullet2"/>
+      </w:pPr>
+      <w:r>
+        <w:rPr>
+          <w:b w:val="0"/>
+          <w:color w:val="4A4A49"/>
+          <w:sz w:val="22"/>
+        </w:rPr>
+        <w:t>(No se proyecta) El reparto de sus 6 puntos es un punto por senal bien formada con su umbral hasta la cuarta, hasta un punto adicional entre las senales quinta y sexta, y un punto por que al menos una sea un registro.</w:t>
+      </w:r>
+    </w:p>
+    <w:p>
+      <w:pPr>
+        <w:pStyle w:val="ListBullet2"/>
+      </w:pPr>
+      <w:r>
+        <w:rPr>
+          <w:b w:val="0"/>
+          <w:color w:val="4A4A49"/>
+          <w:sz w:val="22"/>
+        </w:rPr>
+        <w:t>(No se proyecta) El umbral puede ser discutible, y hay que decir que se acepta discutible: lo que no puede es faltar.</w:t>
+      </w:r>
+    </w:p>
+    <w:p>
+      <w:pPr>
+        <w:pStyle w:val="ListBullet2"/>
+      </w:pPr>
+      <w:r>
+        <w:rPr>
+          <w:b w:val="0"/>
+          <w:color w:val="4A4A49"/>
+          <w:sz w:val="22"/>
+        </w:rPr>
+        <w:t>(No se proyecta) Una tabla de referencia para CloudLite, que el docente puede llenar en vivo: latencia p95 del inicio de sesion y del listado principal, con objetivo bajo 300 milisegundos; peticiones por minuto en la hora pico, con un valor esperado que sirva de linea base; porcentaje de respuestas 5xx, con alerta sobre el 1 por ciento sostenido; uso del pool de conexiones, con alerta sobre el 80 por ciento; y la fila que casi nadie escribe y vale un punto, un REGISTRO: el log estructurado de cada reserva rechazada y de cada intento de inicio de sesion fallido, con identificador de peticion, ruta y codigo, cuyo umbral es un evento observable, por ejemplo mas de cinco fallos del mismo usuario en diez minutos se revisa.</w:t>
+      </w:r>
+    </w:p>
+    <w:p>
+      <w:pPr>
+        <w:pStyle w:val="ListBullet2"/>
+      </w:pPr>
+      <w:r>
+        <w:rPr>
+          <w:b w:val="0"/>
+          <w:color w:val="4A4A49"/>
+          <w:sz w:val="22"/>
+        </w:rPr>
+        <w:t>(No se proyecta) Conviene proyectar esa fila y decir «esta es la que falta en el 80 por ciento de las entregas».</w:t>
+      </w:r>
+    </w:p>
+    <w:p>
+      <w:pPr>
+        <w:pStyle w:val="ListBullet2"/>
+      </w:pPr>
+      <w:r>
+        <w:rPr>
+          <w:b w:val="0"/>
+          <w:color w:val="4A4A49"/>
+          <w:sz w:val="22"/>
+        </w:rPr>
+        <w:t>(No se proyecta) Ahi entra la optimizacion de la segunda mitad del tema: paginar, con veinte a cincuenta elementos por pagina, porque un endpoint que devuelve cincuenta mil registros es problema de latencia y de memoria; indexar la columna por la que se filtra, porque sin indice el motor recorre la tabla completa; cachear lecturas repetidas, donde una tasa de acierto del 90 por ciento significa que nueve de cada diez lecturas no llegan a la base; y limitar la tasa de peticiones, el control de denegacion de servicio de la Clase 6.</w:t>
+      </w:r>
+    </w:p>
+    <w:p>
+      <w:r>
+        <w:rPr>
+          <w:b/>
+          <w:color w:val="4A4A49"/>
+          <w:sz w:val="22"/>
+        </w:rPr>
+        <w:t>[Slide 15] El pipeline del stub de CloudLite, paso por paso</w:t>
+      </w:r>
+      <w:r>
+        <w:rPr>
+          <w:b w:val="0"/>
+          <w:color w:val="4A4A49"/>
+          <w:sz w:val="22"/>
+        </w:rPr>
+        <w:t xml:space="preserve"> — 2 vinetas.</w:t>
+      </w:r>
+    </w:p>
+    <w:p>
+      <w:pPr>
+        <w:pStyle w:val="ListBullet2"/>
+      </w:pPr>
+      <w:r>
+        <w:rPr>
+          <w:b w:val="0"/>
+          <w:color w:val="4A4A49"/>
+          <w:sz w:val="22"/>
+        </w:rPr>
+        <w:t>DESARROLLO (para explicarlo, no se proyecta):</w:t>
+      </w:r>
+    </w:p>
+    <w:p>
+      <w:pPr>
+        <w:pStyle w:val="ListBullet2"/>
+      </w:pPr>
+      <w:r>
+        <w:rPr>
+          <w:b w:val="0"/>
+          <w:color w:val="4A4A49"/>
+          <w:sz w:val="22"/>
+        </w:rPr>
+        <w:t>Un job corre en ubuntu-latest y hace, en este orden: descargar el codigo con la action de checkout, instalar el runtime con la action de setup del lenguaje</w:t>
+      </w:r>
+    </w:p>
+    <w:p>
+      <w:pPr>
+        <w:pStyle w:val="ListBullet2"/>
+      </w:pPr>
+      <w:r>
+        <w:rPr>
+          <w:b w:val="0"/>
+          <w:color w:val="4A4A49"/>
+          <w:sz w:val="22"/>
+        </w:rPr>
+        <w:t>Un paso Construir que instala dependencias y ejecuta docker build con la imagen etiquetada, un paso Probar que corre las pruebas</w:t>
+      </w:r>
+    </w:p>
+    <w:p>
+      <w:pPr>
+        <w:pStyle w:val="ListBullet2"/>
+      </w:pPr>
+      <w:r>
+        <w:rPr>
+          <w:b w:val="0"/>
+          <w:color w:val="4A4A49"/>
+          <w:sz w:val="22"/>
+        </w:rPr>
+        <w:t>Y un paso final rotulado como despliegue simulado que imprime la etiqueta de version y publica un artefacto, un archivo que queda guardado junto a la corrida.</w:t>
+      </w:r>
+    </w:p>
+    <w:p>
+      <w:pPr>
+        <w:pStyle w:val="ListBullet2"/>
+      </w:pPr>
+      <w:r>
+        <w:rPr>
+          <w:b w:val="0"/>
+          <w:color w:val="4A4A49"/>
+          <w:sz w:val="22"/>
+        </w:rPr>
+        <w:t>Que docker build forme parte de la construccion tiene un valor extra: comprueba en cada cambio que el Dockerfile sigue siendo valido, que es una de las cosas que se rompen en silencio.</w:t>
+      </w:r>
+    </w:p>
+    <w:p>
+      <w:pPr>
+        <w:pStyle w:val="ListBullet2"/>
+      </w:pPr>
+      <w:r>
+        <w:rPr>
+          <w:b w:val="0"/>
+          <w:color w:val="4A4A49"/>
+          <w:sz w:val="22"/>
+        </w:rPr>
+        <w:t>Un pipeline sano falla rapido: si la construccion falla, la prueba no se ejecuta, y el autor del cambio recibe el aviso en minutos.</w:t>
+      </w:r>
+    </w:p>
+    <w:p>
+      <w:pPr>
+        <w:pStyle w:val="ListBullet2"/>
+      </w:pPr>
+      <w:r>
+        <w:rPr>
+          <w:b w:val="0"/>
+          <w:color w:val="4A4A49"/>
+          <w:sz w:val="22"/>
+        </w:rPr>
+        <w:t>En GitHub Actions cada paso que termina con un codigo de salida distinto de 0 detiene el job y lo marca en rojo: esa es la condicion de fallo que convierte el workflow en una verificacion real.</w:t>
+      </w:r>
+    </w:p>
+    <w:p>
+      <w:pPr>
+        <w:pStyle w:val="ListBullet2"/>
+      </w:pPr>
+      <w:r>
+        <w:rPr>
+          <w:b w:val="0"/>
+          <w:color w:val="4A4A49"/>
+          <w:sz w:val="22"/>
+        </w:rPr>
+        <w:t>Un ejemplo de fallo util: alguien cambia la respuesta de /health y no actualiza la prueba; el paso de prueba termina con codigo 1, la corrida queda en rojo y el cambio no se integra hasta corregirlo.</w:t>
+      </w:r>
+    </w:p>
+    <w:p>
+      <w:pPr>
+        <w:pStyle w:val="ListBullet2"/>
+      </w:pPr>
+      <w:r>
+        <w:rPr>
+          <w:b w:val="0"/>
+          <w:color w:val="4A4A49"/>
+          <w:sz w:val="22"/>
+        </w:rPr>
+        <w:t>NOTAS:</w:t>
+      </w:r>
+    </w:p>
+    <w:p>
+      <w:pPr>
+        <w:pStyle w:val="ListBullet2"/>
+      </w:pPr>
+      <w:r>
+        <w:rPr>
+          <w:b w:val="0"/>
+          <w:color w:val="4A4A49"/>
+          <w:sz w:val="22"/>
+        </w:rPr>
+        <w:t>El workflow se dispara en push y en pull_request.</w:t>
+      </w:r>
+    </w:p>
+    <w:p>
+      <w:pPr>
+        <w:pStyle w:val="ListBullet2"/>
+      </w:pPr>
+      <w:r>
+        <w:rPr>
+          <w:b w:val="0"/>
+          <w:color w:val="4A4A49"/>
+          <w:sz w:val="22"/>
+        </w:rPr>
+        <w:t>(No se proyecta) El ejemplo concreto es el pipeline del stub de CloudLite, que ya existe desde la Clase 3 como Dockerfile y contenedor, y la diapositiva del ci.yml es el molde que se puede copiar.</w:t>
+      </w:r>
+    </w:p>
+    <w:p>
+      <w:pPr>
+        <w:pStyle w:val="ListBullet2"/>
+      </w:pPr>
+      <w:r>
+        <w:rPr>
+          <w:b w:val="0"/>
+          <w:color w:val="4A4A49"/>
+          <w:sz w:val="22"/>
+        </w:rPr>
+        <w:t>(No se proyecta) La evidencia del entregable es doble: el archivo ci.yml en el repositorio y la captura de una corrida en verde con los nombres de los pasos visibles; si Actions falla por cuota o por red se acepta el YAML con la explicacion paso por paso, pero eso es plan B y hay que decir que lo es.</w:t>
+      </w:r>
+    </w:p>
+    <w:p>
+      <w:r>
+        <w:rPr>
+          <w:b/>
+          <w:color w:val="4A4A49"/>
+          <w:sz w:val="22"/>
+        </w:rPr>
+        <w:t>[Slide 16] La condicion de fallo: la pregunta que separa un CI de una decoracion verde</w:t>
+      </w:r>
+      <w:r>
+        <w:rPr>
+          <w:b w:val="0"/>
+          <w:color w:val="4A4A49"/>
+          <w:sz w:val="22"/>
+        </w:rPr>
+        <w:t xml:space="preserve"> — 3 vinetas.</w:t>
+      </w:r>
+    </w:p>
+    <w:p>
+      <w:pPr>
+        <w:pStyle w:val="ListBullet2"/>
+      </w:pPr>
+      <w:r>
+        <w:rPr>
+          <w:b w:val="0"/>
+          <w:color w:val="4A4A49"/>
+          <w:sz w:val="22"/>
+        </w:rPr>
+        <w:t>DESARROLLO (para explicarlo, no se proyecta):</w:t>
+      </w:r>
+    </w:p>
+    <w:p>
+      <w:pPr>
+        <w:pStyle w:val="ListBullet2"/>
+      </w:pPr>
+      <w:r>
+        <w:rPr>
+          <w:b w:val="0"/>
+          <w:color w:val="4A4A49"/>
+          <w:sz w:val="22"/>
+        </w:rPr>
+        <w:t>Un ci.yml propio se explica en tres campos.</w:t>
+      </w:r>
+    </w:p>
+    <w:p>
+      <w:pPr>
+        <w:pStyle w:val="ListBullet2"/>
+      </w:pPr>
+      <w:r>
+        <w:rPr>
+          <w:b w:val="0"/>
+          <w:color w:val="4A4A49"/>
+          <w:sz w:val="22"/>
+        </w:rPr>
+        <w:t>Y el tercero, el corazon del asunto: con que condicion el pipeline debe FALLAR.</w:t>
+      </w:r>
+    </w:p>
+    <w:p>
+      <w:pPr>
+        <w:pStyle w:val="ListBullet2"/>
+      </w:pPr>
+      <w:r>
+        <w:rPr>
+          <w:b w:val="0"/>
+          <w:color w:val="4A4A49"/>
+          <w:sz w:val="22"/>
+        </w:rPr>
+        <w:t>Un pipeline que no puede fallar nunca no sirve: un workflow cuyo unico paso imprime un mensaje de exito siempre sale verde, y un check que siempre sale verde no aporta ninguna informacion; es una decoracion.</w:t>
+      </w:r>
+    </w:p>
+    <w:p>
+      <w:pPr>
+        <w:pStyle w:val="ListBullet2"/>
+      </w:pPr>
+      <w:r>
+        <w:rPr>
+          <w:b w:val="0"/>
+          <w:color w:val="4A4A49"/>
+          <w:sz w:val="22"/>
+        </w:rPr>
+        <w:t>Los tres campos son: que se construye, que se prueba y que condicion vuelve rojo el pipeline.</w:t>
+      </w:r>
+    </w:p>
+    <w:p>
+      <w:pPr>
+        <w:pStyle w:val="ListBullet2"/>
+      </w:pPr>
+      <w:r>
+        <w:rPr>
+          <w:b w:val="0"/>
+          <w:color w:val="4A4A49"/>
+          <w:sz w:val="22"/>
+        </w:rPr>
+        <w:t>Un ejemplo de condicion real es: la corrida falla si npm test devuelve un codigo distinto de 0, por ejemplo cuando GET /health no responde 200.</w:t>
+      </w:r>
+    </w:p>
+    <w:p>
+      <w:pPr>
+        <w:pStyle w:val="ListBullet2"/>
+      </w:pPr>
+      <w:r>
+        <w:rPr>
+          <w:b w:val="0"/>
+          <w:color w:val="4A4A49"/>
+          <w:sz w:val="22"/>
+        </w:rPr>
+        <w:t>NOTAS:</w:t>
+      </w:r>
+    </w:p>
+    <w:p>
+      <w:pPr>
+        <w:pStyle w:val="ListBullet2"/>
+      </w:pPr>
+      <w:r>
+        <w:rPr>
+          <w:b w:val="0"/>
+          <w:color w:val="4A4A49"/>
+          <w:sz w:val="22"/>
+        </w:rPr>
+        <w:t>Uno y medio, que se compila o se instala.</w:t>
+      </w:r>
+    </w:p>
+    <w:p>
+      <w:pPr>
+        <w:pStyle w:val="ListBullet2"/>
+      </w:pPr>
+      <w:r>
+        <w:rPr>
+          <w:b w:val="0"/>
+          <w:color w:val="4A4A49"/>
+          <w:sz w:val="22"/>
+        </w:rPr>
+        <w:t>Uno y medio, que se ejecuta en la prueba y que comprueba exactamente.</w:t>
+      </w:r>
+    </w:p>
+    <w:p>
+      <w:pPr>
+        <w:pStyle w:val="ListBullet2"/>
+      </w:pPr>
+      <w:r>
+        <w:rPr>
+          <w:b w:val="0"/>
+          <w:color w:val="4A4A49"/>
+          <w:sz w:val="22"/>
+        </w:rPr>
+        <w:t>Si la respuesta no aparece en diez segundos, el pipeline no valida nada todavia.</w:t>
+      </w:r>
+    </w:p>
+    <w:p>
+      <w:pPr>
+        <w:pStyle w:val="ListBullet2"/>
+      </w:pPr>
+      <w:r>
+        <w:rPr>
+          <w:b w:val="0"/>
+          <w:color w:val="4A4A49"/>
+          <w:sz w:val="22"/>
+        </w:rPr>
+        <w:t>(No se proyecta) La forma de responderlo es una prueba mental que el docente debe hacer en voz alta y en vivo: que error tendria que introducir yo en el codigo para que este pipeline lo detecte.</w:t>
+      </w:r>
+    </w:p>
+    <w:p>
+      <w:pPr>
+        <w:pStyle w:val="ListBullet2"/>
+      </w:pPr>
+      <w:r>
+        <w:rPr>
+          <w:b w:val="0"/>
+          <w:color w:val="4A4A49"/>
+          <w:sz w:val="22"/>
+        </w:rPr>
+        <w:t>(No se proyecta) Aqui es donde aparece la pregunta previsible del grupo, y hay que salir a su encuentro: para que escribir pruebas de un stub que casi no hace nada.</w:t>
+      </w:r>
+    </w:p>
+    <w:p>
+      <w:pPr>
+        <w:pStyle w:val="ListBullet2"/>
+      </w:pPr>
+      <w:r>
+        <w:rPr>
+          <w:b w:val="0"/>
+          <w:color w:val="4A4A49"/>
+          <w:sz w:val="22"/>
+        </w:rPr>
+        <w:t>(No se proyecta) La respuesta es que una sola prueba que verifique que el endpoint /health responde 200 detecta la clase de error mas costosa en operacion, que la aplicacion ya no arranca; y con eso la condicion de fallo se escribe sola: el check sale rojo si /health deja de responder 200, si falta una dependencia declarada o si el docker build no compila.</w:t>
+      </w:r>
+    </w:p>
+    <w:p>
+      <w:pPr>
+        <w:pStyle w:val="ListBullet2"/>
+      </w:pPr>
+      <w:r>
+        <w:rPr>
+          <w:b w:val="0"/>
+          <w:color w:val="4A4A49"/>
+          <w:sz w:val="22"/>
+        </w:rPr>
+        <w:t>(No se proyecta) Conviene romper el pipeline a proposito en la demo, porque un check rojo proyectado ensena mas que el parrafo anterior.</w:t>
+      </w:r>
+    </w:p>
+    <w:p>
+      <w:r>
+        <w:rPr>
+          <w:b/>
+          <w:color w:val="4A4A49"/>
+          <w:sz w:val="22"/>
+        </w:rPr>
+        <w:t>[Slide 17] Donde se ejecuta de verdad la politica de secretos de la Clase 6</w:t>
+      </w:r>
+      <w:r>
+        <w:rPr>
+          <w:b w:val="0"/>
+          <w:color w:val="4A4A49"/>
+          <w:sz w:val="22"/>
+        </w:rPr>
+        <w:t xml:space="preserve"> — 4 vinetas.</w:t>
+      </w:r>
+    </w:p>
+    <w:p>
+      <w:pPr>
+        <w:pStyle w:val="ListBullet2"/>
+      </w:pPr>
+      <w:r>
+        <w:rPr>
+          <w:b w:val="0"/>
+          <w:color w:val="4A4A49"/>
+          <w:sz w:val="22"/>
+        </w:rPr>
+        <w:t>DESARROLLO (para explicarlo, no se proyecta):</w:t>
+      </w:r>
+    </w:p>
+    <w:p>
+      <w:pPr>
+        <w:pStyle w:val="ListBullet2"/>
+      </w:pPr>
+      <w:r>
+        <w:rPr>
+          <w:b w:val="0"/>
+          <w:color w:val="4A4A49"/>
+          <w:sz w:val="22"/>
+        </w:rPr>
+        <w:t>La plataforma enmascara los secretos en el registro de salida, pero enmascarar no es impedir la fuga: si un paso imprime el valor transformado, por ejemplo codificado, sale en claro; la regla es no imprimir secretos nunca.</w:t>
+      </w:r>
+    </w:p>
+    <w:p>
+      <w:pPr>
+        <w:pStyle w:val="ListBullet2"/>
+      </w:pPr>
+      <w:r>
+        <w:rPr>
+          <w:b w:val="0"/>
+          <w:color w:val="4A4A49"/>
+          <w:sz w:val="22"/>
+        </w:rPr>
+        <w:t>Y por diseno los secretos no se entregan a las corridas disparadas por un pull_request que viene de un fork, para que un extrano no pueda proponer un cambio que los imprima.</w:t>
+      </w:r>
+    </w:p>
+    <w:p>
+      <w:pPr>
+        <w:pStyle w:val="ListBullet2"/>
+      </w:pPr>
+      <w:r>
+        <w:rPr>
+          <w:b w:val="0"/>
+          <w:color w:val="4A4A49"/>
+          <w:sz w:val="22"/>
+        </w:rPr>
+        <w:t>La consecuencia practica es que la validacion de un cambio externo no puede depender de credenciales, y por eso las pruebas del stub deben correr sin acceso a servicios reales, con valores ficticios o un doble simulado.</w:t>
+      </w:r>
+    </w:p>
+    <w:p>
+      <w:pPr>
+        <w:pStyle w:val="ListBullet2"/>
+      </w:pPr>
+      <w:r>
+        <w:rPr>
+          <w:b w:val="0"/>
+          <w:color w:val="4A4A49"/>
+          <w:sz w:val="22"/>
+        </w:rPr>
+        <w:t>NOTAS:</w:t>
+      </w:r>
+    </w:p>
+    <w:p>
+      <w:pPr>
+        <w:pStyle w:val="ListBullet2"/>
+      </w:pPr>
+      <w:r>
+        <w:rPr>
+          <w:b w:val="0"/>
+          <w:color w:val="4A4A49"/>
+          <w:sz w:val="22"/>
+        </w:rPr>
+        <w:t>Los valores sensibles se guardan en el repositorio bajo Settings, Secrets and variables, Actions; el workflow los referencia por nombre y la plataforma los inyecta como variables de entorno solo durante la corrida.</w:t>
+      </w:r>
+    </w:p>
+    <w:p>
+      <w:pPr>
+        <w:pStyle w:val="ListBullet2"/>
+      </w:pPr>
+      <w:r>
+        <w:rPr>
+          <w:b w:val="0"/>
+          <w:color w:val="4A4A49"/>
+          <w:sz w:val="22"/>
+        </w:rPr>
+        <w:t>Dos detalles evitan sustos.</w:t>
+      </w:r>
+    </w:p>
+    <w:p>
+      <w:pPr>
+        <w:pStyle w:val="ListBullet2"/>
+      </w:pPr>
+      <w:r>
+        <w:rPr>
+          <w:b w:val="0"/>
+          <w:color w:val="4A4A49"/>
+          <w:sz w:val="22"/>
+        </w:rPr>
+        <w:t>PREGUNTAS FRECUENTES DEL GRUPO</w:t>
+      </w:r>
+    </w:p>
+    <w:p>
+      <w:pPr>
+        <w:pStyle w:val="ListBullet2"/>
+      </w:pPr>
+      <w:r>
+        <w:rPr>
+          <w:b w:val="0"/>
+          <w:color w:val="4A4A49"/>
+          <w:sz w:val="22"/>
+        </w:rPr>
+        <w:t>«Mi proyecto no tiene pruebas automatizadas, que pongo en el paso Probar?» Una prueba, aunque sea una: que el proceso arranca y que /health responde 200.</w:t>
+      </w:r>
+    </w:p>
+    <w:p>
+      <w:pPr>
+        <w:pStyle w:val="ListBullet2"/>
+      </w:pPr>
+      <w:r>
+        <w:rPr>
+          <w:b w:val="0"/>
+          <w:color w:val="4A4A49"/>
+          <w:sz w:val="22"/>
+        </w:rPr>
+        <w:t>«Puedo poner solo metricas numericas?» No sin perder un punto: al menos una senal tiene que ser un registro.</w:t>
+      </w:r>
+    </w:p>
+    <w:p>
+      <w:pPr>
+        <w:pStyle w:val="ListBullet2"/>
+      </w:pPr>
+      <w:r>
+        <w:rPr>
+          <w:b w:val="0"/>
+          <w:color w:val="4A4A49"/>
+          <w:sz w:val="22"/>
+        </w:rPr>
+        <w:t>La mas facil de justificar es el log de los rechazos de negocio del propio dominio, que ademas es la unica forma de contestar despues por que se rechazo una operacion concreta.</w:t>
+      </w:r>
+    </w:p>
+    <w:p>
+      <w:pPr>
+        <w:pStyle w:val="ListBullet2"/>
+      </w:pPr>
+      <w:r>
+        <w:rPr>
+          <w:b w:val="0"/>
+          <w:color w:val="4A4A49"/>
+          <w:sz w:val="22"/>
+        </w:rPr>
+        <w:t>Cuatro que aparecen todos los semestres.</w:t>
+      </w:r>
+    </w:p>
+    <w:p>
+      <w:pPr>
+        <w:pStyle w:val="ListBullet2"/>
+      </w:pPr>
+      <w:r>
+        <w:rPr>
+          <w:b w:val="0"/>
+          <w:color w:val="4A4A49"/>
+          <w:sz w:val="22"/>
+        </w:rPr>
+        <w:t>Un umbral justificado asi vale, aunque despues la medicion lo corrija.</w:t>
+      </w:r>
+    </w:p>
+    <w:p>
+      <w:pPr>
+        <w:pStyle w:val="ListBullet2"/>
+      </w:pPr>
+      <w:r>
+        <w:rPr>
+          <w:b w:val="0"/>
+          <w:color w:val="4A4A49"/>
+          <w:sz w:val="22"/>
+        </w:rPr>
+        <w:t>(No se proyecta) El pipeline es tambien donde se ejecuta de verdad la politica de secretos escrita en la Clase 6.</w:t>
+      </w:r>
+    </w:p>
+    <w:p>
+      <w:pPr>
+        <w:pStyle w:val="ListBullet2"/>
+      </w:pPr>
+      <w:r>
+        <w:rPr>
+          <w:b w:val="0"/>
+          <w:color w:val="4A4A49"/>
+          <w:sz w:val="22"/>
+        </w:rPr>
+        <w:t>(No se proyecta) Y el recordatorio de calificacion: un secreto en claro en el YAML no descuenta, anula la pregunta 7 entera.</w:t>
+      </w:r>
+    </w:p>
+    <w:p>
+      <w:r>
+        <w:rPr>
+          <w:b/>
+          <w:color w:val="4A4A49"/>
+          <w:sz w:val="22"/>
+        </w:rPr>
+        <w:t>[Slide 18] Secretos en el workflow, y hasta donde llega el pipeline</w:t>
+      </w:r>
+      <w:r>
+        <w:rPr>
+          <w:b w:val="0"/>
+          <w:color w:val="4A4A49"/>
+          <w:sz w:val="22"/>
+        </w:rPr>
+        <w:t xml:space="preserve"> — 17 vinetas.</w:t>
       </w:r>
     </w:p>
     <w:p>
@@ -1267,7 +2258,7 @@
           <w:color w:val="4A4A49"/>
           <w:sz w:val="22"/>
         </w:rPr>
-        <w:t>CI/CD sin tarjeta</w:t>
+        <w:t>Integracion continua: el problema que resuelve, en definicion operativa</w:t>
       </w:r>
     </w:p>
     <w:p>
@@ -1280,7 +2271,7 @@
           <w:color w:val="4A4A49"/>
           <w:sz w:val="22"/>
         </w:rPr>
-        <w:t>YAML mínimo</w:t>
+        <w:t>Entrega continua y despliegue continuo: la sigla CD es ambigua</w:t>
       </w:r>
     </w:p>
     <w:p>
@@ -1293,7 +2284,7 @@
           <w:color w:val="4A4A49"/>
           <w:sz w:val="22"/>
         </w:rPr>
-        <w:t>Monitoreo y optimización</w:t>
+        <w:t>CI/CD sin tarjeta</w:t>
       </w:r>
     </w:p>
     <w:p>
@@ -1306,7 +2297,7 @@
           <w:color w:val="4A4A49"/>
           <w:sz w:val="22"/>
         </w:rPr>
-        <w:t>Integracion continua: el problema que resuelve, en definicion operativa</w:t>
+        <w:t>GitHub Actions en cinco palabras</w:t>
       </w:r>
     </w:p>
     <w:p>
@@ -1319,7 +2310,7 @@
           <w:color w:val="4A4A49"/>
           <w:sz w:val="22"/>
         </w:rPr>
-        <w:t>Entrega continua y despliegue continuo: la sigla CD es ambigua</w:t>
+        <w:t>Los tres bloques de un workflow, y el orden de los pasos</w:t>
       </w:r>
     </w:p>
     <w:p>
@@ -1332,7 +2323,7 @@
           <w:color w:val="4A4A49"/>
           <w:sz w:val="22"/>
         </w:rPr>
-        <w:t>GitHub Actions en cinco palabras</w:t>
+        <w:t>YAML mínimo</w:t>
       </w:r>
     </w:p>
     <w:p>
@@ -1345,7 +2336,7 @@
           <w:color w:val="4A4A49"/>
           <w:sz w:val="22"/>
         </w:rPr>
-        <w:t>Los tres bloques de un workflow, y el orden de los pasos</w:t>
+        <w:t>.github/workflows/ci.yml — CI real, no un echo</w:t>
       </w:r>
     </w:p>
     <w:p>
@@ -1358,7 +2349,7 @@
           <w:color w:val="4A4A49"/>
           <w:sz w:val="22"/>
         </w:rPr>
-        <w:t>Monitorear y observar: la segunda mitad cambia de lado (1/2)</w:t>
+        <w:t>Monitorear y observar: la segunda mitad cambia de lado</w:t>
       </w:r>
     </w:p>
     <w:p>
@@ -1371,7 +2362,7 @@
           <w:color w:val="4A4A49"/>
           <w:sz w:val="22"/>
         </w:rPr>
-        <w:t>Monitorear y observar: la segunda mitad cambia de lado (2/2)</w:t>
+        <w:t>Las cuatro senales de oro, con definicion operativa</w:t>
       </w:r>
     </w:p>
     <w:p>
@@ -1384,7 +2375,7 @@
           <w:color w:val="4A4A49"/>
           <w:sz w:val="22"/>
         </w:rPr>
-        <w:t>Las cuatro senales de oro, con definicion operativa (1/2)</w:t>
+        <w:t>Monitoreo y optimización</w:t>
       </w:r>
     </w:p>
     <w:p>
@@ -1397,7 +2388,7 @@
           <w:color w:val="4A4A49"/>
           <w:sz w:val="22"/>
         </w:rPr>
-        <w:t>Las cuatro senales de oro, con definicion operativa (2/2)</w:t>
+        <w:t>La tabla de senales, con sus tres columnas</w:t>
       </w:r>
     </w:p>
     <w:p>
@@ -1410,7 +2401,7 @@
           <w:color w:val="4A4A49"/>
           <w:sz w:val="22"/>
         </w:rPr>
-        <w:t>La tabla de senales, con sus tres columnas (1/2)</w:t>
+        <w:t>El pipeline del stub de CloudLite, paso por paso</w:t>
       </w:r>
     </w:p>
     <w:p>
@@ -1423,7 +2414,7 @@
           <w:color w:val="4A4A49"/>
           <w:sz w:val="22"/>
         </w:rPr>
-        <w:t>La tabla de senales, con sus tres columnas (2/2)</w:t>
+        <w:t>La condicion de fallo: la pregunta que separa un CI de una decoracion verde</w:t>
       </w:r>
     </w:p>
     <w:p>
@@ -1436,7 +2427,7 @@
           <w:color w:val="4A4A49"/>
           <w:sz w:val="22"/>
         </w:rPr>
-        <w:t>El pipeline del stub de CloudLite, paso por paso (1/2)</w:t>
+        <w:t>Donde se ejecuta de verdad la politica de secretos de la Clase 6</w:t>
       </w:r>
     </w:p>
     <w:p>
@@ -1449,85 +2440,7 @@
           <w:color w:val="4A4A49"/>
           <w:sz w:val="22"/>
         </w:rPr>
-        <w:t>El pipeline del stub de CloudLite, paso por paso (2/2)</w:t>
-      </w:r>
-    </w:p>
-    <w:p>
-      <w:pPr>
-        <w:pStyle w:val="ListNumber"/>
-      </w:pPr>
-      <w:r>
-        <w:rPr>
-          <w:b w:val="0"/>
-          <w:color w:val="4A4A49"/>
-          <w:sz w:val="22"/>
-        </w:rPr>
-        <w:t>La condicion de fallo: la pregunta que separa un CI de una decoracion verde</w:t>
-      </w:r>
-    </w:p>
-    <w:p>
-      <w:pPr>
-        <w:pStyle w:val="ListNumber"/>
-      </w:pPr>
-      <w:r>
-        <w:rPr>
-          <w:b w:val="0"/>
-          <w:color w:val="4A4A49"/>
-          <w:sz w:val="22"/>
-        </w:rPr>
-        <w:t>Donde se ejecuta de verdad la politica de secretos de la Clase 6</w:t>
-      </w:r>
-    </w:p>
-    <w:p>
-      <w:pPr>
-        <w:pStyle w:val="ListNumber"/>
-      </w:pPr>
-      <w:r>
-        <w:rPr>
-          <w:b w:val="0"/>
-          <w:color w:val="4A4A49"/>
-          <w:sz w:val="22"/>
-        </w:rPr>
-        <w:t>Preguntas frecuentes del grupo</w:t>
-      </w:r>
-    </w:p>
-    <w:p>
-      <w:pPr>
-        <w:pStyle w:val="ListNumber"/>
-      </w:pPr>
-      <w:r>
-        <w:rPr>
-          <w:b w:val="0"/>
-          <w:color w:val="4A4A49"/>
-          <w:sz w:val="22"/>
-        </w:rPr>
-        <w:t>El workflow de CI: el archivo completo</w:t>
-      </w:r>
-    </w:p>
-    <w:p>
-      <w:pPr>
-        <w:pStyle w:val="ListNumber"/>
-      </w:pPr>
-      <w:r>
-        <w:rPr>
-          <w:b w:val="0"/>
-          <w:color w:val="4A4A49"/>
-          <w:sz w:val="22"/>
-        </w:rPr>
         <w:t>Secretos en el workflow, y hasta donde llega el pipeline</w:t>
-      </w:r>
-    </w:p>
-    <w:p>
-      <w:pPr>
-        <w:pStyle w:val="ListNumber"/>
-      </w:pPr>
-      <w:r>
-        <w:rPr>
-          <w:b w:val="0"/>
-          <w:color w:val="4A4A49"/>
-          <w:sz w:val="22"/>
-        </w:rPr>
-        <w:t>.github/workflows/ci.yml — CI real, no un echo</w:t>
       </w:r>
     </w:p>
     <w:p>
@@ -1645,7 +2558,7 @@
           <w:color w:val="1A1C1D"/>
           <w:sz w:val="32"/>
         </w:rPr>
-        <w:t>10–40 · Teoría Core (al servicio del taller) · desde [Slide 4]</w:t>
+        <w:t>10–40 · Teoría Core (al servicio del taller) · desde [Slide 6]</w:t>
       </w:r>
     </w:p>
     <w:p>
@@ -1676,7 +2589,7 @@
           <w:color w:val="4A4A49"/>
           <w:sz w:val="22"/>
         </w:rPr>
-        <w:t xml:space="preserve"> · [Slide 4]</w:t>
+        <w:t xml:space="preserve"> · [Slide 6]</w:t>
       </w:r>
     </w:p>
     <w:p>
@@ -1697,7 +2610,7 @@
           <w:color w:val="4A4A49"/>
           <w:sz w:val="22"/>
         </w:rPr>
-        <w:t xml:space="preserve"> · [Slide 5]</w:t>
+        <w:t xml:space="preserve"> · [Slide 9]</w:t>
       </w:r>
     </w:p>
     <w:p>
@@ -1718,7 +2631,7 @@
           <w:color w:val="4A4A49"/>
           <w:sz w:val="22"/>
         </w:rPr>
-        <w:t xml:space="preserve"> · [Slide 6]</w:t>
+        <w:t xml:space="preserve"> · [Slide 13]</w:t>
       </w:r>
     </w:p>
     <w:p>
@@ -1799,7 +2712,7 @@
           <w:color w:val="1A1C1D"/>
           <w:sz w:val="32"/>
         </w:rPr>
-        <w:t>40–55 · Demo en vivo · [Slide 24]</w:t>
+        <w:t>40–55 · Demo en vivo · [Slide 10]</w:t>
       </w:r>
     </w:p>
     <w:p>
@@ -2315,7 +3228,7 @@
           <w:color w:val="1A1C1D"/>
           <w:sz w:val="32"/>
         </w:rPr>
-        <w:t>115–120 · Cierre · [Slide 25]</w:t>
+        <w:t>115–120 · Cierre · [Slide 19]</w:t>
       </w:r>
     </w:p>
     <w:p>

--- a/Arquitectura de Sistemas Computacionales/Kit docente/Clase 8/Guion Docente Clase 8 - Monitoreo optimizacion y CI-CD.docx
+++ b/Arquitectura de Sistemas Computacionales/Kit docente/Clase 8/Guion Docente Clase 8 - Monitoreo optimizacion y CI-CD.docx
@@ -344,7 +344,7 @@
           <w:color w:val="4A4A49"/>
           <w:sz w:val="22"/>
         </w:rPr>
-        <w:t>Integracion continua, definida operativamente, es esto: cada vez que alguien sube un cambio al repositorio, un servidor automatico toma el codigo en un entorno limpio, lo construye, le corre las pruebas y avisa en minutos si algo se rompio.</w:t>
+        <w:t>Integracion continua, en la practica, es esto: cada vez que alguien sube un cambio al repositorio, un servidor automatico toma el codigo en un entorno limpio, lo construye, le corre las pruebas y avisa en minutos si algo se rompio.</w:t>
       </w:r>
     </w:p>
     <w:p>
@@ -557,7 +557,7 @@
           <w:color w:val="4A4A49"/>
           <w:sz w:val="22"/>
         </w:rPr>
-        <w:t>(No se proyecta) Y hay que anunciar como se califica esa frontera, porque es contraintuitivo para el estudiante que cree que reconocer un limite es admitir una carencia: la pregunta 9 SUMA un punto por ubicar correctamente el propio trabajo y decir que llega hasta «listo para desplegar», y DESCUENTA la mitad de la pregunta a quien afirme haber construido CD.</w:t>
+        <w:t>(No se proyecta) Y hay que anunciar como se califica esa frontera, porque le parece raro al estudiante que cree que reconocer un limite es admitir una carencia: la pregunta 9 SUMA un punto por ubicar correctamente el propio trabajo y decir que llega hasta «listo para desplegar», y DESCUENTA la mitad de la pregunta a quien afirme haber construido CD.</w:t>
       </w:r>
     </w:p>
     <w:p>
@@ -3679,7 +3679,7 @@
           <w:color w:val="4A4A49"/>
           <w:sz w:val="18"/>
         </w:rPr>
-        <w:t>1) Abre Navegador · editor de código del curso (YAML) y repite la demo de este guion.  2) Captura solo la ventana útil, no el escritorio completo.  3) Recorta a ~1200 px de ancho.  4) Guárdala como Kit docente/Clase 8/Capturas/demo-clase08.png.  5) Vuelve a generar el guion y la imagen queda embebida aquí sola. Detalle en Capturas/README.txt.</w:t>
+        <w:t>1) Abre Navegador · editor de código del curso (YAML) y repite la demo de este guion.  2) Captura solo la ventana útil, no el escritorio completo.  3) Recorta a ~1200 px de ancho.  4) Guárdala como Kit docente/Clase 8/Capturas/demo-clase08.png.  5) Vuelve a generar el guion y la imagen queda insertada aquí sola. Detalle en Capturas/README.txt.</w:t>
       </w:r>
     </w:p>
     <w:p>
